--- a/10096255_Day9.docx
+++ b/10096255_Day9.docx
@@ -2568,13 +2568,6 @@
       </w:r>
     </w:p>
     <w:p>
-      <w:r>
-        <w:pict w14:anchorId="4A38C4D8">
-          <v:rect id="_x0000_i1178" style="width:0;height:1.5pt" o:hralign="center" o:hrstd="t" o:hr="t" fillcolor="#a0a0a0" stroked="f"/>
-        </w:pict>
-      </w:r>
-    </w:p>
-    <w:p>
       <w:pPr>
         <w:rPr>
           <w:b/>
@@ -2663,6 +2656,6286 @@
         <w:t>}</w:t>
       </w:r>
     </w:p>
+    <w:p>
+      <w:pPr>
+        <w:rPr>
+          <w:b/>
+          <w:bCs/>
+        </w:rPr>
+      </w:pPr>
+    </w:p>
+    <w:p>
+      <w:pPr>
+        <w:rPr>
+          <w:b/>
+          <w:bCs/>
+        </w:rPr>
+      </w:pPr>
+      <w:r>
+        <w:rPr>
+          <w:b/>
+          <w:bCs/>
+        </w:rPr>
+        <w:t>Task 21:</w:t>
+      </w:r>
+      <w:r>
+        <w:rPr>
+          <w:b/>
+          <w:bCs/>
+        </w:rPr>
+        <w:br/>
+        <w:t>A different way to create an application using https://start.spring.io/ try it</w:t>
+      </w:r>
+      <w:proofErr w:type="gramStart"/>
+      <w:r>
+        <w:rPr>
+          <w:b/>
+          <w:bCs/>
+        </w:rPr>
+        <w:t xml:space="preserve"> ..</w:t>
+      </w:r>
+      <w:proofErr w:type="gramEnd"/>
+      <w:r>
+        <w:rPr>
+          <w:b/>
+          <w:bCs/>
+        </w:rPr>
+        <w:t xml:space="preserve"> and let me know what is it?</w:t>
+      </w:r>
+    </w:p>
+    <w:p>
+      <w:r>
+        <w:t xml:space="preserve">Spring </w:t>
+      </w:r>
+      <w:proofErr w:type="spellStart"/>
+      <w:r>
+        <w:t>Initializr</w:t>
+      </w:r>
+      <w:proofErr w:type="spellEnd"/>
+      <w:r>
+        <w:t xml:space="preserve"> (https://start.spring.io/) is an online tool used to quickly create a Spring Boot project. It automatically generates the project structure, required dependencies, configuration files, and build files such as Maven or Gradle. This saves time and avoids creating the project manually.</w:t>
+      </w:r>
+    </w:p>
+    <w:p/>
+    <w:p>
+      <w:pPr>
+        <w:pStyle w:val="PlainText"/>
+        <w:rPr>
+          <w:rFonts w:asciiTheme="minorHAnsi" w:hAnsiTheme="minorHAnsi" w:cs="Courier New"/>
+          <w:sz w:val="24"/>
+          <w:szCs w:val="24"/>
+        </w:rPr>
+      </w:pPr>
+      <w:r>
+        <w:rPr>
+          <w:rFonts w:asciiTheme="minorHAnsi" w:hAnsiTheme="minorHAnsi"/>
+          <w:b/>
+          <w:bCs/>
+          <w:sz w:val="24"/>
+          <w:szCs w:val="24"/>
+        </w:rPr>
+        <w:t>Task 23:</w:t>
+      </w:r>
+      <w:r>
+        <w:rPr>
+          <w:rFonts w:asciiTheme="minorHAnsi" w:hAnsiTheme="minorHAnsi"/>
+          <w:b/>
+          <w:bCs/>
+          <w:sz w:val="24"/>
+          <w:szCs w:val="24"/>
+        </w:rPr>
+        <w:br/>
+      </w:r>
+      <w:r>
+        <w:rPr>
+          <w:rFonts w:asciiTheme="minorHAnsi" w:hAnsiTheme="minorHAnsi" w:cs="Courier New"/>
+          <w:b/>
+          <w:bCs/>
+          <w:sz w:val="24"/>
+          <w:szCs w:val="24"/>
+        </w:rPr>
+        <w:t>Annotation</w:t>
+      </w:r>
+      <w:r>
+        <w:rPr>
+          <w:rFonts w:asciiTheme="minorHAnsi" w:hAnsiTheme="minorHAnsi" w:cs="Courier New"/>
+          <w:b/>
+          <w:bCs/>
+          <w:sz w:val="24"/>
+          <w:szCs w:val="24"/>
+        </w:rPr>
+        <w:tab/>
+        <w:t>Purpose</w:t>
+      </w:r>
+    </w:p>
+    <w:p>
+      <w:pPr>
+        <w:pStyle w:val="PlainText"/>
+        <w:rPr>
+          <w:rFonts w:asciiTheme="minorHAnsi" w:hAnsiTheme="minorHAnsi" w:cs="Courier New"/>
+          <w:sz w:val="24"/>
+          <w:szCs w:val="24"/>
+        </w:rPr>
+      </w:pPr>
+      <w:r>
+        <w:rPr>
+          <w:rFonts w:asciiTheme="minorHAnsi" w:hAnsiTheme="minorHAnsi" w:cs="Courier New"/>
+          <w:sz w:val="24"/>
+          <w:szCs w:val="24"/>
+        </w:rPr>
+        <w:t>@Bean</w:t>
+      </w:r>
+      <w:r>
+        <w:rPr>
+          <w:rFonts w:asciiTheme="minorHAnsi" w:hAnsiTheme="minorHAnsi" w:cs="Courier New"/>
+          <w:sz w:val="24"/>
+          <w:szCs w:val="24"/>
+        </w:rPr>
+        <w:tab/>
+        <w:t>Creates and registers a Spring bean.</w:t>
+      </w:r>
+    </w:p>
+    <w:p>
+      <w:pPr>
+        <w:pStyle w:val="PlainText"/>
+        <w:rPr>
+          <w:rFonts w:asciiTheme="minorHAnsi" w:hAnsiTheme="minorHAnsi" w:cs="Courier New"/>
+          <w:sz w:val="24"/>
+          <w:szCs w:val="24"/>
+        </w:rPr>
+      </w:pPr>
+      <w:r>
+        <w:rPr>
+          <w:rFonts w:asciiTheme="minorHAnsi" w:hAnsiTheme="minorHAnsi" w:cs="Courier New"/>
+          <w:sz w:val="24"/>
+          <w:szCs w:val="24"/>
+        </w:rPr>
+        <w:t>@Controller</w:t>
+      </w:r>
+      <w:r>
+        <w:rPr>
+          <w:rFonts w:asciiTheme="minorHAnsi" w:hAnsiTheme="minorHAnsi" w:cs="Courier New"/>
+          <w:sz w:val="24"/>
+          <w:szCs w:val="24"/>
+        </w:rPr>
+        <w:tab/>
+        <w:t>Marks a class as a web controller.</w:t>
+      </w:r>
+    </w:p>
+    <w:p>
+      <w:pPr>
+        <w:pStyle w:val="PlainText"/>
+        <w:rPr>
+          <w:rFonts w:asciiTheme="minorHAnsi" w:hAnsiTheme="minorHAnsi" w:cs="Courier New"/>
+          <w:sz w:val="24"/>
+          <w:szCs w:val="24"/>
+        </w:rPr>
+      </w:pPr>
+      <w:r>
+        <w:rPr>
+          <w:rFonts w:asciiTheme="minorHAnsi" w:hAnsiTheme="minorHAnsi" w:cs="Courier New"/>
+          <w:sz w:val="24"/>
+          <w:szCs w:val="24"/>
+        </w:rPr>
+        <w:t>@Value</w:t>
+      </w:r>
+      <w:r>
+        <w:rPr>
+          <w:rFonts w:asciiTheme="minorHAnsi" w:hAnsiTheme="minorHAnsi" w:cs="Courier New"/>
+          <w:sz w:val="24"/>
+          <w:szCs w:val="24"/>
+        </w:rPr>
+        <w:tab/>
+        <w:t>Injects values into fields or methods.</w:t>
+      </w:r>
+    </w:p>
+    <w:p>
+      <w:pPr>
+        <w:pStyle w:val="PlainText"/>
+        <w:rPr>
+          <w:rFonts w:asciiTheme="minorHAnsi" w:hAnsiTheme="minorHAnsi" w:cs="Courier New"/>
+          <w:sz w:val="24"/>
+          <w:szCs w:val="24"/>
+        </w:rPr>
+      </w:pPr>
+      <w:r>
+        <w:rPr>
+          <w:rFonts w:asciiTheme="minorHAnsi" w:hAnsiTheme="minorHAnsi" w:cs="Courier New"/>
+          <w:sz w:val="24"/>
+          <w:szCs w:val="24"/>
+        </w:rPr>
+        <w:t>@ComponentScan</w:t>
+      </w:r>
+      <w:r>
+        <w:rPr>
+          <w:rFonts w:asciiTheme="minorHAnsi" w:hAnsiTheme="minorHAnsi" w:cs="Courier New"/>
+          <w:sz w:val="24"/>
+          <w:szCs w:val="24"/>
+        </w:rPr>
+        <w:tab/>
+        <w:t>Scans packages for Spring components.</w:t>
+      </w:r>
+    </w:p>
+    <w:p>
+      <w:pPr>
+        <w:pStyle w:val="PlainText"/>
+        <w:rPr>
+          <w:rFonts w:asciiTheme="minorHAnsi" w:hAnsiTheme="minorHAnsi" w:cs="Courier New"/>
+          <w:sz w:val="24"/>
+          <w:szCs w:val="24"/>
+        </w:rPr>
+      </w:pPr>
+      <w:r>
+        <w:rPr>
+          <w:rFonts w:asciiTheme="minorHAnsi" w:hAnsiTheme="minorHAnsi" w:cs="Courier New"/>
+          <w:sz w:val="24"/>
+          <w:szCs w:val="24"/>
+        </w:rPr>
+        <w:t>@Configuration</w:t>
+      </w:r>
+      <w:r>
+        <w:rPr>
+          <w:rFonts w:asciiTheme="minorHAnsi" w:hAnsiTheme="minorHAnsi" w:cs="Courier New"/>
+          <w:sz w:val="24"/>
+          <w:szCs w:val="24"/>
+        </w:rPr>
+        <w:tab/>
+        <w:t>Marks a class as a configuration class.</w:t>
+      </w:r>
+    </w:p>
+    <w:p>
+      <w:pPr>
+        <w:pStyle w:val="PlainText"/>
+        <w:rPr>
+          <w:rFonts w:asciiTheme="minorHAnsi" w:hAnsiTheme="minorHAnsi" w:cs="Courier New"/>
+          <w:sz w:val="24"/>
+          <w:szCs w:val="24"/>
+        </w:rPr>
+      </w:pPr>
+      <w:r>
+        <w:rPr>
+          <w:rFonts w:asciiTheme="minorHAnsi" w:hAnsiTheme="minorHAnsi" w:cs="Courier New"/>
+          <w:sz w:val="24"/>
+          <w:szCs w:val="24"/>
+        </w:rPr>
+        <w:t>@Service</w:t>
+      </w:r>
+      <w:r>
+        <w:rPr>
+          <w:rFonts w:asciiTheme="minorHAnsi" w:hAnsiTheme="minorHAnsi" w:cs="Courier New"/>
+          <w:sz w:val="24"/>
+          <w:szCs w:val="24"/>
+        </w:rPr>
+        <w:tab/>
+        <w:t>Marks a business/service class.</w:t>
+      </w:r>
+    </w:p>
+    <w:p>
+      <w:pPr>
+        <w:pStyle w:val="PlainText"/>
+        <w:rPr>
+          <w:rFonts w:asciiTheme="minorHAnsi" w:hAnsiTheme="minorHAnsi" w:cs="Courier New"/>
+          <w:sz w:val="24"/>
+          <w:szCs w:val="24"/>
+        </w:rPr>
+      </w:pPr>
+      <w:r>
+        <w:rPr>
+          <w:rFonts w:asciiTheme="minorHAnsi" w:hAnsiTheme="minorHAnsi" w:cs="Courier New"/>
+          <w:sz w:val="24"/>
+          <w:szCs w:val="24"/>
+        </w:rPr>
+        <w:t>@Repository</w:t>
+      </w:r>
+      <w:r>
+        <w:rPr>
+          <w:rFonts w:asciiTheme="minorHAnsi" w:hAnsiTheme="minorHAnsi" w:cs="Courier New"/>
+          <w:sz w:val="24"/>
+          <w:szCs w:val="24"/>
+        </w:rPr>
+        <w:tab/>
+        <w:t>Marks a data access (DAO) class.</w:t>
+      </w:r>
+    </w:p>
+    <w:p>
+      <w:pPr>
+        <w:pStyle w:val="PlainText"/>
+        <w:rPr>
+          <w:rFonts w:asciiTheme="minorHAnsi" w:hAnsiTheme="minorHAnsi" w:cs="Courier New"/>
+          <w:sz w:val="24"/>
+          <w:szCs w:val="24"/>
+        </w:rPr>
+      </w:pPr>
+      <w:r>
+        <w:rPr>
+          <w:rFonts w:asciiTheme="minorHAnsi" w:hAnsiTheme="minorHAnsi" w:cs="Courier New"/>
+          <w:sz w:val="24"/>
+          <w:szCs w:val="24"/>
+        </w:rPr>
+        <w:t>@Qualifier</w:t>
+      </w:r>
+      <w:r>
+        <w:rPr>
+          <w:rFonts w:asciiTheme="minorHAnsi" w:hAnsiTheme="minorHAnsi" w:cs="Courier New"/>
+          <w:sz w:val="24"/>
+          <w:szCs w:val="24"/>
+        </w:rPr>
+        <w:tab/>
+        <w:t>Selects a specific bean when multiple beans exist.</w:t>
+      </w:r>
+    </w:p>
+    <w:p>
+      <w:pPr>
+        <w:pStyle w:val="PlainText"/>
+        <w:rPr>
+          <w:rFonts w:asciiTheme="minorHAnsi" w:hAnsiTheme="minorHAnsi" w:cs="Courier New"/>
+          <w:sz w:val="24"/>
+          <w:szCs w:val="24"/>
+        </w:rPr>
+      </w:pPr>
+      <w:r>
+        <w:rPr>
+          <w:rFonts w:asciiTheme="minorHAnsi" w:hAnsiTheme="minorHAnsi" w:cs="Courier New"/>
+          <w:sz w:val="24"/>
+          <w:szCs w:val="24"/>
+        </w:rPr>
+        <w:lastRenderedPageBreak/>
+        <w:t>@Required</w:t>
+      </w:r>
+      <w:r>
+        <w:rPr>
+          <w:rFonts w:asciiTheme="minorHAnsi" w:hAnsiTheme="minorHAnsi" w:cs="Courier New"/>
+          <w:sz w:val="24"/>
+          <w:szCs w:val="24"/>
+        </w:rPr>
+        <w:tab/>
+        <w:t>Marks a required property (deprecated).</w:t>
+      </w:r>
+    </w:p>
+    <w:p>
+      <w:pPr>
+        <w:pStyle w:val="PlainText"/>
+        <w:rPr>
+          <w:rFonts w:asciiTheme="minorHAnsi" w:hAnsiTheme="minorHAnsi" w:cs="Courier New"/>
+          <w:sz w:val="24"/>
+          <w:szCs w:val="24"/>
+        </w:rPr>
+      </w:pPr>
+      <w:r>
+        <w:rPr>
+          <w:rFonts w:asciiTheme="minorHAnsi" w:hAnsiTheme="minorHAnsi" w:cs="Courier New"/>
+          <w:sz w:val="24"/>
+          <w:szCs w:val="24"/>
+        </w:rPr>
+        <w:t>@Component</w:t>
+      </w:r>
+      <w:r>
+        <w:rPr>
+          <w:rFonts w:asciiTheme="minorHAnsi" w:hAnsiTheme="minorHAnsi" w:cs="Courier New"/>
+          <w:sz w:val="24"/>
+          <w:szCs w:val="24"/>
+        </w:rPr>
+        <w:tab/>
+        <w:t>Marks a class as a Spring-managed component.</w:t>
+      </w:r>
+    </w:p>
+    <w:p>
+      <w:pPr>
+        <w:pStyle w:val="PlainText"/>
+        <w:rPr>
+          <w:rFonts w:asciiTheme="minorHAnsi" w:hAnsiTheme="minorHAnsi" w:cs="Courier New"/>
+          <w:sz w:val="24"/>
+          <w:szCs w:val="24"/>
+        </w:rPr>
+      </w:pPr>
+      <w:r>
+        <w:rPr>
+          <w:rFonts w:asciiTheme="minorHAnsi" w:hAnsiTheme="minorHAnsi" w:cs="Courier New"/>
+          <w:sz w:val="24"/>
+          <w:szCs w:val="24"/>
+        </w:rPr>
+        <w:t>@Autowired</w:t>
+      </w:r>
+      <w:r>
+        <w:rPr>
+          <w:rFonts w:asciiTheme="minorHAnsi" w:hAnsiTheme="minorHAnsi" w:cs="Courier New"/>
+          <w:sz w:val="24"/>
+          <w:szCs w:val="24"/>
+        </w:rPr>
+        <w:tab/>
+        <w:t>Automatically injects dependencies.</w:t>
+      </w:r>
+    </w:p>
+    <w:p>
+      <w:pPr>
+        <w:pStyle w:val="PlainText"/>
+        <w:rPr>
+          <w:rFonts w:asciiTheme="minorHAnsi" w:hAnsiTheme="minorHAnsi" w:cs="Courier New"/>
+          <w:sz w:val="24"/>
+          <w:szCs w:val="24"/>
+        </w:rPr>
+      </w:pPr>
+      <w:r>
+        <w:rPr>
+          <w:rFonts w:asciiTheme="minorHAnsi" w:hAnsiTheme="minorHAnsi" w:cs="Courier New"/>
+          <w:sz w:val="24"/>
+          <w:szCs w:val="24"/>
+        </w:rPr>
+        <w:t>@Scope</w:t>
+      </w:r>
+      <w:r>
+        <w:rPr>
+          <w:rFonts w:asciiTheme="minorHAnsi" w:hAnsiTheme="minorHAnsi" w:cs="Courier New"/>
+          <w:sz w:val="24"/>
+          <w:szCs w:val="24"/>
+        </w:rPr>
+        <w:tab/>
+        <w:t>Defines the lifecycle and scope of a bean.</w:t>
+      </w:r>
+    </w:p>
+    <w:p>
+      <w:pPr>
+        <w:pStyle w:val="PlainText"/>
+        <w:rPr>
+          <w:rFonts w:asciiTheme="minorHAnsi" w:hAnsiTheme="minorHAnsi" w:cs="Courier New"/>
+          <w:sz w:val="24"/>
+          <w:szCs w:val="24"/>
+        </w:rPr>
+      </w:pPr>
+    </w:p>
+    <w:p>
+      <w:pPr>
+        <w:pStyle w:val="PlainText"/>
+        <w:rPr>
+          <w:rFonts w:asciiTheme="minorHAnsi" w:hAnsiTheme="minorHAnsi" w:cs="Courier New"/>
+          <w:sz w:val="24"/>
+          <w:szCs w:val="24"/>
+        </w:rPr>
+      </w:pPr>
+    </w:p>
+    <w:p>
+      <w:pPr>
+        <w:pStyle w:val="PlainText"/>
+        <w:rPr>
+          <w:rFonts w:asciiTheme="minorHAnsi" w:hAnsiTheme="minorHAnsi" w:cs="Courier New"/>
+          <w:sz w:val="24"/>
+          <w:szCs w:val="24"/>
+        </w:rPr>
+      </w:pPr>
+      <w:r>
+        <w:rPr>
+          <w:rFonts w:asciiTheme="minorHAnsi" w:hAnsiTheme="minorHAnsi" w:cs="Courier New"/>
+          <w:b/>
+          <w:bCs/>
+          <w:sz w:val="24"/>
+          <w:szCs w:val="24"/>
+        </w:rPr>
+        <w:t>Task 24:</w:t>
+      </w:r>
+      <w:r>
+        <w:rPr>
+          <w:rFonts w:asciiTheme="minorHAnsi" w:hAnsiTheme="minorHAnsi" w:cs="Courier New"/>
+          <w:b/>
+          <w:bCs/>
+          <w:sz w:val="24"/>
+          <w:szCs w:val="24"/>
+        </w:rPr>
+        <w:br/>
+      </w:r>
+      <w:r>
+        <w:rPr>
+          <w:rFonts w:asciiTheme="minorHAnsi" w:hAnsiTheme="minorHAnsi" w:cs="Courier New"/>
+          <w:b/>
+          <w:bCs/>
+          <w:sz w:val="24"/>
+          <w:szCs w:val="24"/>
+        </w:rPr>
+        <w:t xml:space="preserve">What are the features of </w:t>
+      </w:r>
+      <w:proofErr w:type="spellStart"/>
+      <w:r>
+        <w:rPr>
+          <w:rFonts w:asciiTheme="minorHAnsi" w:hAnsiTheme="minorHAnsi" w:cs="Courier New"/>
+          <w:b/>
+          <w:bCs/>
+          <w:sz w:val="24"/>
+          <w:szCs w:val="24"/>
+        </w:rPr>
+        <w:t>springboot</w:t>
+      </w:r>
+      <w:proofErr w:type="spellEnd"/>
+      <w:r>
+        <w:rPr>
+          <w:rFonts w:asciiTheme="minorHAnsi" w:hAnsiTheme="minorHAnsi" w:cs="Courier New"/>
+          <w:sz w:val="24"/>
+          <w:szCs w:val="24"/>
+        </w:rPr>
+        <w:t>?</w:t>
+      </w:r>
+    </w:p>
+    <w:p>
+      <w:pPr>
+        <w:pStyle w:val="PlainText"/>
+        <w:rPr>
+          <w:rFonts w:asciiTheme="minorHAnsi" w:hAnsiTheme="minorHAnsi" w:cs="Courier New"/>
+          <w:sz w:val="24"/>
+          <w:szCs w:val="24"/>
+        </w:rPr>
+      </w:pPr>
+    </w:p>
+    <w:p>
+      <w:pPr>
+        <w:pStyle w:val="PlainText"/>
+        <w:rPr>
+          <w:rFonts w:asciiTheme="minorHAnsi" w:hAnsiTheme="minorHAnsi" w:cs="Courier New"/>
+          <w:sz w:val="24"/>
+          <w:szCs w:val="24"/>
+        </w:rPr>
+      </w:pPr>
+      <w:r>
+        <w:rPr>
+          <w:rFonts w:asciiTheme="minorHAnsi" w:hAnsiTheme="minorHAnsi" w:cs="Courier New"/>
+          <w:sz w:val="24"/>
+          <w:szCs w:val="24"/>
+        </w:rPr>
+        <w:t>Spring Boot provides many features that make Java application development faster and easier.</w:t>
+      </w:r>
+    </w:p>
+    <w:p>
+      <w:pPr>
+        <w:pStyle w:val="PlainText"/>
+        <w:rPr>
+          <w:rFonts w:asciiTheme="minorHAnsi" w:hAnsiTheme="minorHAnsi" w:cs="Courier New"/>
+          <w:sz w:val="24"/>
+          <w:szCs w:val="24"/>
+        </w:rPr>
+      </w:pPr>
+    </w:p>
+    <w:p>
+      <w:pPr>
+        <w:pStyle w:val="PlainText"/>
+        <w:rPr>
+          <w:rFonts w:asciiTheme="minorHAnsi" w:hAnsiTheme="minorHAnsi" w:cs="Courier New"/>
+          <w:sz w:val="24"/>
+          <w:szCs w:val="24"/>
+        </w:rPr>
+      </w:pPr>
+      <w:r>
+        <w:rPr>
+          <w:rFonts w:asciiTheme="minorHAnsi" w:hAnsiTheme="minorHAnsi" w:cs="Courier New"/>
+          <w:sz w:val="24"/>
+          <w:szCs w:val="24"/>
+        </w:rPr>
+        <w:t>1. Auto Configuration</w:t>
+      </w:r>
+    </w:p>
+    <w:p>
+      <w:pPr>
+        <w:pStyle w:val="PlainText"/>
+        <w:rPr>
+          <w:rFonts w:asciiTheme="minorHAnsi" w:hAnsiTheme="minorHAnsi" w:cs="Courier New"/>
+          <w:sz w:val="24"/>
+          <w:szCs w:val="24"/>
+        </w:rPr>
+      </w:pPr>
+    </w:p>
+    <w:p>
+      <w:pPr>
+        <w:pStyle w:val="PlainText"/>
+        <w:rPr>
+          <w:rFonts w:asciiTheme="minorHAnsi" w:hAnsiTheme="minorHAnsi" w:cs="Courier New"/>
+          <w:sz w:val="24"/>
+          <w:szCs w:val="24"/>
+        </w:rPr>
+      </w:pPr>
+      <w:r>
+        <w:rPr>
+          <w:rFonts w:asciiTheme="minorHAnsi" w:hAnsiTheme="minorHAnsi" w:cs="Courier New"/>
+          <w:sz w:val="24"/>
+          <w:szCs w:val="24"/>
+        </w:rPr>
+        <w:t>Spring Boot automatically configures the application based on the dependencies added.</w:t>
+      </w:r>
+    </w:p>
+    <w:p>
+      <w:pPr>
+        <w:pStyle w:val="PlainText"/>
+        <w:rPr>
+          <w:rFonts w:asciiTheme="minorHAnsi" w:hAnsiTheme="minorHAnsi" w:cs="Courier New"/>
+          <w:sz w:val="24"/>
+          <w:szCs w:val="24"/>
+        </w:rPr>
+      </w:pPr>
+    </w:p>
+    <w:p>
+      <w:pPr>
+        <w:pStyle w:val="PlainText"/>
+        <w:rPr>
+          <w:rFonts w:asciiTheme="minorHAnsi" w:hAnsiTheme="minorHAnsi" w:cs="Courier New"/>
+          <w:sz w:val="24"/>
+          <w:szCs w:val="24"/>
+        </w:rPr>
+      </w:pPr>
+      <w:r>
+        <w:rPr>
+          <w:rFonts w:asciiTheme="minorHAnsi" w:hAnsiTheme="minorHAnsi" w:cs="Courier New"/>
+          <w:sz w:val="24"/>
+          <w:szCs w:val="24"/>
+        </w:rPr>
+        <w:t>2. Embedded Server</w:t>
+      </w:r>
+    </w:p>
+    <w:p>
+      <w:pPr>
+        <w:pStyle w:val="PlainText"/>
+        <w:rPr>
+          <w:rFonts w:asciiTheme="minorHAnsi" w:hAnsiTheme="minorHAnsi" w:cs="Courier New"/>
+          <w:sz w:val="24"/>
+          <w:szCs w:val="24"/>
+        </w:rPr>
+      </w:pPr>
+    </w:p>
+    <w:p>
+      <w:pPr>
+        <w:pStyle w:val="PlainText"/>
+        <w:rPr>
+          <w:rFonts w:asciiTheme="minorHAnsi" w:hAnsiTheme="minorHAnsi" w:cs="Courier New"/>
+          <w:sz w:val="24"/>
+          <w:szCs w:val="24"/>
+        </w:rPr>
+      </w:pPr>
+      <w:r>
+        <w:rPr>
+          <w:rFonts w:asciiTheme="minorHAnsi" w:hAnsiTheme="minorHAnsi" w:cs="Courier New"/>
+          <w:sz w:val="24"/>
+          <w:szCs w:val="24"/>
+        </w:rPr>
+        <w:t>Comes with an embedded Tomcat, Jetty, or Undertow, so no separate server installation is required.</w:t>
+      </w:r>
+    </w:p>
+    <w:p>
+      <w:pPr>
+        <w:pStyle w:val="PlainText"/>
+        <w:rPr>
+          <w:rFonts w:asciiTheme="minorHAnsi" w:hAnsiTheme="minorHAnsi" w:cs="Courier New"/>
+          <w:sz w:val="24"/>
+          <w:szCs w:val="24"/>
+        </w:rPr>
+      </w:pPr>
+    </w:p>
+    <w:p>
+      <w:pPr>
+        <w:pStyle w:val="PlainText"/>
+        <w:rPr>
+          <w:rFonts w:asciiTheme="minorHAnsi" w:hAnsiTheme="minorHAnsi" w:cs="Courier New"/>
+          <w:sz w:val="24"/>
+          <w:szCs w:val="24"/>
+        </w:rPr>
+      </w:pPr>
+      <w:r>
+        <w:rPr>
+          <w:rFonts w:asciiTheme="minorHAnsi" w:hAnsiTheme="minorHAnsi" w:cs="Courier New"/>
+          <w:sz w:val="24"/>
+          <w:szCs w:val="24"/>
+        </w:rPr>
+        <w:t>3. Starter Dependencies</w:t>
+      </w:r>
+    </w:p>
+    <w:p>
+      <w:pPr>
+        <w:pStyle w:val="PlainText"/>
+        <w:rPr>
+          <w:rFonts w:asciiTheme="minorHAnsi" w:hAnsiTheme="minorHAnsi" w:cs="Courier New"/>
+          <w:sz w:val="24"/>
+          <w:szCs w:val="24"/>
+        </w:rPr>
+      </w:pPr>
+    </w:p>
+    <w:p>
+      <w:pPr>
+        <w:pStyle w:val="PlainText"/>
+        <w:rPr>
+          <w:rFonts w:asciiTheme="minorHAnsi" w:hAnsiTheme="minorHAnsi" w:cs="Courier New"/>
+          <w:sz w:val="24"/>
+          <w:szCs w:val="24"/>
+        </w:rPr>
+      </w:pPr>
+      <w:r>
+        <w:rPr>
+          <w:rFonts w:asciiTheme="minorHAnsi" w:hAnsiTheme="minorHAnsi" w:cs="Courier New"/>
+          <w:sz w:val="24"/>
+          <w:szCs w:val="24"/>
+        </w:rPr>
+        <w:t>Provides ready-made dependency packages (Starters) to reduce configuration.</w:t>
+      </w:r>
+    </w:p>
+    <w:p>
+      <w:pPr>
+        <w:pStyle w:val="PlainText"/>
+        <w:rPr>
+          <w:rFonts w:asciiTheme="minorHAnsi" w:hAnsiTheme="minorHAnsi" w:cs="Courier New"/>
+          <w:sz w:val="24"/>
+          <w:szCs w:val="24"/>
+        </w:rPr>
+      </w:pPr>
+    </w:p>
+    <w:p>
+      <w:pPr>
+        <w:pStyle w:val="PlainText"/>
+        <w:rPr>
+          <w:rFonts w:asciiTheme="minorHAnsi" w:hAnsiTheme="minorHAnsi" w:cs="Courier New"/>
+          <w:sz w:val="24"/>
+          <w:szCs w:val="24"/>
+        </w:rPr>
+      </w:pPr>
+      <w:r>
+        <w:rPr>
+          <w:rFonts w:asciiTheme="minorHAnsi" w:hAnsiTheme="minorHAnsi" w:cs="Courier New"/>
+          <w:sz w:val="24"/>
+          <w:szCs w:val="24"/>
+        </w:rPr>
+        <w:t>4. Spring Boot CLI</w:t>
+      </w:r>
+    </w:p>
+    <w:p>
+      <w:pPr>
+        <w:pStyle w:val="PlainText"/>
+        <w:rPr>
+          <w:rFonts w:asciiTheme="minorHAnsi" w:hAnsiTheme="minorHAnsi" w:cs="Courier New"/>
+          <w:sz w:val="24"/>
+          <w:szCs w:val="24"/>
+        </w:rPr>
+      </w:pPr>
+    </w:p>
+    <w:p>
+      <w:pPr>
+        <w:pStyle w:val="PlainText"/>
+        <w:rPr>
+          <w:rFonts w:asciiTheme="minorHAnsi" w:hAnsiTheme="minorHAnsi" w:cs="Courier New"/>
+          <w:sz w:val="24"/>
+          <w:szCs w:val="24"/>
+        </w:rPr>
+      </w:pPr>
+      <w:r>
+        <w:rPr>
+          <w:rFonts w:asciiTheme="minorHAnsi" w:hAnsiTheme="minorHAnsi" w:cs="Courier New"/>
+          <w:sz w:val="24"/>
+          <w:szCs w:val="24"/>
+        </w:rPr>
+        <w:t>Allows you to run Spring Boot applications from the command line.</w:t>
+      </w:r>
+    </w:p>
+    <w:p>
+      <w:pPr>
+        <w:pStyle w:val="PlainText"/>
+        <w:rPr>
+          <w:rFonts w:asciiTheme="minorHAnsi" w:hAnsiTheme="minorHAnsi" w:cs="Courier New"/>
+          <w:sz w:val="24"/>
+          <w:szCs w:val="24"/>
+        </w:rPr>
+      </w:pPr>
+    </w:p>
+    <w:p>
+      <w:pPr>
+        <w:pStyle w:val="PlainText"/>
+        <w:rPr>
+          <w:rFonts w:asciiTheme="minorHAnsi" w:hAnsiTheme="minorHAnsi" w:cs="Courier New"/>
+          <w:sz w:val="24"/>
+          <w:szCs w:val="24"/>
+        </w:rPr>
+      </w:pPr>
+      <w:r>
+        <w:rPr>
+          <w:rFonts w:asciiTheme="minorHAnsi" w:hAnsiTheme="minorHAnsi" w:cs="Courier New"/>
+          <w:sz w:val="24"/>
+          <w:szCs w:val="24"/>
+        </w:rPr>
+        <w:t>5. Production Ready Features</w:t>
+      </w:r>
+    </w:p>
+    <w:p>
+      <w:pPr>
+        <w:pStyle w:val="PlainText"/>
+        <w:rPr>
+          <w:rFonts w:asciiTheme="minorHAnsi" w:hAnsiTheme="minorHAnsi" w:cs="Courier New"/>
+          <w:sz w:val="24"/>
+          <w:szCs w:val="24"/>
+        </w:rPr>
+      </w:pPr>
+    </w:p>
+    <w:p>
+      <w:pPr>
+        <w:pStyle w:val="PlainText"/>
+        <w:rPr>
+          <w:rFonts w:asciiTheme="minorHAnsi" w:hAnsiTheme="minorHAnsi" w:cs="Courier New"/>
+          <w:sz w:val="24"/>
+          <w:szCs w:val="24"/>
+        </w:rPr>
+      </w:pPr>
+      <w:r>
+        <w:rPr>
+          <w:rFonts w:asciiTheme="minorHAnsi" w:hAnsiTheme="minorHAnsi" w:cs="Courier New"/>
+          <w:sz w:val="24"/>
+          <w:szCs w:val="24"/>
+        </w:rPr>
+        <w:t>Provides monitoring, health checks, metrics, and application management using Spring Boot Actuator.</w:t>
+      </w:r>
+    </w:p>
+    <w:p>
+      <w:pPr>
+        <w:pStyle w:val="PlainText"/>
+        <w:rPr>
+          <w:rFonts w:asciiTheme="minorHAnsi" w:hAnsiTheme="minorHAnsi" w:cs="Courier New"/>
+          <w:sz w:val="24"/>
+          <w:szCs w:val="24"/>
+        </w:rPr>
+      </w:pPr>
+    </w:p>
+    <w:p>
+      <w:pPr>
+        <w:pStyle w:val="PlainText"/>
+        <w:rPr>
+          <w:rFonts w:asciiTheme="minorHAnsi" w:hAnsiTheme="minorHAnsi" w:cs="Courier New"/>
+          <w:sz w:val="24"/>
+          <w:szCs w:val="24"/>
+        </w:rPr>
+      </w:pPr>
+      <w:r>
+        <w:rPr>
+          <w:rFonts w:asciiTheme="minorHAnsi" w:hAnsiTheme="minorHAnsi" w:cs="Courier New"/>
+          <w:sz w:val="24"/>
+          <w:szCs w:val="24"/>
+        </w:rPr>
+        <w:t>6. Minimal Configuration</w:t>
+      </w:r>
+    </w:p>
+    <w:p>
+      <w:pPr>
+        <w:pStyle w:val="PlainText"/>
+        <w:rPr>
+          <w:rFonts w:asciiTheme="minorHAnsi" w:hAnsiTheme="minorHAnsi" w:cs="Courier New"/>
+          <w:sz w:val="24"/>
+          <w:szCs w:val="24"/>
+        </w:rPr>
+      </w:pPr>
+    </w:p>
+    <w:p>
+      <w:pPr>
+        <w:pStyle w:val="PlainText"/>
+        <w:rPr>
+          <w:rFonts w:asciiTheme="minorHAnsi" w:hAnsiTheme="minorHAnsi" w:cs="Courier New"/>
+          <w:sz w:val="24"/>
+          <w:szCs w:val="24"/>
+        </w:rPr>
+      </w:pPr>
+      <w:r>
+        <w:rPr>
+          <w:rFonts w:asciiTheme="minorHAnsi" w:hAnsiTheme="minorHAnsi" w:cs="Courier New"/>
+          <w:sz w:val="24"/>
+          <w:szCs w:val="24"/>
+        </w:rPr>
+        <w:t>Reduces XML configuration by using annotations and sensible defaults.</w:t>
+      </w:r>
+    </w:p>
+    <w:p>
+      <w:pPr>
+        <w:pStyle w:val="PlainText"/>
+        <w:rPr>
+          <w:rFonts w:asciiTheme="minorHAnsi" w:hAnsiTheme="minorHAnsi" w:cs="Courier New"/>
+          <w:sz w:val="24"/>
+          <w:szCs w:val="24"/>
+        </w:rPr>
+      </w:pPr>
+    </w:p>
+    <w:p>
+      <w:pPr>
+        <w:pStyle w:val="PlainText"/>
+        <w:rPr>
+          <w:rFonts w:asciiTheme="minorHAnsi" w:hAnsiTheme="minorHAnsi" w:cs="Courier New"/>
+          <w:sz w:val="24"/>
+          <w:szCs w:val="24"/>
+        </w:rPr>
+      </w:pPr>
+      <w:r>
+        <w:rPr>
+          <w:rFonts w:asciiTheme="minorHAnsi" w:hAnsiTheme="minorHAnsi" w:cs="Courier New"/>
+          <w:sz w:val="24"/>
+          <w:szCs w:val="24"/>
+        </w:rPr>
+        <w:t>7. Rapid Development</w:t>
+      </w:r>
+    </w:p>
+    <w:p>
+      <w:pPr>
+        <w:pStyle w:val="PlainText"/>
+        <w:rPr>
+          <w:rFonts w:asciiTheme="minorHAnsi" w:hAnsiTheme="minorHAnsi" w:cs="Courier New"/>
+          <w:sz w:val="24"/>
+          <w:szCs w:val="24"/>
+        </w:rPr>
+      </w:pPr>
+    </w:p>
+    <w:p>
+      <w:pPr>
+        <w:pStyle w:val="PlainText"/>
+        <w:rPr>
+          <w:rFonts w:asciiTheme="minorHAnsi" w:hAnsiTheme="minorHAnsi" w:cs="Courier New"/>
+          <w:sz w:val="24"/>
+          <w:szCs w:val="24"/>
+        </w:rPr>
+      </w:pPr>
+      <w:r>
+        <w:rPr>
+          <w:rFonts w:asciiTheme="minorHAnsi" w:hAnsiTheme="minorHAnsi" w:cs="Courier New"/>
+          <w:sz w:val="24"/>
+          <w:szCs w:val="24"/>
+        </w:rPr>
+        <w:t>Helps developers build applications quickly with less boilerplate code.</w:t>
+      </w:r>
+    </w:p>
+    <w:p>
+      <w:pPr>
+        <w:pStyle w:val="PlainText"/>
+        <w:rPr>
+          <w:rFonts w:asciiTheme="minorHAnsi" w:hAnsiTheme="minorHAnsi" w:cs="Courier New"/>
+          <w:sz w:val="24"/>
+          <w:szCs w:val="24"/>
+        </w:rPr>
+      </w:pPr>
+    </w:p>
+    <w:p>
+      <w:pPr>
+        <w:pStyle w:val="PlainText"/>
+        <w:rPr>
+          <w:rFonts w:asciiTheme="minorHAnsi" w:hAnsiTheme="minorHAnsi" w:cs="Courier New"/>
+          <w:sz w:val="24"/>
+          <w:szCs w:val="24"/>
+        </w:rPr>
+      </w:pPr>
+    </w:p>
+    <w:p>
+      <w:pPr>
+        <w:pStyle w:val="PlainText"/>
+        <w:rPr>
+          <w:rFonts w:asciiTheme="minorHAnsi" w:hAnsiTheme="minorHAnsi" w:cs="Courier New"/>
+          <w:sz w:val="24"/>
+          <w:szCs w:val="24"/>
+        </w:rPr>
+      </w:pPr>
+      <w:r>
+        <w:rPr>
+          <w:rFonts w:asciiTheme="minorHAnsi" w:hAnsiTheme="minorHAnsi" w:cs="Courier New"/>
+          <w:sz w:val="24"/>
+          <w:szCs w:val="24"/>
+        </w:rPr>
+        <w:t>Task 25:</w:t>
+      </w:r>
+    </w:p>
+    <w:p>
+      <w:pPr>
+        <w:pStyle w:val="PlainText"/>
+        <w:rPr>
+          <w:rFonts w:asciiTheme="minorHAnsi" w:hAnsiTheme="minorHAnsi" w:cs="Courier New"/>
+          <w:sz w:val="24"/>
+          <w:szCs w:val="24"/>
+        </w:rPr>
+      </w:pPr>
+      <w:r>
+        <w:rPr>
+          <w:rFonts w:asciiTheme="minorHAnsi" w:hAnsiTheme="minorHAnsi" w:cs="Courier New"/>
+          <w:sz w:val="24"/>
+          <w:szCs w:val="24"/>
+        </w:rPr>
+        <w:t>What are the advantages of Spring boot?</w:t>
+      </w:r>
+    </w:p>
+    <w:p>
+      <w:pPr>
+        <w:pStyle w:val="PlainText"/>
+        <w:rPr>
+          <w:rFonts w:asciiTheme="minorHAnsi" w:hAnsiTheme="minorHAnsi" w:cs="Courier New"/>
+          <w:sz w:val="24"/>
+          <w:szCs w:val="24"/>
+        </w:rPr>
+      </w:pPr>
+      <w:r>
+        <w:rPr>
+          <w:rFonts w:asciiTheme="minorHAnsi" w:hAnsiTheme="minorHAnsi" w:cs="Courier New"/>
+          <w:sz w:val="24"/>
+          <w:szCs w:val="24"/>
+        </w:rPr>
+        <w:t>Advantages</w:t>
+      </w:r>
+    </w:p>
+    <w:p>
+      <w:pPr>
+        <w:pStyle w:val="PlainText"/>
+        <w:rPr>
+          <w:rFonts w:asciiTheme="minorHAnsi" w:hAnsiTheme="minorHAnsi" w:cs="Courier New"/>
+          <w:sz w:val="24"/>
+          <w:szCs w:val="24"/>
+        </w:rPr>
+      </w:pPr>
+      <w:r>
+        <w:rPr>
+          <w:rFonts w:asciiTheme="minorHAnsi" w:hAnsiTheme="minorHAnsi" w:cs="Courier New"/>
+          <w:sz w:val="24"/>
+          <w:szCs w:val="24"/>
+        </w:rPr>
+        <w:lastRenderedPageBreak/>
+        <w:t>Easy to learn and use.</w:t>
+      </w:r>
+    </w:p>
+    <w:p>
+      <w:pPr>
+        <w:pStyle w:val="PlainText"/>
+        <w:rPr>
+          <w:rFonts w:asciiTheme="minorHAnsi" w:hAnsiTheme="minorHAnsi" w:cs="Courier New"/>
+          <w:sz w:val="24"/>
+          <w:szCs w:val="24"/>
+        </w:rPr>
+      </w:pPr>
+      <w:r>
+        <w:rPr>
+          <w:rFonts w:asciiTheme="minorHAnsi" w:hAnsiTheme="minorHAnsi" w:cs="Courier New"/>
+          <w:sz w:val="24"/>
+          <w:szCs w:val="24"/>
+        </w:rPr>
+        <w:t>Reduces boilerplate code.</w:t>
+      </w:r>
+    </w:p>
+    <w:p>
+      <w:pPr>
+        <w:pStyle w:val="PlainText"/>
+        <w:rPr>
+          <w:rFonts w:asciiTheme="minorHAnsi" w:hAnsiTheme="minorHAnsi" w:cs="Courier New"/>
+          <w:sz w:val="24"/>
+          <w:szCs w:val="24"/>
+        </w:rPr>
+      </w:pPr>
+      <w:r>
+        <w:rPr>
+          <w:rFonts w:asciiTheme="minorHAnsi" w:hAnsiTheme="minorHAnsi" w:cs="Courier New"/>
+          <w:sz w:val="24"/>
+          <w:szCs w:val="24"/>
+        </w:rPr>
+        <w:t>Embedded Tomcat (no separate installation).</w:t>
+      </w:r>
+    </w:p>
+    <w:p>
+      <w:pPr>
+        <w:pStyle w:val="PlainText"/>
+        <w:rPr>
+          <w:rFonts w:asciiTheme="minorHAnsi" w:hAnsiTheme="minorHAnsi" w:cs="Courier New"/>
+          <w:sz w:val="24"/>
+          <w:szCs w:val="24"/>
+        </w:rPr>
+      </w:pPr>
+      <w:r>
+        <w:rPr>
+          <w:rFonts w:asciiTheme="minorHAnsi" w:hAnsiTheme="minorHAnsi" w:cs="Courier New"/>
+          <w:sz w:val="24"/>
+          <w:szCs w:val="24"/>
+        </w:rPr>
+        <w:t>Auto Configuration saves development time.</w:t>
+      </w:r>
+    </w:p>
+    <w:p>
+      <w:pPr>
+        <w:pStyle w:val="PlainText"/>
+        <w:rPr>
+          <w:rFonts w:asciiTheme="minorHAnsi" w:hAnsiTheme="minorHAnsi" w:cs="Courier New"/>
+          <w:sz w:val="24"/>
+          <w:szCs w:val="24"/>
+        </w:rPr>
+      </w:pPr>
+      <w:r>
+        <w:rPr>
+          <w:rFonts w:asciiTheme="minorHAnsi" w:hAnsiTheme="minorHAnsi" w:cs="Courier New"/>
+          <w:sz w:val="24"/>
+          <w:szCs w:val="24"/>
+        </w:rPr>
+        <w:t>Easy Dependency Management using Starter dependencies.</w:t>
+      </w:r>
+    </w:p>
+    <w:p>
+      <w:pPr>
+        <w:pStyle w:val="PlainText"/>
+        <w:rPr>
+          <w:rFonts w:asciiTheme="minorHAnsi" w:hAnsiTheme="minorHAnsi" w:cs="Courier New"/>
+          <w:sz w:val="24"/>
+          <w:szCs w:val="24"/>
+        </w:rPr>
+      </w:pPr>
+      <w:r>
+        <w:rPr>
+          <w:rFonts w:asciiTheme="minorHAnsi" w:hAnsiTheme="minorHAnsi" w:cs="Courier New"/>
+          <w:sz w:val="24"/>
+          <w:szCs w:val="24"/>
+        </w:rPr>
+        <w:t>Faster application development.</w:t>
+      </w:r>
+    </w:p>
+    <w:p>
+      <w:pPr>
+        <w:pStyle w:val="PlainText"/>
+        <w:rPr>
+          <w:rFonts w:asciiTheme="minorHAnsi" w:hAnsiTheme="minorHAnsi" w:cs="Courier New"/>
+          <w:sz w:val="24"/>
+          <w:szCs w:val="24"/>
+        </w:rPr>
+      </w:pPr>
+      <w:r>
+        <w:rPr>
+          <w:rFonts w:asciiTheme="minorHAnsi" w:hAnsiTheme="minorHAnsi" w:cs="Courier New"/>
+          <w:sz w:val="24"/>
+          <w:szCs w:val="24"/>
+        </w:rPr>
+        <w:t>Easy to create REST APIs.</w:t>
+      </w:r>
+    </w:p>
+    <w:p>
+      <w:pPr>
+        <w:pStyle w:val="PlainText"/>
+        <w:rPr>
+          <w:rFonts w:asciiTheme="minorHAnsi" w:hAnsiTheme="minorHAnsi" w:cs="Courier New"/>
+          <w:sz w:val="24"/>
+          <w:szCs w:val="24"/>
+        </w:rPr>
+      </w:pPr>
+      <w:r>
+        <w:rPr>
+          <w:rFonts w:asciiTheme="minorHAnsi" w:hAnsiTheme="minorHAnsi" w:cs="Courier New"/>
+          <w:sz w:val="24"/>
+          <w:szCs w:val="24"/>
+        </w:rPr>
+        <w:t>Supports Microservices.</w:t>
+      </w:r>
+    </w:p>
+    <w:p>
+      <w:pPr>
+        <w:pStyle w:val="PlainText"/>
+        <w:rPr>
+          <w:rFonts w:asciiTheme="minorHAnsi" w:hAnsiTheme="minorHAnsi" w:cs="Courier New"/>
+          <w:sz w:val="24"/>
+          <w:szCs w:val="24"/>
+        </w:rPr>
+      </w:pPr>
+      <w:r>
+        <w:rPr>
+          <w:rFonts w:asciiTheme="minorHAnsi" w:hAnsiTheme="minorHAnsi" w:cs="Courier New"/>
+          <w:sz w:val="24"/>
+          <w:szCs w:val="24"/>
+        </w:rPr>
+        <w:t>Production-ready features with Actuator.</w:t>
+      </w:r>
+    </w:p>
+    <w:p>
+      <w:pPr>
+        <w:pStyle w:val="PlainText"/>
+        <w:rPr>
+          <w:rFonts w:asciiTheme="minorHAnsi" w:hAnsiTheme="minorHAnsi" w:cs="Courier New"/>
+          <w:sz w:val="24"/>
+          <w:szCs w:val="24"/>
+        </w:rPr>
+      </w:pPr>
+      <w:r>
+        <w:rPr>
+          <w:rFonts w:asciiTheme="minorHAnsi" w:hAnsiTheme="minorHAnsi" w:cs="Courier New"/>
+          <w:sz w:val="24"/>
+          <w:szCs w:val="24"/>
+        </w:rPr>
+        <w:t>Easy deployment as a JAR file.</w:t>
+      </w:r>
+    </w:p>
+    <w:p>
+      <w:pPr>
+        <w:pStyle w:val="PlainText"/>
+        <w:rPr>
+          <w:rFonts w:asciiTheme="minorHAnsi" w:hAnsiTheme="minorHAnsi" w:cs="Courier New"/>
+          <w:sz w:val="24"/>
+          <w:szCs w:val="24"/>
+        </w:rPr>
+      </w:pPr>
+    </w:p>
+    <w:p>
+      <w:pPr>
+        <w:pStyle w:val="PlainText"/>
+        <w:rPr>
+          <w:rFonts w:asciiTheme="minorHAnsi" w:hAnsiTheme="minorHAnsi" w:cs="Courier New"/>
+          <w:b/>
+          <w:bCs/>
+          <w:sz w:val="24"/>
+          <w:szCs w:val="24"/>
+        </w:rPr>
+      </w:pPr>
+      <w:r>
+        <w:rPr>
+          <w:rFonts w:asciiTheme="minorHAnsi" w:hAnsiTheme="minorHAnsi" w:cs="Courier New"/>
+          <w:b/>
+          <w:bCs/>
+          <w:sz w:val="24"/>
+          <w:szCs w:val="24"/>
+        </w:rPr>
+        <w:t>Task 26:</w:t>
+      </w:r>
+    </w:p>
+    <w:p>
+      <w:pPr>
+        <w:pStyle w:val="PlainText"/>
+        <w:rPr>
+          <w:rFonts w:asciiTheme="minorHAnsi" w:hAnsiTheme="minorHAnsi" w:cs="Courier New"/>
+          <w:b/>
+          <w:bCs/>
+          <w:sz w:val="24"/>
+          <w:szCs w:val="24"/>
+        </w:rPr>
+      </w:pPr>
+      <w:r>
+        <w:rPr>
+          <w:rFonts w:asciiTheme="minorHAnsi" w:hAnsiTheme="minorHAnsi" w:cs="Courier New"/>
+          <w:b/>
+          <w:bCs/>
+          <w:sz w:val="24"/>
+          <w:szCs w:val="24"/>
+        </w:rPr>
+        <w:t>What are the key components of Spring boot?</w:t>
+      </w:r>
+    </w:p>
+    <w:p>
+      <w:pPr>
+        <w:pStyle w:val="PlainText"/>
+        <w:rPr>
+          <w:rFonts w:asciiTheme="minorHAnsi" w:hAnsiTheme="minorHAnsi" w:cs="Courier New"/>
+          <w:sz w:val="24"/>
+          <w:szCs w:val="24"/>
+        </w:rPr>
+      </w:pPr>
+      <w:r>
+        <w:rPr>
+          <w:rFonts w:asciiTheme="minorHAnsi" w:hAnsiTheme="minorHAnsi" w:cs="Courier New"/>
+          <w:sz w:val="24"/>
+          <w:szCs w:val="24"/>
+        </w:rPr>
+        <w:t>1. Spring Boot Starters</w:t>
+      </w:r>
+    </w:p>
+    <w:p>
+      <w:pPr>
+        <w:pStyle w:val="PlainText"/>
+        <w:rPr>
+          <w:rFonts w:asciiTheme="minorHAnsi" w:hAnsiTheme="minorHAnsi" w:cs="Courier New"/>
+          <w:sz w:val="24"/>
+          <w:szCs w:val="24"/>
+        </w:rPr>
+      </w:pPr>
+    </w:p>
+    <w:p>
+      <w:pPr>
+        <w:pStyle w:val="PlainText"/>
+        <w:rPr>
+          <w:rFonts w:asciiTheme="minorHAnsi" w:hAnsiTheme="minorHAnsi" w:cs="Courier New"/>
+          <w:sz w:val="24"/>
+          <w:szCs w:val="24"/>
+        </w:rPr>
+      </w:pPr>
+      <w:r>
+        <w:rPr>
+          <w:rFonts w:asciiTheme="minorHAnsi" w:hAnsiTheme="minorHAnsi" w:cs="Courier New"/>
+          <w:sz w:val="24"/>
+          <w:szCs w:val="24"/>
+        </w:rPr>
+        <w:t>Predefined dependency packages for different types of applications.</w:t>
+      </w:r>
+    </w:p>
+    <w:p>
+      <w:pPr>
+        <w:pStyle w:val="PlainText"/>
+        <w:rPr>
+          <w:rFonts w:asciiTheme="minorHAnsi" w:hAnsiTheme="minorHAnsi" w:cs="Courier New"/>
+          <w:sz w:val="24"/>
+          <w:szCs w:val="24"/>
+        </w:rPr>
+      </w:pPr>
+    </w:p>
+    <w:p>
+      <w:pPr>
+        <w:pStyle w:val="PlainText"/>
+        <w:rPr>
+          <w:rFonts w:asciiTheme="minorHAnsi" w:hAnsiTheme="minorHAnsi" w:cs="Courier New"/>
+          <w:sz w:val="24"/>
+          <w:szCs w:val="24"/>
+        </w:rPr>
+      </w:pPr>
+      <w:r>
+        <w:rPr>
+          <w:rFonts w:asciiTheme="minorHAnsi" w:hAnsiTheme="minorHAnsi" w:cs="Courier New"/>
+          <w:sz w:val="24"/>
+          <w:szCs w:val="24"/>
+        </w:rPr>
+        <w:t>Example:</w:t>
+      </w:r>
+    </w:p>
+    <w:p>
+      <w:pPr>
+        <w:pStyle w:val="PlainText"/>
+        <w:rPr>
+          <w:rFonts w:asciiTheme="minorHAnsi" w:hAnsiTheme="minorHAnsi" w:cs="Courier New"/>
+          <w:sz w:val="24"/>
+          <w:szCs w:val="24"/>
+        </w:rPr>
+      </w:pPr>
+    </w:p>
+    <w:p>
+      <w:pPr>
+        <w:pStyle w:val="PlainText"/>
+        <w:rPr>
+          <w:rFonts w:asciiTheme="minorHAnsi" w:hAnsiTheme="minorHAnsi" w:cs="Courier New"/>
+          <w:sz w:val="24"/>
+          <w:szCs w:val="24"/>
+        </w:rPr>
+      </w:pPr>
+      <w:r>
+        <w:rPr>
+          <w:rFonts w:asciiTheme="minorHAnsi" w:hAnsiTheme="minorHAnsi" w:cs="Courier New"/>
+          <w:sz w:val="24"/>
+          <w:szCs w:val="24"/>
+        </w:rPr>
+        <w:t>spring-boot-starter-web</w:t>
+      </w:r>
+    </w:p>
+    <w:p>
+      <w:pPr>
+        <w:pStyle w:val="PlainText"/>
+        <w:rPr>
+          <w:rFonts w:asciiTheme="minorHAnsi" w:hAnsiTheme="minorHAnsi" w:cs="Courier New"/>
+          <w:sz w:val="24"/>
+          <w:szCs w:val="24"/>
+        </w:rPr>
+      </w:pPr>
+      <w:r>
+        <w:rPr>
+          <w:rFonts w:asciiTheme="minorHAnsi" w:hAnsiTheme="minorHAnsi" w:cs="Courier New"/>
+          <w:sz w:val="24"/>
+          <w:szCs w:val="24"/>
+        </w:rPr>
+        <w:t>spring-boot-starter-data-</w:t>
+      </w:r>
+      <w:proofErr w:type="spellStart"/>
+      <w:r>
+        <w:rPr>
+          <w:rFonts w:asciiTheme="minorHAnsi" w:hAnsiTheme="minorHAnsi" w:cs="Courier New"/>
+          <w:sz w:val="24"/>
+          <w:szCs w:val="24"/>
+        </w:rPr>
+        <w:t>jpa</w:t>
+      </w:r>
+      <w:proofErr w:type="spellEnd"/>
+    </w:p>
+    <w:p>
+      <w:pPr>
+        <w:pStyle w:val="PlainText"/>
+        <w:rPr>
+          <w:rFonts w:asciiTheme="minorHAnsi" w:hAnsiTheme="minorHAnsi" w:cs="Courier New"/>
+          <w:sz w:val="24"/>
+          <w:szCs w:val="24"/>
+        </w:rPr>
+      </w:pPr>
+      <w:r>
+        <w:rPr>
+          <w:rFonts w:asciiTheme="minorHAnsi" w:hAnsiTheme="minorHAnsi" w:cs="Courier New"/>
+          <w:sz w:val="24"/>
+          <w:szCs w:val="24"/>
+        </w:rPr>
+        <w:t>2. Auto Configuration</w:t>
+      </w:r>
+    </w:p>
+    <w:p>
+      <w:pPr>
+        <w:pStyle w:val="PlainText"/>
+        <w:rPr>
+          <w:rFonts w:asciiTheme="minorHAnsi" w:hAnsiTheme="minorHAnsi" w:cs="Courier New"/>
+          <w:sz w:val="24"/>
+          <w:szCs w:val="24"/>
+        </w:rPr>
+      </w:pPr>
+    </w:p>
+    <w:p>
+      <w:pPr>
+        <w:pStyle w:val="PlainText"/>
+        <w:rPr>
+          <w:rFonts w:asciiTheme="minorHAnsi" w:hAnsiTheme="minorHAnsi" w:cs="Courier New"/>
+          <w:sz w:val="24"/>
+          <w:szCs w:val="24"/>
+        </w:rPr>
+      </w:pPr>
+      <w:r>
+        <w:rPr>
+          <w:rFonts w:asciiTheme="minorHAnsi" w:hAnsiTheme="minorHAnsi" w:cs="Courier New"/>
+          <w:sz w:val="24"/>
+          <w:szCs w:val="24"/>
+        </w:rPr>
+        <w:t>Automatically configures Spring based on project dependencies.</w:t>
+      </w:r>
+    </w:p>
+    <w:p>
+      <w:pPr>
+        <w:pStyle w:val="PlainText"/>
+        <w:rPr>
+          <w:rFonts w:asciiTheme="minorHAnsi" w:hAnsiTheme="minorHAnsi" w:cs="Courier New"/>
+          <w:sz w:val="24"/>
+          <w:szCs w:val="24"/>
+        </w:rPr>
+      </w:pPr>
+    </w:p>
+    <w:p>
+      <w:pPr>
+        <w:pStyle w:val="PlainText"/>
+        <w:rPr>
+          <w:rFonts w:asciiTheme="minorHAnsi" w:hAnsiTheme="minorHAnsi" w:cs="Courier New"/>
+          <w:sz w:val="24"/>
+          <w:szCs w:val="24"/>
+        </w:rPr>
+      </w:pPr>
+      <w:r>
+        <w:rPr>
+          <w:rFonts w:asciiTheme="minorHAnsi" w:hAnsiTheme="minorHAnsi" w:cs="Courier New"/>
+          <w:sz w:val="24"/>
+          <w:szCs w:val="24"/>
+        </w:rPr>
+        <w:t>3. Spring Boot CLI</w:t>
+      </w:r>
+    </w:p>
+    <w:p>
+      <w:pPr>
+        <w:pStyle w:val="PlainText"/>
+        <w:rPr>
+          <w:rFonts w:asciiTheme="minorHAnsi" w:hAnsiTheme="minorHAnsi" w:cs="Courier New"/>
+          <w:sz w:val="24"/>
+          <w:szCs w:val="24"/>
+        </w:rPr>
+      </w:pPr>
+    </w:p>
+    <w:p>
+      <w:pPr>
+        <w:pStyle w:val="PlainText"/>
+        <w:rPr>
+          <w:rFonts w:asciiTheme="minorHAnsi" w:hAnsiTheme="minorHAnsi" w:cs="Courier New"/>
+          <w:sz w:val="24"/>
+          <w:szCs w:val="24"/>
+        </w:rPr>
+      </w:pPr>
+      <w:r>
+        <w:rPr>
+          <w:rFonts w:asciiTheme="minorHAnsi" w:hAnsiTheme="minorHAnsi" w:cs="Courier New"/>
+          <w:sz w:val="24"/>
+          <w:szCs w:val="24"/>
+        </w:rPr>
+        <w:t>Command-line tool for running Spring Boot applications.</w:t>
+      </w:r>
+    </w:p>
+    <w:p>
+      <w:pPr>
+        <w:pStyle w:val="PlainText"/>
+        <w:rPr>
+          <w:rFonts w:asciiTheme="minorHAnsi" w:hAnsiTheme="minorHAnsi" w:cs="Courier New"/>
+          <w:sz w:val="24"/>
+          <w:szCs w:val="24"/>
+        </w:rPr>
+      </w:pPr>
+    </w:p>
+    <w:p>
+      <w:pPr>
+        <w:pStyle w:val="PlainText"/>
+        <w:rPr>
+          <w:rFonts w:asciiTheme="minorHAnsi" w:hAnsiTheme="minorHAnsi" w:cs="Courier New"/>
+          <w:sz w:val="24"/>
+          <w:szCs w:val="24"/>
+        </w:rPr>
+      </w:pPr>
+      <w:r>
+        <w:rPr>
+          <w:rFonts w:asciiTheme="minorHAnsi" w:hAnsiTheme="minorHAnsi" w:cs="Courier New"/>
+          <w:sz w:val="24"/>
+          <w:szCs w:val="24"/>
+        </w:rPr>
+        <w:t xml:space="preserve">4. Spring </w:t>
+      </w:r>
+      <w:proofErr w:type="spellStart"/>
+      <w:r>
+        <w:rPr>
+          <w:rFonts w:asciiTheme="minorHAnsi" w:hAnsiTheme="minorHAnsi" w:cs="Courier New"/>
+          <w:sz w:val="24"/>
+          <w:szCs w:val="24"/>
+        </w:rPr>
+        <w:t>Initializr</w:t>
+      </w:r>
+      <w:proofErr w:type="spellEnd"/>
+    </w:p>
+    <w:p>
+      <w:pPr>
+        <w:pStyle w:val="PlainText"/>
+        <w:rPr>
+          <w:rFonts w:asciiTheme="minorHAnsi" w:hAnsiTheme="minorHAnsi" w:cs="Courier New"/>
+          <w:sz w:val="24"/>
+          <w:szCs w:val="24"/>
+        </w:rPr>
+      </w:pPr>
+    </w:p>
+    <w:p>
+      <w:pPr>
+        <w:pStyle w:val="PlainText"/>
+        <w:rPr>
+          <w:rFonts w:asciiTheme="minorHAnsi" w:hAnsiTheme="minorHAnsi" w:cs="Courier New"/>
+          <w:sz w:val="24"/>
+          <w:szCs w:val="24"/>
+        </w:rPr>
+      </w:pPr>
+      <w:r>
+        <w:rPr>
+          <w:rFonts w:asciiTheme="minorHAnsi" w:hAnsiTheme="minorHAnsi" w:cs="Courier New"/>
+          <w:sz w:val="24"/>
+          <w:szCs w:val="24"/>
+        </w:rPr>
+        <w:t>A web tool (start.spring.io) used to generate Spring Boot projects.</w:t>
+      </w:r>
+    </w:p>
+    <w:p>
+      <w:pPr>
+        <w:pStyle w:val="PlainText"/>
+        <w:rPr>
+          <w:rFonts w:asciiTheme="minorHAnsi" w:hAnsiTheme="minorHAnsi" w:cs="Courier New"/>
+          <w:sz w:val="24"/>
+          <w:szCs w:val="24"/>
+        </w:rPr>
+      </w:pPr>
+    </w:p>
+    <w:p>
+      <w:pPr>
+        <w:pStyle w:val="PlainText"/>
+        <w:rPr>
+          <w:rFonts w:asciiTheme="minorHAnsi" w:hAnsiTheme="minorHAnsi" w:cs="Courier New"/>
+          <w:sz w:val="24"/>
+          <w:szCs w:val="24"/>
+        </w:rPr>
+      </w:pPr>
+      <w:r>
+        <w:rPr>
+          <w:rFonts w:asciiTheme="minorHAnsi" w:hAnsiTheme="minorHAnsi" w:cs="Courier New"/>
+          <w:sz w:val="24"/>
+          <w:szCs w:val="24"/>
+        </w:rPr>
+        <w:t>5. Embedded Server</w:t>
+      </w:r>
+    </w:p>
+    <w:p>
+      <w:pPr>
+        <w:pStyle w:val="PlainText"/>
+        <w:rPr>
+          <w:rFonts w:asciiTheme="minorHAnsi" w:hAnsiTheme="minorHAnsi" w:cs="Courier New"/>
+          <w:sz w:val="24"/>
+          <w:szCs w:val="24"/>
+        </w:rPr>
+      </w:pPr>
+    </w:p>
+    <w:p>
+      <w:pPr>
+        <w:pStyle w:val="PlainText"/>
+        <w:rPr>
+          <w:rFonts w:asciiTheme="minorHAnsi" w:hAnsiTheme="minorHAnsi" w:cs="Courier New"/>
+          <w:sz w:val="24"/>
+          <w:szCs w:val="24"/>
+        </w:rPr>
+      </w:pPr>
+      <w:r>
+        <w:rPr>
+          <w:rFonts w:asciiTheme="minorHAnsi" w:hAnsiTheme="minorHAnsi" w:cs="Courier New"/>
+          <w:sz w:val="24"/>
+          <w:szCs w:val="24"/>
+        </w:rPr>
+        <w:t>Runs the application using an embedded Tomcat, Jetty, or Undertow server.</w:t>
+      </w:r>
+    </w:p>
+    <w:p>
+      <w:pPr>
+        <w:pStyle w:val="PlainText"/>
+        <w:rPr>
+          <w:rFonts w:asciiTheme="minorHAnsi" w:hAnsiTheme="minorHAnsi" w:cs="Courier New"/>
+          <w:sz w:val="24"/>
+          <w:szCs w:val="24"/>
+        </w:rPr>
+      </w:pPr>
+    </w:p>
+    <w:p>
+      <w:pPr>
+        <w:pStyle w:val="PlainText"/>
+        <w:rPr>
+          <w:rFonts w:asciiTheme="minorHAnsi" w:hAnsiTheme="minorHAnsi" w:cs="Courier New"/>
+          <w:sz w:val="24"/>
+          <w:szCs w:val="24"/>
+        </w:rPr>
+      </w:pPr>
+      <w:r>
+        <w:rPr>
+          <w:rFonts w:asciiTheme="minorHAnsi" w:hAnsiTheme="minorHAnsi" w:cs="Courier New"/>
+          <w:sz w:val="24"/>
+          <w:szCs w:val="24"/>
+        </w:rPr>
+        <w:t>6. Actuator</w:t>
+      </w:r>
+    </w:p>
+    <w:p>
+      <w:pPr>
+        <w:pStyle w:val="PlainText"/>
+        <w:rPr>
+          <w:rFonts w:asciiTheme="minorHAnsi" w:hAnsiTheme="minorHAnsi" w:cs="Courier New"/>
+          <w:sz w:val="24"/>
+          <w:szCs w:val="24"/>
+        </w:rPr>
+      </w:pPr>
+    </w:p>
+    <w:p>
+      <w:pPr>
+        <w:pStyle w:val="PlainText"/>
+        <w:rPr>
+          <w:rFonts w:asciiTheme="minorHAnsi" w:hAnsiTheme="minorHAnsi" w:cs="Courier New"/>
+          <w:sz w:val="24"/>
+          <w:szCs w:val="24"/>
+        </w:rPr>
+      </w:pPr>
+      <w:r>
+        <w:rPr>
+          <w:rFonts w:asciiTheme="minorHAnsi" w:hAnsiTheme="minorHAnsi" w:cs="Courier New"/>
+          <w:sz w:val="24"/>
+          <w:szCs w:val="24"/>
+        </w:rPr>
+        <w:t>Provides health checks, metrics, monitoring, and application information.</w:t>
+      </w:r>
+    </w:p>
+    <w:p>
+      <w:pPr>
+        <w:pStyle w:val="PlainText"/>
+        <w:rPr>
+          <w:rFonts w:asciiTheme="minorHAnsi" w:hAnsiTheme="minorHAnsi" w:cs="Courier New"/>
+          <w:sz w:val="24"/>
+          <w:szCs w:val="24"/>
+        </w:rPr>
+      </w:pPr>
+    </w:p>
+    <w:p>
+      <w:pPr>
+        <w:pStyle w:val="PlainText"/>
+        <w:rPr>
+          <w:rFonts w:asciiTheme="minorHAnsi" w:hAnsiTheme="minorHAnsi" w:cs="Courier New"/>
+          <w:b/>
+          <w:bCs/>
+          <w:sz w:val="24"/>
+          <w:szCs w:val="24"/>
+        </w:rPr>
+      </w:pPr>
+      <w:r>
+        <w:rPr>
+          <w:rFonts w:asciiTheme="minorHAnsi" w:hAnsiTheme="minorHAnsi" w:cs="Courier New"/>
+          <w:b/>
+          <w:bCs/>
+          <w:sz w:val="24"/>
+          <w:szCs w:val="24"/>
+        </w:rPr>
+        <w:t>Task 27:</w:t>
+      </w:r>
+    </w:p>
+    <w:p>
+      <w:pPr>
+        <w:pStyle w:val="PlainText"/>
+        <w:rPr>
+          <w:rFonts w:asciiTheme="minorHAnsi" w:hAnsiTheme="minorHAnsi" w:cs="Courier New"/>
+          <w:b/>
+          <w:bCs/>
+          <w:sz w:val="24"/>
+          <w:szCs w:val="24"/>
+        </w:rPr>
+      </w:pPr>
+      <w:r>
+        <w:rPr>
+          <w:rFonts w:asciiTheme="minorHAnsi" w:hAnsiTheme="minorHAnsi" w:cs="Courier New"/>
+          <w:b/>
+          <w:bCs/>
+          <w:sz w:val="24"/>
+          <w:szCs w:val="24"/>
+        </w:rPr>
+        <w:t>Why spring boot over spring?</w:t>
+      </w:r>
+    </w:p>
+    <w:p>
+      <w:pPr>
+        <w:pStyle w:val="PlainText"/>
+        <w:rPr>
+          <w:rFonts w:asciiTheme="minorHAnsi" w:hAnsiTheme="minorHAnsi" w:cs="Courier New"/>
+          <w:sz w:val="24"/>
+          <w:szCs w:val="24"/>
+        </w:rPr>
+      </w:pPr>
+      <w:r>
+        <w:rPr>
+          <w:rFonts w:asciiTheme="minorHAnsi" w:hAnsiTheme="minorHAnsi" w:cs="Courier New"/>
+          <w:sz w:val="24"/>
+          <w:szCs w:val="24"/>
+        </w:rPr>
+        <w:t>We use Spring Boot over Spring Framework because it reduces configuration, provides an embedded server, manages dependencies automatically, and helps build applications much faster.</w:t>
+      </w:r>
+    </w:p>
+    <w:p>
+      <w:pPr>
+        <w:pStyle w:val="PlainText"/>
+        <w:rPr>
+          <w:rFonts w:asciiTheme="minorHAnsi" w:hAnsiTheme="minorHAnsi" w:cs="Courier New"/>
+          <w:sz w:val="24"/>
+          <w:szCs w:val="24"/>
+        </w:rPr>
+      </w:pPr>
+    </w:p>
+    <w:p>
+      <w:pPr>
+        <w:pStyle w:val="PlainText"/>
+        <w:rPr>
+          <w:rFonts w:asciiTheme="minorHAnsi" w:hAnsiTheme="minorHAnsi" w:cs="Courier New"/>
+          <w:b/>
+          <w:bCs/>
+          <w:sz w:val="24"/>
+          <w:szCs w:val="24"/>
+        </w:rPr>
+      </w:pPr>
+      <w:r>
+        <w:rPr>
+          <w:rFonts w:asciiTheme="minorHAnsi" w:hAnsiTheme="minorHAnsi" w:cs="Courier New"/>
+          <w:b/>
+          <w:bCs/>
+          <w:sz w:val="24"/>
+          <w:szCs w:val="24"/>
+        </w:rPr>
+        <w:lastRenderedPageBreak/>
+        <w:t>Task 28:</w:t>
+      </w:r>
+    </w:p>
+    <w:p>
+      <w:pPr>
+        <w:pStyle w:val="PlainText"/>
+        <w:rPr>
+          <w:rFonts w:asciiTheme="minorHAnsi" w:hAnsiTheme="minorHAnsi" w:cs="Courier New"/>
+          <w:b/>
+          <w:bCs/>
+          <w:sz w:val="24"/>
+          <w:szCs w:val="24"/>
+        </w:rPr>
+      </w:pPr>
+      <w:r>
+        <w:rPr>
+          <w:rFonts w:asciiTheme="minorHAnsi" w:hAnsiTheme="minorHAnsi" w:cs="Courier New"/>
+          <w:b/>
+          <w:bCs/>
+          <w:sz w:val="24"/>
+          <w:szCs w:val="24"/>
+        </w:rPr>
+        <w:t>Can you explain the internal working of spring boot?</w:t>
+      </w:r>
+    </w:p>
+    <w:p>
+      <w:pPr>
+        <w:pStyle w:val="PlainText"/>
+        <w:rPr>
+          <w:rFonts w:asciiTheme="minorHAnsi" w:hAnsiTheme="minorHAnsi" w:cs="Courier New"/>
+          <w:sz w:val="24"/>
+          <w:szCs w:val="24"/>
+        </w:rPr>
+      </w:pPr>
+      <w:r>
+        <w:rPr>
+          <w:rFonts w:asciiTheme="minorHAnsi" w:hAnsiTheme="minorHAnsi" w:cs="Courier New"/>
+          <w:sz w:val="24"/>
+          <w:szCs w:val="24"/>
+        </w:rPr>
+        <w:t>Step 1</w:t>
+      </w:r>
+    </w:p>
+    <w:p>
+      <w:pPr>
+        <w:pStyle w:val="PlainText"/>
+        <w:rPr>
+          <w:rFonts w:asciiTheme="minorHAnsi" w:hAnsiTheme="minorHAnsi" w:cs="Courier New"/>
+          <w:sz w:val="24"/>
+          <w:szCs w:val="24"/>
+        </w:rPr>
+      </w:pPr>
+    </w:p>
+    <w:p>
+      <w:pPr>
+        <w:pStyle w:val="PlainText"/>
+        <w:rPr>
+          <w:rFonts w:asciiTheme="minorHAnsi" w:hAnsiTheme="minorHAnsi" w:cs="Courier New"/>
+          <w:sz w:val="24"/>
+          <w:szCs w:val="24"/>
+        </w:rPr>
+      </w:pPr>
+      <w:r>
+        <w:rPr>
+          <w:rFonts w:asciiTheme="minorHAnsi" w:hAnsiTheme="minorHAnsi" w:cs="Courier New"/>
+          <w:sz w:val="24"/>
+          <w:szCs w:val="24"/>
+        </w:rPr>
+        <w:t xml:space="preserve">The application starts from the </w:t>
+      </w:r>
+      <w:proofErr w:type="gramStart"/>
+      <w:r>
+        <w:rPr>
+          <w:rFonts w:asciiTheme="minorHAnsi" w:hAnsiTheme="minorHAnsi" w:cs="Courier New"/>
+          <w:sz w:val="24"/>
+          <w:szCs w:val="24"/>
+        </w:rPr>
+        <w:t>main(</w:t>
+      </w:r>
+      <w:proofErr w:type="gramEnd"/>
+      <w:r>
+        <w:rPr>
+          <w:rFonts w:asciiTheme="minorHAnsi" w:hAnsiTheme="minorHAnsi" w:cs="Courier New"/>
+          <w:sz w:val="24"/>
+          <w:szCs w:val="24"/>
+        </w:rPr>
+        <w:t>) method.</w:t>
+      </w:r>
+    </w:p>
+    <w:p>
+      <w:pPr>
+        <w:pStyle w:val="PlainText"/>
+        <w:rPr>
+          <w:rFonts w:asciiTheme="minorHAnsi" w:hAnsiTheme="minorHAnsi" w:cs="Courier New"/>
+          <w:sz w:val="24"/>
+          <w:szCs w:val="24"/>
+        </w:rPr>
+      </w:pPr>
+    </w:p>
+    <w:p>
+      <w:pPr>
+        <w:pStyle w:val="PlainText"/>
+        <w:rPr>
+          <w:rFonts w:asciiTheme="minorHAnsi" w:hAnsiTheme="minorHAnsi" w:cs="Courier New"/>
+          <w:sz w:val="24"/>
+          <w:szCs w:val="24"/>
+        </w:rPr>
+      </w:pPr>
+      <w:r>
+        <w:rPr>
+          <w:rFonts w:asciiTheme="minorHAnsi" w:hAnsiTheme="minorHAnsi" w:cs="Courier New"/>
+          <w:sz w:val="24"/>
+          <w:szCs w:val="24"/>
+        </w:rPr>
+        <w:t xml:space="preserve">public static void </w:t>
+      </w:r>
+      <w:proofErr w:type="gramStart"/>
+      <w:r>
+        <w:rPr>
+          <w:rFonts w:asciiTheme="minorHAnsi" w:hAnsiTheme="minorHAnsi" w:cs="Courier New"/>
+          <w:sz w:val="24"/>
+          <w:szCs w:val="24"/>
+        </w:rPr>
+        <w:t>main(String[</w:t>
+      </w:r>
+      <w:proofErr w:type="gramEnd"/>
+      <w:r>
+        <w:rPr>
+          <w:rFonts w:asciiTheme="minorHAnsi" w:hAnsiTheme="minorHAnsi" w:cs="Courier New"/>
+          <w:sz w:val="24"/>
+          <w:szCs w:val="24"/>
+        </w:rPr>
+        <w:t xml:space="preserve">] </w:t>
+      </w:r>
+      <w:proofErr w:type="spellStart"/>
+      <w:r>
+        <w:rPr>
+          <w:rFonts w:asciiTheme="minorHAnsi" w:hAnsiTheme="minorHAnsi" w:cs="Courier New"/>
+          <w:sz w:val="24"/>
+          <w:szCs w:val="24"/>
+        </w:rPr>
+        <w:t>args</w:t>
+      </w:r>
+      <w:proofErr w:type="spellEnd"/>
+      <w:r>
+        <w:rPr>
+          <w:rFonts w:asciiTheme="minorHAnsi" w:hAnsiTheme="minorHAnsi" w:cs="Courier New"/>
+          <w:sz w:val="24"/>
+          <w:szCs w:val="24"/>
+        </w:rPr>
+        <w:t>)</w:t>
+      </w:r>
+    </w:p>
+    <w:p>
+      <w:pPr>
+        <w:pStyle w:val="PlainText"/>
+        <w:rPr>
+          <w:rFonts w:asciiTheme="minorHAnsi" w:hAnsiTheme="minorHAnsi" w:cs="Courier New"/>
+          <w:sz w:val="24"/>
+          <w:szCs w:val="24"/>
+        </w:rPr>
+      </w:pPr>
+    </w:p>
+    <w:p>
+      <w:pPr>
+        <w:pStyle w:val="PlainText"/>
+        <w:rPr>
+          <w:rFonts w:asciiTheme="minorHAnsi" w:hAnsiTheme="minorHAnsi" w:cs="Courier New"/>
+          <w:sz w:val="24"/>
+          <w:szCs w:val="24"/>
+        </w:rPr>
+      </w:pPr>
+      <w:r>
+        <w:rPr>
+          <w:rFonts w:asciiTheme="minorHAnsi" w:hAnsiTheme="minorHAnsi" w:cs="Courier New"/>
+          <w:sz w:val="24"/>
+          <w:szCs w:val="24"/>
+        </w:rPr>
+        <w:t>↓</w:t>
+      </w:r>
+    </w:p>
+    <w:p>
+      <w:pPr>
+        <w:pStyle w:val="PlainText"/>
+        <w:rPr>
+          <w:rFonts w:asciiTheme="minorHAnsi" w:hAnsiTheme="minorHAnsi" w:cs="Courier New"/>
+          <w:sz w:val="24"/>
+          <w:szCs w:val="24"/>
+        </w:rPr>
+      </w:pPr>
+    </w:p>
+    <w:p>
+      <w:pPr>
+        <w:pStyle w:val="PlainText"/>
+        <w:rPr>
+          <w:rFonts w:asciiTheme="minorHAnsi" w:hAnsiTheme="minorHAnsi" w:cs="Courier New"/>
+          <w:sz w:val="24"/>
+          <w:szCs w:val="24"/>
+        </w:rPr>
+      </w:pPr>
+      <w:r>
+        <w:rPr>
+          <w:rFonts w:asciiTheme="minorHAnsi" w:hAnsiTheme="minorHAnsi" w:cs="Courier New"/>
+          <w:sz w:val="24"/>
+          <w:szCs w:val="24"/>
+        </w:rPr>
+        <w:t>Step 2</w:t>
+      </w:r>
+    </w:p>
+    <w:p>
+      <w:pPr>
+        <w:pStyle w:val="PlainText"/>
+        <w:rPr>
+          <w:rFonts w:asciiTheme="minorHAnsi" w:hAnsiTheme="minorHAnsi" w:cs="Courier New"/>
+          <w:sz w:val="24"/>
+          <w:szCs w:val="24"/>
+        </w:rPr>
+      </w:pPr>
+    </w:p>
+    <w:p>
+      <w:pPr>
+        <w:pStyle w:val="PlainText"/>
+        <w:rPr>
+          <w:rFonts w:asciiTheme="minorHAnsi" w:hAnsiTheme="minorHAnsi" w:cs="Courier New"/>
+          <w:sz w:val="24"/>
+          <w:szCs w:val="24"/>
+        </w:rPr>
+      </w:pPr>
+      <w:proofErr w:type="spellStart"/>
+      <w:proofErr w:type="gramStart"/>
+      <w:r>
+        <w:rPr>
+          <w:rFonts w:asciiTheme="minorHAnsi" w:hAnsiTheme="minorHAnsi" w:cs="Courier New"/>
+          <w:sz w:val="24"/>
+          <w:szCs w:val="24"/>
+        </w:rPr>
+        <w:t>SpringApplication.run</w:t>
+      </w:r>
+      <w:proofErr w:type="spellEnd"/>
+      <w:r>
+        <w:rPr>
+          <w:rFonts w:asciiTheme="minorHAnsi" w:hAnsiTheme="minorHAnsi" w:cs="Courier New"/>
+          <w:sz w:val="24"/>
+          <w:szCs w:val="24"/>
+        </w:rPr>
+        <w:t>(</w:t>
+      </w:r>
+      <w:proofErr w:type="gramEnd"/>
+      <w:r>
+        <w:rPr>
+          <w:rFonts w:asciiTheme="minorHAnsi" w:hAnsiTheme="minorHAnsi" w:cs="Courier New"/>
+          <w:sz w:val="24"/>
+          <w:szCs w:val="24"/>
+        </w:rPr>
+        <w:t>) is called.</w:t>
+      </w:r>
+    </w:p>
+    <w:p>
+      <w:pPr>
+        <w:pStyle w:val="PlainText"/>
+        <w:rPr>
+          <w:rFonts w:asciiTheme="minorHAnsi" w:hAnsiTheme="minorHAnsi" w:cs="Courier New"/>
+          <w:sz w:val="24"/>
+          <w:szCs w:val="24"/>
+        </w:rPr>
+      </w:pPr>
+    </w:p>
+    <w:p>
+      <w:pPr>
+        <w:pStyle w:val="PlainText"/>
+        <w:rPr>
+          <w:rFonts w:asciiTheme="minorHAnsi" w:hAnsiTheme="minorHAnsi" w:cs="Courier New"/>
+          <w:sz w:val="24"/>
+          <w:szCs w:val="24"/>
+        </w:rPr>
+      </w:pPr>
+      <w:r>
+        <w:rPr>
+          <w:rFonts w:asciiTheme="minorHAnsi" w:hAnsiTheme="minorHAnsi" w:cs="Courier New"/>
+          <w:sz w:val="24"/>
+          <w:szCs w:val="24"/>
+        </w:rPr>
+        <w:t>↓</w:t>
+      </w:r>
+    </w:p>
+    <w:p>
+      <w:pPr>
+        <w:pStyle w:val="PlainText"/>
+        <w:rPr>
+          <w:rFonts w:asciiTheme="minorHAnsi" w:hAnsiTheme="minorHAnsi" w:cs="Courier New"/>
+          <w:sz w:val="24"/>
+          <w:szCs w:val="24"/>
+        </w:rPr>
+      </w:pPr>
+    </w:p>
+    <w:p>
+      <w:pPr>
+        <w:pStyle w:val="PlainText"/>
+        <w:rPr>
+          <w:rFonts w:asciiTheme="minorHAnsi" w:hAnsiTheme="minorHAnsi" w:cs="Courier New"/>
+          <w:sz w:val="24"/>
+          <w:szCs w:val="24"/>
+        </w:rPr>
+      </w:pPr>
+      <w:r>
+        <w:rPr>
+          <w:rFonts w:asciiTheme="minorHAnsi" w:hAnsiTheme="minorHAnsi" w:cs="Courier New"/>
+          <w:sz w:val="24"/>
+          <w:szCs w:val="24"/>
+        </w:rPr>
+        <w:t>Step 3</w:t>
+      </w:r>
+    </w:p>
+    <w:p>
+      <w:pPr>
+        <w:pStyle w:val="PlainText"/>
+        <w:rPr>
+          <w:rFonts w:asciiTheme="minorHAnsi" w:hAnsiTheme="minorHAnsi" w:cs="Courier New"/>
+          <w:sz w:val="24"/>
+          <w:szCs w:val="24"/>
+        </w:rPr>
+      </w:pPr>
+    </w:p>
+    <w:p>
+      <w:pPr>
+        <w:pStyle w:val="PlainText"/>
+        <w:rPr>
+          <w:rFonts w:asciiTheme="minorHAnsi" w:hAnsiTheme="minorHAnsi" w:cs="Courier New"/>
+          <w:sz w:val="24"/>
+          <w:szCs w:val="24"/>
+        </w:rPr>
+      </w:pPr>
+      <w:r>
+        <w:rPr>
+          <w:rFonts w:asciiTheme="minorHAnsi" w:hAnsiTheme="minorHAnsi" w:cs="Courier New"/>
+          <w:sz w:val="24"/>
+          <w:szCs w:val="24"/>
+        </w:rPr>
+        <w:t xml:space="preserve">Spring Boot creates the </w:t>
+      </w:r>
+      <w:proofErr w:type="spellStart"/>
+      <w:r>
+        <w:rPr>
+          <w:rFonts w:asciiTheme="minorHAnsi" w:hAnsiTheme="minorHAnsi" w:cs="Courier New"/>
+          <w:sz w:val="24"/>
+          <w:szCs w:val="24"/>
+        </w:rPr>
+        <w:t>ApplicationContext</w:t>
+      </w:r>
+      <w:proofErr w:type="spellEnd"/>
+      <w:r>
+        <w:rPr>
+          <w:rFonts w:asciiTheme="minorHAnsi" w:hAnsiTheme="minorHAnsi" w:cs="Courier New"/>
+          <w:sz w:val="24"/>
+          <w:szCs w:val="24"/>
+        </w:rPr>
+        <w:t xml:space="preserve"> (Spring Container).</w:t>
+      </w:r>
+    </w:p>
+    <w:p>
+      <w:pPr>
+        <w:pStyle w:val="PlainText"/>
+        <w:rPr>
+          <w:rFonts w:asciiTheme="minorHAnsi" w:hAnsiTheme="minorHAnsi" w:cs="Courier New"/>
+          <w:sz w:val="24"/>
+          <w:szCs w:val="24"/>
+        </w:rPr>
+      </w:pPr>
+    </w:p>
+    <w:p>
+      <w:pPr>
+        <w:pStyle w:val="PlainText"/>
+        <w:rPr>
+          <w:rFonts w:asciiTheme="minorHAnsi" w:hAnsiTheme="minorHAnsi" w:cs="Courier New"/>
+          <w:sz w:val="24"/>
+          <w:szCs w:val="24"/>
+        </w:rPr>
+      </w:pPr>
+      <w:r>
+        <w:rPr>
+          <w:rFonts w:asciiTheme="minorHAnsi" w:hAnsiTheme="minorHAnsi" w:cs="Courier New"/>
+          <w:sz w:val="24"/>
+          <w:szCs w:val="24"/>
+        </w:rPr>
+        <w:t>↓</w:t>
+      </w:r>
+    </w:p>
+    <w:p>
+      <w:pPr>
+        <w:pStyle w:val="PlainText"/>
+        <w:rPr>
+          <w:rFonts w:asciiTheme="minorHAnsi" w:hAnsiTheme="minorHAnsi" w:cs="Courier New"/>
+          <w:sz w:val="24"/>
+          <w:szCs w:val="24"/>
+        </w:rPr>
+      </w:pPr>
+    </w:p>
+    <w:p>
+      <w:pPr>
+        <w:pStyle w:val="PlainText"/>
+        <w:rPr>
+          <w:rFonts w:asciiTheme="minorHAnsi" w:hAnsiTheme="minorHAnsi" w:cs="Courier New"/>
+          <w:sz w:val="24"/>
+          <w:szCs w:val="24"/>
+        </w:rPr>
+      </w:pPr>
+      <w:r>
+        <w:rPr>
+          <w:rFonts w:asciiTheme="minorHAnsi" w:hAnsiTheme="minorHAnsi" w:cs="Courier New"/>
+          <w:sz w:val="24"/>
+          <w:szCs w:val="24"/>
+        </w:rPr>
+        <w:t>Step 4</w:t>
+      </w:r>
+    </w:p>
+    <w:p>
+      <w:pPr>
+        <w:pStyle w:val="PlainText"/>
+        <w:rPr>
+          <w:rFonts w:asciiTheme="minorHAnsi" w:hAnsiTheme="minorHAnsi" w:cs="Courier New"/>
+          <w:sz w:val="24"/>
+          <w:szCs w:val="24"/>
+        </w:rPr>
+      </w:pPr>
+    </w:p>
+    <w:p>
+      <w:pPr>
+        <w:pStyle w:val="PlainText"/>
+        <w:rPr>
+          <w:rFonts w:asciiTheme="minorHAnsi" w:hAnsiTheme="minorHAnsi" w:cs="Courier New"/>
+          <w:sz w:val="24"/>
+          <w:szCs w:val="24"/>
+        </w:rPr>
+      </w:pPr>
+      <w:r>
+        <w:rPr>
+          <w:rFonts w:asciiTheme="minorHAnsi" w:hAnsiTheme="minorHAnsi" w:cs="Courier New"/>
+          <w:sz w:val="24"/>
+          <w:szCs w:val="24"/>
+        </w:rPr>
+        <w:t>Spring scans the project for annotations like:</w:t>
+      </w:r>
+    </w:p>
+    <w:p>
+      <w:pPr>
+        <w:pStyle w:val="PlainText"/>
+        <w:rPr>
+          <w:rFonts w:asciiTheme="minorHAnsi" w:hAnsiTheme="minorHAnsi" w:cs="Courier New"/>
+          <w:sz w:val="24"/>
+          <w:szCs w:val="24"/>
+        </w:rPr>
+      </w:pPr>
+    </w:p>
+    <w:p>
+      <w:pPr>
+        <w:pStyle w:val="PlainText"/>
+        <w:rPr>
+          <w:rFonts w:asciiTheme="minorHAnsi" w:hAnsiTheme="minorHAnsi" w:cs="Courier New"/>
+          <w:sz w:val="24"/>
+          <w:szCs w:val="24"/>
+        </w:rPr>
+      </w:pPr>
+      <w:r>
+        <w:rPr>
+          <w:rFonts w:asciiTheme="minorHAnsi" w:hAnsiTheme="minorHAnsi" w:cs="Courier New"/>
+          <w:sz w:val="24"/>
+          <w:szCs w:val="24"/>
+        </w:rPr>
+        <w:t>@Component</w:t>
+      </w:r>
+    </w:p>
+    <w:p>
+      <w:pPr>
+        <w:pStyle w:val="PlainText"/>
+        <w:rPr>
+          <w:rFonts w:asciiTheme="minorHAnsi" w:hAnsiTheme="minorHAnsi" w:cs="Courier New"/>
+          <w:sz w:val="24"/>
+          <w:szCs w:val="24"/>
+        </w:rPr>
+      </w:pPr>
+      <w:r>
+        <w:rPr>
+          <w:rFonts w:asciiTheme="minorHAnsi" w:hAnsiTheme="minorHAnsi" w:cs="Courier New"/>
+          <w:sz w:val="24"/>
+          <w:szCs w:val="24"/>
+        </w:rPr>
+        <w:t>@Controller</w:t>
+      </w:r>
+    </w:p>
+    <w:p>
+      <w:pPr>
+        <w:pStyle w:val="PlainText"/>
+        <w:rPr>
+          <w:rFonts w:asciiTheme="minorHAnsi" w:hAnsiTheme="minorHAnsi" w:cs="Courier New"/>
+          <w:sz w:val="24"/>
+          <w:szCs w:val="24"/>
+        </w:rPr>
+      </w:pPr>
+      <w:r>
+        <w:rPr>
+          <w:rFonts w:asciiTheme="minorHAnsi" w:hAnsiTheme="minorHAnsi" w:cs="Courier New"/>
+          <w:sz w:val="24"/>
+          <w:szCs w:val="24"/>
+        </w:rPr>
+        <w:t>@Service</w:t>
+      </w:r>
+    </w:p>
+    <w:p>
+      <w:pPr>
+        <w:pStyle w:val="PlainText"/>
+        <w:rPr>
+          <w:rFonts w:asciiTheme="minorHAnsi" w:hAnsiTheme="minorHAnsi" w:cs="Courier New"/>
+          <w:sz w:val="24"/>
+          <w:szCs w:val="24"/>
+        </w:rPr>
+      </w:pPr>
+      <w:r>
+        <w:rPr>
+          <w:rFonts w:asciiTheme="minorHAnsi" w:hAnsiTheme="minorHAnsi" w:cs="Courier New"/>
+          <w:sz w:val="24"/>
+          <w:szCs w:val="24"/>
+        </w:rPr>
+        <w:t>@Repository</w:t>
+      </w:r>
+    </w:p>
+    <w:p>
+      <w:pPr>
+        <w:pStyle w:val="PlainText"/>
+        <w:rPr>
+          <w:rFonts w:asciiTheme="minorHAnsi" w:hAnsiTheme="minorHAnsi" w:cs="Courier New"/>
+          <w:sz w:val="24"/>
+          <w:szCs w:val="24"/>
+        </w:rPr>
+      </w:pPr>
+    </w:p>
+    <w:p>
+      <w:pPr>
+        <w:pStyle w:val="PlainText"/>
+        <w:rPr>
+          <w:rFonts w:asciiTheme="minorHAnsi" w:hAnsiTheme="minorHAnsi" w:cs="Courier New"/>
+          <w:sz w:val="24"/>
+          <w:szCs w:val="24"/>
+        </w:rPr>
+      </w:pPr>
+      <w:r>
+        <w:rPr>
+          <w:rFonts w:asciiTheme="minorHAnsi" w:hAnsiTheme="minorHAnsi" w:cs="Courier New"/>
+          <w:sz w:val="24"/>
+          <w:szCs w:val="24"/>
+        </w:rPr>
+        <w:t>↓</w:t>
+      </w:r>
+    </w:p>
+    <w:p>
+      <w:pPr>
+        <w:pStyle w:val="PlainText"/>
+        <w:rPr>
+          <w:rFonts w:asciiTheme="minorHAnsi" w:hAnsiTheme="minorHAnsi" w:cs="Courier New"/>
+          <w:sz w:val="24"/>
+          <w:szCs w:val="24"/>
+        </w:rPr>
+      </w:pPr>
+    </w:p>
+    <w:p>
+      <w:pPr>
+        <w:pStyle w:val="PlainText"/>
+        <w:rPr>
+          <w:rFonts w:asciiTheme="minorHAnsi" w:hAnsiTheme="minorHAnsi" w:cs="Courier New"/>
+          <w:sz w:val="24"/>
+          <w:szCs w:val="24"/>
+        </w:rPr>
+      </w:pPr>
+      <w:r>
+        <w:rPr>
+          <w:rFonts w:asciiTheme="minorHAnsi" w:hAnsiTheme="minorHAnsi" w:cs="Courier New"/>
+          <w:sz w:val="24"/>
+          <w:szCs w:val="24"/>
+        </w:rPr>
+        <w:t>Step 5</w:t>
+      </w:r>
+    </w:p>
+    <w:p>
+      <w:pPr>
+        <w:pStyle w:val="PlainText"/>
+        <w:rPr>
+          <w:rFonts w:asciiTheme="minorHAnsi" w:hAnsiTheme="minorHAnsi" w:cs="Courier New"/>
+          <w:sz w:val="24"/>
+          <w:szCs w:val="24"/>
+        </w:rPr>
+      </w:pPr>
+    </w:p>
+    <w:p>
+      <w:pPr>
+        <w:pStyle w:val="PlainText"/>
+        <w:rPr>
+          <w:rFonts w:asciiTheme="minorHAnsi" w:hAnsiTheme="minorHAnsi" w:cs="Courier New"/>
+          <w:sz w:val="24"/>
+          <w:szCs w:val="24"/>
+        </w:rPr>
+      </w:pPr>
+      <w:r>
+        <w:rPr>
+          <w:rFonts w:asciiTheme="minorHAnsi" w:hAnsiTheme="minorHAnsi" w:cs="Courier New"/>
+          <w:sz w:val="24"/>
+          <w:szCs w:val="24"/>
+        </w:rPr>
+        <w:t>Spring creates all the required beans.</w:t>
+      </w:r>
+    </w:p>
+    <w:p>
+      <w:pPr>
+        <w:pStyle w:val="PlainText"/>
+        <w:rPr>
+          <w:rFonts w:asciiTheme="minorHAnsi" w:hAnsiTheme="minorHAnsi" w:cs="Courier New"/>
+          <w:sz w:val="24"/>
+          <w:szCs w:val="24"/>
+        </w:rPr>
+      </w:pPr>
+    </w:p>
+    <w:p>
+      <w:pPr>
+        <w:pStyle w:val="PlainText"/>
+        <w:rPr>
+          <w:rFonts w:asciiTheme="minorHAnsi" w:hAnsiTheme="minorHAnsi" w:cs="Courier New"/>
+          <w:sz w:val="24"/>
+          <w:szCs w:val="24"/>
+        </w:rPr>
+      </w:pPr>
+      <w:r>
+        <w:rPr>
+          <w:rFonts w:asciiTheme="minorHAnsi" w:hAnsiTheme="minorHAnsi" w:cs="Courier New"/>
+          <w:sz w:val="24"/>
+          <w:szCs w:val="24"/>
+        </w:rPr>
+        <w:t>↓</w:t>
+      </w:r>
+    </w:p>
+    <w:p>
+      <w:pPr>
+        <w:pStyle w:val="PlainText"/>
+        <w:rPr>
+          <w:rFonts w:asciiTheme="minorHAnsi" w:hAnsiTheme="minorHAnsi" w:cs="Courier New"/>
+          <w:sz w:val="24"/>
+          <w:szCs w:val="24"/>
+        </w:rPr>
+      </w:pPr>
+    </w:p>
+    <w:p>
+      <w:pPr>
+        <w:pStyle w:val="PlainText"/>
+        <w:rPr>
+          <w:rFonts w:asciiTheme="minorHAnsi" w:hAnsiTheme="minorHAnsi" w:cs="Courier New"/>
+          <w:sz w:val="24"/>
+          <w:szCs w:val="24"/>
+        </w:rPr>
+      </w:pPr>
+      <w:r>
+        <w:rPr>
+          <w:rFonts w:asciiTheme="minorHAnsi" w:hAnsiTheme="minorHAnsi" w:cs="Courier New"/>
+          <w:sz w:val="24"/>
+          <w:szCs w:val="24"/>
+        </w:rPr>
+        <w:t>Step 6</w:t>
+      </w:r>
+    </w:p>
+    <w:p>
+      <w:pPr>
+        <w:pStyle w:val="PlainText"/>
+        <w:rPr>
+          <w:rFonts w:asciiTheme="minorHAnsi" w:hAnsiTheme="minorHAnsi" w:cs="Courier New"/>
+          <w:sz w:val="24"/>
+          <w:szCs w:val="24"/>
+        </w:rPr>
+      </w:pPr>
+    </w:p>
+    <w:p>
+      <w:pPr>
+        <w:pStyle w:val="PlainText"/>
+        <w:rPr>
+          <w:rFonts w:asciiTheme="minorHAnsi" w:hAnsiTheme="minorHAnsi" w:cs="Courier New"/>
+          <w:sz w:val="24"/>
+          <w:szCs w:val="24"/>
+        </w:rPr>
+      </w:pPr>
+      <w:r>
+        <w:rPr>
+          <w:rFonts w:asciiTheme="minorHAnsi" w:hAnsiTheme="minorHAnsi" w:cs="Courier New"/>
+          <w:sz w:val="24"/>
+          <w:szCs w:val="24"/>
+        </w:rPr>
+        <w:t>Auto Configuration configures the application automatically.</w:t>
+      </w:r>
+    </w:p>
+    <w:p>
+      <w:pPr>
+        <w:pStyle w:val="PlainText"/>
+        <w:rPr>
+          <w:rFonts w:asciiTheme="minorHAnsi" w:hAnsiTheme="minorHAnsi" w:cs="Courier New"/>
+          <w:sz w:val="24"/>
+          <w:szCs w:val="24"/>
+        </w:rPr>
+      </w:pPr>
+    </w:p>
+    <w:p>
+      <w:pPr>
+        <w:pStyle w:val="PlainText"/>
+        <w:rPr>
+          <w:rFonts w:asciiTheme="minorHAnsi" w:hAnsiTheme="minorHAnsi" w:cs="Courier New"/>
+          <w:sz w:val="24"/>
+          <w:szCs w:val="24"/>
+        </w:rPr>
+      </w:pPr>
+      <w:r>
+        <w:rPr>
+          <w:rFonts w:asciiTheme="minorHAnsi" w:hAnsiTheme="minorHAnsi" w:cs="Courier New"/>
+          <w:sz w:val="24"/>
+          <w:szCs w:val="24"/>
+        </w:rPr>
+        <w:t>↓</w:t>
+      </w:r>
+    </w:p>
+    <w:p>
+      <w:pPr>
+        <w:pStyle w:val="PlainText"/>
+        <w:rPr>
+          <w:rFonts w:asciiTheme="minorHAnsi" w:hAnsiTheme="minorHAnsi" w:cs="Courier New"/>
+          <w:sz w:val="24"/>
+          <w:szCs w:val="24"/>
+        </w:rPr>
+      </w:pPr>
+    </w:p>
+    <w:p>
+      <w:pPr>
+        <w:pStyle w:val="PlainText"/>
+        <w:rPr>
+          <w:rFonts w:asciiTheme="minorHAnsi" w:hAnsiTheme="minorHAnsi" w:cs="Courier New"/>
+          <w:sz w:val="24"/>
+          <w:szCs w:val="24"/>
+        </w:rPr>
+      </w:pPr>
+      <w:r>
+        <w:rPr>
+          <w:rFonts w:asciiTheme="minorHAnsi" w:hAnsiTheme="minorHAnsi" w:cs="Courier New"/>
+          <w:sz w:val="24"/>
+          <w:szCs w:val="24"/>
+        </w:rPr>
+        <w:t>Step 7</w:t>
+      </w:r>
+    </w:p>
+    <w:p>
+      <w:pPr>
+        <w:pStyle w:val="PlainText"/>
+        <w:rPr>
+          <w:rFonts w:asciiTheme="minorHAnsi" w:hAnsiTheme="minorHAnsi" w:cs="Courier New"/>
+          <w:sz w:val="24"/>
+          <w:szCs w:val="24"/>
+        </w:rPr>
+      </w:pPr>
+    </w:p>
+    <w:p>
+      <w:pPr>
+        <w:pStyle w:val="PlainText"/>
+        <w:rPr>
+          <w:rFonts w:asciiTheme="minorHAnsi" w:hAnsiTheme="minorHAnsi" w:cs="Courier New"/>
+          <w:sz w:val="24"/>
+          <w:szCs w:val="24"/>
+        </w:rPr>
+      </w:pPr>
+      <w:r>
+        <w:rPr>
+          <w:rFonts w:asciiTheme="minorHAnsi" w:hAnsiTheme="minorHAnsi" w:cs="Courier New"/>
+          <w:sz w:val="24"/>
+          <w:szCs w:val="24"/>
+        </w:rPr>
+        <w:lastRenderedPageBreak/>
+        <w:t>Embedded Tomcat starts automatically.</w:t>
+      </w:r>
+    </w:p>
+    <w:p>
+      <w:pPr>
+        <w:pStyle w:val="PlainText"/>
+        <w:rPr>
+          <w:rFonts w:asciiTheme="minorHAnsi" w:hAnsiTheme="minorHAnsi" w:cs="Courier New"/>
+          <w:sz w:val="24"/>
+          <w:szCs w:val="24"/>
+        </w:rPr>
+      </w:pPr>
+    </w:p>
+    <w:p>
+      <w:pPr>
+        <w:pStyle w:val="PlainText"/>
+        <w:rPr>
+          <w:rFonts w:asciiTheme="minorHAnsi" w:hAnsiTheme="minorHAnsi" w:cs="Courier New"/>
+          <w:sz w:val="24"/>
+          <w:szCs w:val="24"/>
+        </w:rPr>
+      </w:pPr>
+      <w:r>
+        <w:rPr>
+          <w:rFonts w:asciiTheme="minorHAnsi" w:hAnsiTheme="minorHAnsi" w:cs="Courier New"/>
+          <w:sz w:val="24"/>
+          <w:szCs w:val="24"/>
+        </w:rPr>
+        <w:t>↓</w:t>
+      </w:r>
+    </w:p>
+    <w:p>
+      <w:pPr>
+        <w:pStyle w:val="PlainText"/>
+        <w:rPr>
+          <w:rFonts w:asciiTheme="minorHAnsi" w:hAnsiTheme="minorHAnsi" w:cs="Courier New"/>
+          <w:sz w:val="24"/>
+          <w:szCs w:val="24"/>
+        </w:rPr>
+      </w:pPr>
+    </w:p>
+    <w:p>
+      <w:pPr>
+        <w:pStyle w:val="PlainText"/>
+        <w:rPr>
+          <w:rFonts w:asciiTheme="minorHAnsi" w:hAnsiTheme="minorHAnsi" w:cs="Courier New"/>
+          <w:sz w:val="24"/>
+          <w:szCs w:val="24"/>
+        </w:rPr>
+      </w:pPr>
+      <w:r>
+        <w:rPr>
+          <w:rFonts w:asciiTheme="minorHAnsi" w:hAnsiTheme="minorHAnsi" w:cs="Courier New"/>
+          <w:sz w:val="24"/>
+          <w:szCs w:val="24"/>
+        </w:rPr>
+        <w:t>Step 8</w:t>
+      </w:r>
+    </w:p>
+    <w:p>
+      <w:pPr>
+        <w:pStyle w:val="PlainText"/>
+        <w:rPr>
+          <w:rFonts w:asciiTheme="minorHAnsi" w:hAnsiTheme="minorHAnsi" w:cs="Courier New"/>
+          <w:sz w:val="24"/>
+          <w:szCs w:val="24"/>
+        </w:rPr>
+      </w:pPr>
+    </w:p>
+    <w:p>
+      <w:pPr>
+        <w:pStyle w:val="PlainText"/>
+        <w:rPr>
+          <w:rFonts w:asciiTheme="minorHAnsi" w:hAnsiTheme="minorHAnsi" w:cs="Courier New"/>
+          <w:sz w:val="24"/>
+          <w:szCs w:val="24"/>
+        </w:rPr>
+      </w:pPr>
+      <w:r>
+        <w:rPr>
+          <w:rFonts w:asciiTheme="minorHAnsi" w:hAnsiTheme="minorHAnsi" w:cs="Courier New"/>
+          <w:sz w:val="24"/>
+          <w:szCs w:val="24"/>
+        </w:rPr>
+        <w:t>The application becomes ready to accept HTTP requests.</w:t>
+      </w:r>
+    </w:p>
+    <w:p>
+      <w:pPr>
+        <w:pStyle w:val="PlainText"/>
+        <w:rPr>
+          <w:rFonts w:asciiTheme="minorHAnsi" w:hAnsiTheme="minorHAnsi" w:cs="Courier New"/>
+          <w:sz w:val="24"/>
+          <w:szCs w:val="24"/>
+        </w:rPr>
+      </w:pPr>
+    </w:p>
+    <w:p>
+      <w:pPr>
+        <w:pStyle w:val="PlainText"/>
+        <w:rPr>
+          <w:rFonts w:asciiTheme="minorHAnsi" w:hAnsiTheme="minorHAnsi" w:cs="Courier New"/>
+          <w:sz w:val="24"/>
+          <w:szCs w:val="24"/>
+        </w:rPr>
+      </w:pPr>
+      <w:r>
+        <w:rPr>
+          <w:rFonts w:asciiTheme="minorHAnsi" w:hAnsiTheme="minorHAnsi" w:cs="Courier New"/>
+          <w:sz w:val="24"/>
+          <w:szCs w:val="24"/>
+        </w:rPr>
+        <w:t>Diagram</w:t>
+      </w:r>
+    </w:p>
+    <w:p>
+      <w:pPr>
+        <w:pStyle w:val="PlainText"/>
+        <w:rPr>
+          <w:rFonts w:asciiTheme="minorHAnsi" w:hAnsiTheme="minorHAnsi" w:cs="Courier New"/>
+          <w:sz w:val="24"/>
+          <w:szCs w:val="24"/>
+        </w:rPr>
+      </w:pPr>
+      <w:r>
+        <w:rPr>
+          <w:rFonts w:asciiTheme="minorHAnsi" w:hAnsiTheme="minorHAnsi" w:cs="Courier New"/>
+          <w:sz w:val="24"/>
+          <w:szCs w:val="24"/>
+        </w:rPr>
+        <w:t>Main Method</w:t>
+      </w:r>
+    </w:p>
+    <w:p>
+      <w:pPr>
+        <w:pStyle w:val="PlainText"/>
+        <w:rPr>
+          <w:rFonts w:asciiTheme="minorHAnsi" w:hAnsiTheme="minorHAnsi" w:cs="Courier New"/>
+          <w:sz w:val="24"/>
+          <w:szCs w:val="24"/>
+        </w:rPr>
+      </w:pPr>
+      <w:r>
+        <w:rPr>
+          <w:rFonts w:asciiTheme="minorHAnsi" w:hAnsiTheme="minorHAnsi" w:cs="Courier New"/>
+          <w:sz w:val="24"/>
+          <w:szCs w:val="24"/>
+        </w:rPr>
+        <w:t xml:space="preserve">      │</w:t>
+      </w:r>
+    </w:p>
+    <w:p>
+      <w:pPr>
+        <w:pStyle w:val="PlainText"/>
+        <w:rPr>
+          <w:rFonts w:asciiTheme="minorHAnsi" w:hAnsiTheme="minorHAnsi" w:cs="Courier New"/>
+          <w:sz w:val="24"/>
+          <w:szCs w:val="24"/>
+        </w:rPr>
+      </w:pPr>
+      <w:r>
+        <w:rPr>
+          <w:rFonts w:asciiTheme="minorHAnsi" w:hAnsiTheme="minorHAnsi" w:cs="Courier New"/>
+          <w:sz w:val="24"/>
+          <w:szCs w:val="24"/>
+        </w:rPr>
+        <w:t xml:space="preserve">      </w:t>
+      </w:r>
+      <w:r>
+        <w:rPr>
+          <w:rFonts w:ascii="Arial" w:hAnsi="Arial" w:cs="Arial"/>
+          <w:sz w:val="24"/>
+          <w:szCs w:val="24"/>
+        </w:rPr>
+        <w:t>▼</w:t>
+      </w:r>
+    </w:p>
+    <w:p>
+      <w:pPr>
+        <w:pStyle w:val="PlainText"/>
+        <w:rPr>
+          <w:rFonts w:asciiTheme="minorHAnsi" w:hAnsiTheme="minorHAnsi" w:cs="Courier New"/>
+          <w:sz w:val="24"/>
+          <w:szCs w:val="24"/>
+        </w:rPr>
+      </w:pPr>
+      <w:proofErr w:type="spellStart"/>
+      <w:proofErr w:type="gramStart"/>
+      <w:r>
+        <w:rPr>
+          <w:rFonts w:asciiTheme="minorHAnsi" w:hAnsiTheme="minorHAnsi" w:cs="Courier New"/>
+          <w:sz w:val="24"/>
+          <w:szCs w:val="24"/>
+        </w:rPr>
+        <w:t>SpringApplication.run</w:t>
+      </w:r>
+      <w:proofErr w:type="spellEnd"/>
+      <w:r>
+        <w:rPr>
+          <w:rFonts w:asciiTheme="minorHAnsi" w:hAnsiTheme="minorHAnsi" w:cs="Courier New"/>
+          <w:sz w:val="24"/>
+          <w:szCs w:val="24"/>
+        </w:rPr>
+        <w:t>(</w:t>
+      </w:r>
+      <w:proofErr w:type="gramEnd"/>
+      <w:r>
+        <w:rPr>
+          <w:rFonts w:asciiTheme="minorHAnsi" w:hAnsiTheme="minorHAnsi" w:cs="Courier New"/>
+          <w:sz w:val="24"/>
+          <w:szCs w:val="24"/>
+        </w:rPr>
+        <w:t>)</w:t>
+      </w:r>
+    </w:p>
+    <w:p>
+      <w:pPr>
+        <w:pStyle w:val="PlainText"/>
+        <w:rPr>
+          <w:rFonts w:asciiTheme="minorHAnsi" w:hAnsiTheme="minorHAnsi" w:cs="Courier New"/>
+          <w:sz w:val="24"/>
+          <w:szCs w:val="24"/>
+        </w:rPr>
+      </w:pPr>
+      <w:r>
+        <w:rPr>
+          <w:rFonts w:asciiTheme="minorHAnsi" w:hAnsiTheme="minorHAnsi" w:cs="Courier New"/>
+          <w:sz w:val="24"/>
+          <w:szCs w:val="24"/>
+        </w:rPr>
+        <w:t xml:space="preserve">      │</w:t>
+      </w:r>
+    </w:p>
+    <w:p>
+      <w:pPr>
+        <w:pStyle w:val="PlainText"/>
+        <w:rPr>
+          <w:rFonts w:asciiTheme="minorHAnsi" w:hAnsiTheme="minorHAnsi" w:cs="Courier New"/>
+          <w:sz w:val="24"/>
+          <w:szCs w:val="24"/>
+        </w:rPr>
+      </w:pPr>
+      <w:r>
+        <w:rPr>
+          <w:rFonts w:asciiTheme="minorHAnsi" w:hAnsiTheme="minorHAnsi" w:cs="Courier New"/>
+          <w:sz w:val="24"/>
+          <w:szCs w:val="24"/>
+        </w:rPr>
+        <w:t xml:space="preserve">      </w:t>
+      </w:r>
+      <w:r>
+        <w:rPr>
+          <w:rFonts w:ascii="Arial" w:hAnsi="Arial" w:cs="Arial"/>
+          <w:sz w:val="24"/>
+          <w:szCs w:val="24"/>
+        </w:rPr>
+        <w:t>▼</w:t>
+      </w:r>
+    </w:p>
+    <w:p>
+      <w:pPr>
+        <w:pStyle w:val="PlainText"/>
+        <w:rPr>
+          <w:rFonts w:asciiTheme="minorHAnsi" w:hAnsiTheme="minorHAnsi" w:cs="Courier New"/>
+          <w:sz w:val="24"/>
+          <w:szCs w:val="24"/>
+        </w:rPr>
+      </w:pPr>
+      <w:proofErr w:type="spellStart"/>
+      <w:r>
+        <w:rPr>
+          <w:rFonts w:asciiTheme="minorHAnsi" w:hAnsiTheme="minorHAnsi" w:cs="Courier New"/>
+          <w:sz w:val="24"/>
+          <w:szCs w:val="24"/>
+        </w:rPr>
+        <w:t>ApplicationContext</w:t>
+      </w:r>
+      <w:proofErr w:type="spellEnd"/>
+      <w:r>
+        <w:rPr>
+          <w:rFonts w:asciiTheme="minorHAnsi" w:hAnsiTheme="minorHAnsi" w:cs="Courier New"/>
+          <w:sz w:val="24"/>
+          <w:szCs w:val="24"/>
+        </w:rPr>
+        <w:t xml:space="preserve"> Created</w:t>
+      </w:r>
+    </w:p>
+    <w:p>
+      <w:pPr>
+        <w:pStyle w:val="PlainText"/>
+        <w:rPr>
+          <w:rFonts w:asciiTheme="minorHAnsi" w:hAnsiTheme="minorHAnsi" w:cs="Courier New"/>
+          <w:sz w:val="24"/>
+          <w:szCs w:val="24"/>
+        </w:rPr>
+      </w:pPr>
+      <w:r>
+        <w:rPr>
+          <w:rFonts w:asciiTheme="minorHAnsi" w:hAnsiTheme="minorHAnsi" w:cs="Courier New"/>
+          <w:sz w:val="24"/>
+          <w:szCs w:val="24"/>
+        </w:rPr>
+        <w:t xml:space="preserve">      │</w:t>
+      </w:r>
+    </w:p>
+    <w:p>
+      <w:pPr>
+        <w:pStyle w:val="PlainText"/>
+        <w:rPr>
+          <w:rFonts w:asciiTheme="minorHAnsi" w:hAnsiTheme="minorHAnsi" w:cs="Courier New"/>
+          <w:sz w:val="24"/>
+          <w:szCs w:val="24"/>
+        </w:rPr>
+      </w:pPr>
+      <w:r>
+        <w:rPr>
+          <w:rFonts w:asciiTheme="minorHAnsi" w:hAnsiTheme="minorHAnsi" w:cs="Courier New"/>
+          <w:sz w:val="24"/>
+          <w:szCs w:val="24"/>
+        </w:rPr>
+        <w:t xml:space="preserve">      </w:t>
+      </w:r>
+      <w:r>
+        <w:rPr>
+          <w:rFonts w:ascii="Arial" w:hAnsi="Arial" w:cs="Arial"/>
+          <w:sz w:val="24"/>
+          <w:szCs w:val="24"/>
+        </w:rPr>
+        <w:t>▼</w:t>
+      </w:r>
+    </w:p>
+    <w:p>
+      <w:pPr>
+        <w:pStyle w:val="PlainText"/>
+        <w:rPr>
+          <w:rFonts w:asciiTheme="minorHAnsi" w:hAnsiTheme="minorHAnsi" w:cs="Courier New"/>
+          <w:sz w:val="24"/>
+          <w:szCs w:val="24"/>
+        </w:rPr>
+      </w:pPr>
+      <w:r>
+        <w:rPr>
+          <w:rFonts w:asciiTheme="minorHAnsi" w:hAnsiTheme="minorHAnsi" w:cs="Courier New"/>
+          <w:sz w:val="24"/>
+          <w:szCs w:val="24"/>
+        </w:rPr>
+        <w:t>Component Scanning</w:t>
+      </w:r>
+    </w:p>
+    <w:p>
+      <w:pPr>
+        <w:pStyle w:val="PlainText"/>
+        <w:rPr>
+          <w:rFonts w:asciiTheme="minorHAnsi" w:hAnsiTheme="minorHAnsi" w:cs="Courier New"/>
+          <w:sz w:val="24"/>
+          <w:szCs w:val="24"/>
+        </w:rPr>
+      </w:pPr>
+      <w:r>
+        <w:rPr>
+          <w:rFonts w:asciiTheme="minorHAnsi" w:hAnsiTheme="minorHAnsi" w:cs="Courier New"/>
+          <w:sz w:val="24"/>
+          <w:szCs w:val="24"/>
+        </w:rPr>
+        <w:t xml:space="preserve">      │</w:t>
+      </w:r>
+    </w:p>
+    <w:p>
+      <w:pPr>
+        <w:pStyle w:val="PlainText"/>
+        <w:rPr>
+          <w:rFonts w:asciiTheme="minorHAnsi" w:hAnsiTheme="minorHAnsi" w:cs="Courier New"/>
+          <w:sz w:val="24"/>
+          <w:szCs w:val="24"/>
+        </w:rPr>
+      </w:pPr>
+      <w:r>
+        <w:rPr>
+          <w:rFonts w:asciiTheme="minorHAnsi" w:hAnsiTheme="minorHAnsi" w:cs="Courier New"/>
+          <w:sz w:val="24"/>
+          <w:szCs w:val="24"/>
+        </w:rPr>
+        <w:t xml:space="preserve">      </w:t>
+      </w:r>
+      <w:r>
+        <w:rPr>
+          <w:rFonts w:ascii="Arial" w:hAnsi="Arial" w:cs="Arial"/>
+          <w:sz w:val="24"/>
+          <w:szCs w:val="24"/>
+        </w:rPr>
+        <w:t>▼</w:t>
+      </w:r>
+    </w:p>
+    <w:p>
+      <w:pPr>
+        <w:pStyle w:val="PlainText"/>
+        <w:rPr>
+          <w:rFonts w:asciiTheme="minorHAnsi" w:hAnsiTheme="minorHAnsi" w:cs="Courier New"/>
+          <w:sz w:val="24"/>
+          <w:szCs w:val="24"/>
+        </w:rPr>
+      </w:pPr>
+      <w:r>
+        <w:rPr>
+          <w:rFonts w:asciiTheme="minorHAnsi" w:hAnsiTheme="minorHAnsi" w:cs="Courier New"/>
+          <w:sz w:val="24"/>
+          <w:szCs w:val="24"/>
+        </w:rPr>
+        <w:t>Beans Created</w:t>
+      </w:r>
+    </w:p>
+    <w:p>
+      <w:pPr>
+        <w:pStyle w:val="PlainText"/>
+        <w:rPr>
+          <w:rFonts w:asciiTheme="minorHAnsi" w:hAnsiTheme="minorHAnsi" w:cs="Courier New"/>
+          <w:sz w:val="24"/>
+          <w:szCs w:val="24"/>
+        </w:rPr>
+      </w:pPr>
+      <w:r>
+        <w:rPr>
+          <w:rFonts w:asciiTheme="minorHAnsi" w:hAnsiTheme="minorHAnsi" w:cs="Courier New"/>
+          <w:sz w:val="24"/>
+          <w:szCs w:val="24"/>
+        </w:rPr>
+        <w:t xml:space="preserve">      │</w:t>
+      </w:r>
+    </w:p>
+    <w:p>
+      <w:pPr>
+        <w:pStyle w:val="PlainText"/>
+        <w:rPr>
+          <w:rFonts w:asciiTheme="minorHAnsi" w:hAnsiTheme="minorHAnsi" w:cs="Courier New"/>
+          <w:sz w:val="24"/>
+          <w:szCs w:val="24"/>
+        </w:rPr>
+      </w:pPr>
+      <w:r>
+        <w:rPr>
+          <w:rFonts w:asciiTheme="minorHAnsi" w:hAnsiTheme="minorHAnsi" w:cs="Courier New"/>
+          <w:sz w:val="24"/>
+          <w:szCs w:val="24"/>
+        </w:rPr>
+        <w:t xml:space="preserve">      </w:t>
+      </w:r>
+      <w:r>
+        <w:rPr>
+          <w:rFonts w:ascii="Arial" w:hAnsi="Arial" w:cs="Arial"/>
+          <w:sz w:val="24"/>
+          <w:szCs w:val="24"/>
+        </w:rPr>
+        <w:t>▼</w:t>
+      </w:r>
+    </w:p>
+    <w:p>
+      <w:pPr>
+        <w:pStyle w:val="PlainText"/>
+        <w:rPr>
+          <w:rFonts w:asciiTheme="minorHAnsi" w:hAnsiTheme="minorHAnsi" w:cs="Courier New"/>
+          <w:sz w:val="24"/>
+          <w:szCs w:val="24"/>
+        </w:rPr>
+      </w:pPr>
+      <w:r>
+        <w:rPr>
+          <w:rFonts w:asciiTheme="minorHAnsi" w:hAnsiTheme="minorHAnsi" w:cs="Courier New"/>
+          <w:sz w:val="24"/>
+          <w:szCs w:val="24"/>
+        </w:rPr>
+        <w:t>Auto Configuration</w:t>
+      </w:r>
+    </w:p>
+    <w:p>
+      <w:pPr>
+        <w:pStyle w:val="PlainText"/>
+        <w:rPr>
+          <w:rFonts w:asciiTheme="minorHAnsi" w:hAnsiTheme="minorHAnsi" w:cs="Courier New"/>
+          <w:sz w:val="24"/>
+          <w:szCs w:val="24"/>
+        </w:rPr>
+      </w:pPr>
+      <w:r>
+        <w:rPr>
+          <w:rFonts w:asciiTheme="minorHAnsi" w:hAnsiTheme="minorHAnsi" w:cs="Courier New"/>
+          <w:sz w:val="24"/>
+          <w:szCs w:val="24"/>
+        </w:rPr>
+        <w:t xml:space="preserve">      │</w:t>
+      </w:r>
+    </w:p>
+    <w:p>
+      <w:pPr>
+        <w:pStyle w:val="PlainText"/>
+        <w:rPr>
+          <w:rFonts w:asciiTheme="minorHAnsi" w:hAnsiTheme="minorHAnsi" w:cs="Courier New"/>
+          <w:sz w:val="24"/>
+          <w:szCs w:val="24"/>
+        </w:rPr>
+      </w:pPr>
+      <w:r>
+        <w:rPr>
+          <w:rFonts w:asciiTheme="minorHAnsi" w:hAnsiTheme="minorHAnsi" w:cs="Courier New"/>
+          <w:sz w:val="24"/>
+          <w:szCs w:val="24"/>
+        </w:rPr>
+        <w:t xml:space="preserve">      </w:t>
+      </w:r>
+      <w:r>
+        <w:rPr>
+          <w:rFonts w:ascii="Arial" w:hAnsi="Arial" w:cs="Arial"/>
+          <w:sz w:val="24"/>
+          <w:szCs w:val="24"/>
+        </w:rPr>
+        <w:t>▼</w:t>
+      </w:r>
+    </w:p>
+    <w:p>
+      <w:pPr>
+        <w:pStyle w:val="PlainText"/>
+        <w:rPr>
+          <w:rFonts w:asciiTheme="minorHAnsi" w:hAnsiTheme="minorHAnsi" w:cs="Courier New"/>
+          <w:sz w:val="24"/>
+          <w:szCs w:val="24"/>
+        </w:rPr>
+      </w:pPr>
+      <w:r>
+        <w:rPr>
+          <w:rFonts w:asciiTheme="minorHAnsi" w:hAnsiTheme="minorHAnsi" w:cs="Courier New"/>
+          <w:sz w:val="24"/>
+          <w:szCs w:val="24"/>
+        </w:rPr>
+        <w:t>Embedded Tomcat Starts</w:t>
+      </w:r>
+    </w:p>
+    <w:p>
+      <w:pPr>
+        <w:pStyle w:val="PlainText"/>
+        <w:rPr>
+          <w:rFonts w:asciiTheme="minorHAnsi" w:hAnsiTheme="minorHAnsi" w:cs="Courier New"/>
+          <w:sz w:val="24"/>
+          <w:szCs w:val="24"/>
+        </w:rPr>
+      </w:pPr>
+      <w:r>
+        <w:rPr>
+          <w:rFonts w:asciiTheme="minorHAnsi" w:hAnsiTheme="minorHAnsi" w:cs="Courier New"/>
+          <w:sz w:val="24"/>
+          <w:szCs w:val="24"/>
+        </w:rPr>
+        <w:t xml:space="preserve">      │</w:t>
+      </w:r>
+    </w:p>
+    <w:p>
+      <w:pPr>
+        <w:pStyle w:val="PlainText"/>
+        <w:rPr>
+          <w:rFonts w:asciiTheme="minorHAnsi" w:hAnsiTheme="minorHAnsi" w:cs="Courier New"/>
+          <w:sz w:val="24"/>
+          <w:szCs w:val="24"/>
+        </w:rPr>
+      </w:pPr>
+      <w:r>
+        <w:rPr>
+          <w:rFonts w:asciiTheme="minorHAnsi" w:hAnsiTheme="minorHAnsi" w:cs="Courier New"/>
+          <w:sz w:val="24"/>
+          <w:szCs w:val="24"/>
+        </w:rPr>
+        <w:t xml:space="preserve">      </w:t>
+      </w:r>
+      <w:r>
+        <w:rPr>
+          <w:rFonts w:ascii="Arial" w:hAnsi="Arial" w:cs="Arial"/>
+          <w:sz w:val="24"/>
+          <w:szCs w:val="24"/>
+        </w:rPr>
+        <w:t>▼</w:t>
+      </w:r>
+    </w:p>
+    <w:p>
+      <w:pPr>
+        <w:pStyle w:val="PlainText"/>
+        <w:rPr>
+          <w:rFonts w:asciiTheme="minorHAnsi" w:hAnsiTheme="minorHAnsi" w:cs="Courier New"/>
+          <w:sz w:val="24"/>
+          <w:szCs w:val="24"/>
+        </w:rPr>
+      </w:pPr>
+      <w:r>
+        <w:rPr>
+          <w:rFonts w:asciiTheme="minorHAnsi" w:hAnsiTheme="minorHAnsi" w:cs="Courier New"/>
+          <w:sz w:val="24"/>
+          <w:szCs w:val="24"/>
+        </w:rPr>
+        <w:t>Application Ready</w:t>
+      </w:r>
+    </w:p>
+    <w:p>
+      <w:pPr>
+        <w:pStyle w:val="PlainText"/>
+        <w:rPr>
+          <w:rFonts w:asciiTheme="minorHAnsi" w:hAnsiTheme="minorHAnsi" w:cs="Courier New"/>
+          <w:sz w:val="24"/>
+          <w:szCs w:val="24"/>
+        </w:rPr>
+      </w:pPr>
+    </w:p>
+    <w:p>
+      <w:pPr>
+        <w:pStyle w:val="PlainText"/>
+        <w:rPr>
+          <w:rFonts w:asciiTheme="minorHAnsi" w:hAnsiTheme="minorHAnsi" w:cs="Courier New"/>
+          <w:b/>
+          <w:bCs/>
+          <w:sz w:val="24"/>
+          <w:szCs w:val="24"/>
+        </w:rPr>
+      </w:pPr>
+      <w:r>
+        <w:rPr>
+          <w:rFonts w:asciiTheme="minorHAnsi" w:hAnsiTheme="minorHAnsi" w:cs="Courier New"/>
+          <w:b/>
+          <w:bCs/>
+          <w:sz w:val="24"/>
+          <w:szCs w:val="24"/>
+        </w:rPr>
+        <w:t>Task 29:</w:t>
+      </w:r>
+    </w:p>
+    <w:p>
+      <w:pPr>
+        <w:pStyle w:val="PlainText"/>
+        <w:rPr>
+          <w:rFonts w:asciiTheme="minorHAnsi" w:hAnsiTheme="minorHAnsi" w:cs="Courier New"/>
+          <w:b/>
+          <w:bCs/>
+          <w:sz w:val="24"/>
+          <w:szCs w:val="24"/>
+        </w:rPr>
+      </w:pPr>
+      <w:r>
+        <w:rPr>
+          <w:rFonts w:asciiTheme="minorHAnsi" w:hAnsiTheme="minorHAnsi" w:cs="Courier New"/>
+          <w:b/>
+          <w:bCs/>
+          <w:sz w:val="24"/>
+          <w:szCs w:val="24"/>
+        </w:rPr>
+        <w:t>List out the starter dependencies for spring boot</w:t>
+      </w:r>
+    </w:p>
+    <w:p>
+      <w:pPr>
+        <w:pStyle w:val="PlainText"/>
+        <w:rPr>
+          <w:rFonts w:asciiTheme="minorHAnsi" w:hAnsiTheme="minorHAnsi" w:cs="Courier New"/>
+          <w:sz w:val="24"/>
+          <w:szCs w:val="24"/>
+        </w:rPr>
+      </w:pPr>
+      <w:r>
+        <w:rPr>
+          <w:rFonts w:asciiTheme="minorHAnsi" w:hAnsiTheme="minorHAnsi" w:cs="Courier New"/>
+          <w:sz w:val="24"/>
+          <w:szCs w:val="24"/>
+        </w:rPr>
+        <w:t>| Starter Dependency             | Purpose                                 |</w:t>
+      </w:r>
+    </w:p>
+    <w:p>
+      <w:pPr>
+        <w:pStyle w:val="PlainText"/>
+        <w:rPr>
+          <w:rFonts w:asciiTheme="minorHAnsi" w:hAnsiTheme="minorHAnsi" w:cs="Courier New"/>
+          <w:sz w:val="24"/>
+          <w:szCs w:val="24"/>
+        </w:rPr>
+      </w:pPr>
+      <w:r>
+        <w:rPr>
+          <w:rFonts w:asciiTheme="minorHAnsi" w:hAnsiTheme="minorHAnsi" w:cs="Courier New"/>
+          <w:sz w:val="24"/>
+          <w:szCs w:val="24"/>
+        </w:rPr>
+        <w:t>| ------------------------------ | --------------------------------------- |</w:t>
+      </w:r>
+    </w:p>
+    <w:p>
+      <w:pPr>
+        <w:pStyle w:val="PlainText"/>
+        <w:rPr>
+          <w:rFonts w:asciiTheme="minorHAnsi" w:hAnsiTheme="minorHAnsi" w:cs="Courier New"/>
+          <w:sz w:val="24"/>
+          <w:szCs w:val="24"/>
+        </w:rPr>
+      </w:pPr>
+      <w:r>
+        <w:rPr>
+          <w:rFonts w:asciiTheme="minorHAnsi" w:hAnsiTheme="minorHAnsi" w:cs="Courier New"/>
+          <w:sz w:val="24"/>
+          <w:szCs w:val="24"/>
+        </w:rPr>
+        <w:t>| spring-boot-starter            | Core Spring Boot features               |</w:t>
+      </w:r>
+    </w:p>
+    <w:p>
+      <w:pPr>
+        <w:pStyle w:val="PlainText"/>
+        <w:rPr>
+          <w:rFonts w:asciiTheme="minorHAnsi" w:hAnsiTheme="minorHAnsi" w:cs="Courier New"/>
+          <w:sz w:val="24"/>
+          <w:szCs w:val="24"/>
+        </w:rPr>
+      </w:pPr>
+      <w:r>
+        <w:rPr>
+          <w:rFonts w:asciiTheme="minorHAnsi" w:hAnsiTheme="minorHAnsi" w:cs="Courier New"/>
+          <w:sz w:val="24"/>
+          <w:szCs w:val="24"/>
+        </w:rPr>
+        <w:t>| spring-boot-starter-web        | Build web applications and REST APIs    |</w:t>
+      </w:r>
+    </w:p>
+    <w:p>
+      <w:pPr>
+        <w:pStyle w:val="PlainText"/>
+        <w:rPr>
+          <w:rFonts w:asciiTheme="minorHAnsi" w:hAnsiTheme="minorHAnsi" w:cs="Courier New"/>
+          <w:sz w:val="24"/>
+          <w:szCs w:val="24"/>
+        </w:rPr>
+      </w:pPr>
+      <w:r>
+        <w:rPr>
+          <w:rFonts w:asciiTheme="minorHAnsi" w:hAnsiTheme="minorHAnsi" w:cs="Courier New"/>
+          <w:sz w:val="24"/>
+          <w:szCs w:val="24"/>
+        </w:rPr>
+        <w:t>| spring-boot-starter-data-</w:t>
+      </w:r>
+      <w:proofErr w:type="spellStart"/>
+      <w:r>
+        <w:rPr>
+          <w:rFonts w:asciiTheme="minorHAnsi" w:hAnsiTheme="minorHAnsi" w:cs="Courier New"/>
+          <w:sz w:val="24"/>
+          <w:szCs w:val="24"/>
+        </w:rPr>
+        <w:t>jpa</w:t>
+      </w:r>
+      <w:proofErr w:type="spellEnd"/>
+      <w:r>
+        <w:rPr>
+          <w:rFonts w:asciiTheme="minorHAnsi" w:hAnsiTheme="minorHAnsi" w:cs="Courier New"/>
+          <w:sz w:val="24"/>
+          <w:szCs w:val="24"/>
+        </w:rPr>
+        <w:t xml:space="preserve">   | Database access using JPA and Hibernate |</w:t>
+      </w:r>
+    </w:p>
+    <w:p>
+      <w:pPr>
+        <w:pStyle w:val="PlainText"/>
+        <w:rPr>
+          <w:rFonts w:asciiTheme="minorHAnsi" w:hAnsiTheme="minorHAnsi" w:cs="Courier New"/>
+          <w:sz w:val="24"/>
+          <w:szCs w:val="24"/>
+        </w:rPr>
+      </w:pPr>
+      <w:r>
+        <w:rPr>
+          <w:rFonts w:asciiTheme="minorHAnsi" w:hAnsiTheme="minorHAnsi" w:cs="Courier New"/>
+          <w:sz w:val="24"/>
+          <w:szCs w:val="24"/>
+        </w:rPr>
+        <w:t>| spring-boot-starter-</w:t>
+      </w:r>
+      <w:proofErr w:type="spellStart"/>
+      <w:r>
+        <w:rPr>
+          <w:rFonts w:asciiTheme="minorHAnsi" w:hAnsiTheme="minorHAnsi" w:cs="Courier New"/>
+          <w:sz w:val="24"/>
+          <w:szCs w:val="24"/>
+        </w:rPr>
+        <w:t>jdbc</w:t>
+      </w:r>
+      <w:proofErr w:type="spellEnd"/>
+      <w:r>
+        <w:rPr>
+          <w:rFonts w:asciiTheme="minorHAnsi" w:hAnsiTheme="minorHAnsi" w:cs="Courier New"/>
+          <w:sz w:val="24"/>
+          <w:szCs w:val="24"/>
+        </w:rPr>
+        <w:t xml:space="preserve">       | JDBC database connectivity              |</w:t>
+      </w:r>
+    </w:p>
+    <w:p>
+      <w:pPr>
+        <w:pStyle w:val="PlainText"/>
+        <w:rPr>
+          <w:rFonts w:asciiTheme="minorHAnsi" w:hAnsiTheme="minorHAnsi" w:cs="Courier New"/>
+          <w:sz w:val="24"/>
+          <w:szCs w:val="24"/>
+        </w:rPr>
+      </w:pPr>
+      <w:r>
+        <w:rPr>
+          <w:rFonts w:asciiTheme="minorHAnsi" w:hAnsiTheme="minorHAnsi" w:cs="Courier New"/>
+          <w:sz w:val="24"/>
+          <w:szCs w:val="24"/>
+        </w:rPr>
+        <w:t>| spring-boot-starter-security   | Authentication and authorization        |</w:t>
+      </w:r>
+    </w:p>
+    <w:p>
+      <w:pPr>
+        <w:pStyle w:val="PlainText"/>
+        <w:rPr>
+          <w:rFonts w:asciiTheme="minorHAnsi" w:hAnsiTheme="minorHAnsi" w:cs="Courier New"/>
+          <w:sz w:val="24"/>
+          <w:szCs w:val="24"/>
+        </w:rPr>
+      </w:pPr>
+      <w:r>
+        <w:rPr>
+          <w:rFonts w:asciiTheme="minorHAnsi" w:hAnsiTheme="minorHAnsi" w:cs="Courier New"/>
+          <w:sz w:val="24"/>
+          <w:szCs w:val="24"/>
+        </w:rPr>
+        <w:t>| spring-boot-starter-test       | Unit and integration testing            |</w:t>
+      </w:r>
+    </w:p>
+    <w:p>
+      <w:pPr>
+        <w:pStyle w:val="PlainText"/>
+        <w:rPr>
+          <w:rFonts w:asciiTheme="minorHAnsi" w:hAnsiTheme="minorHAnsi" w:cs="Courier New"/>
+          <w:sz w:val="24"/>
+          <w:szCs w:val="24"/>
+        </w:rPr>
+      </w:pPr>
+      <w:r>
+        <w:rPr>
+          <w:rFonts w:asciiTheme="minorHAnsi" w:hAnsiTheme="minorHAnsi" w:cs="Courier New"/>
+          <w:sz w:val="24"/>
+          <w:szCs w:val="24"/>
+        </w:rPr>
+        <w:t>| spring-boot-starter-</w:t>
+      </w:r>
+      <w:proofErr w:type="spellStart"/>
+      <w:proofErr w:type="gramStart"/>
+      <w:r>
+        <w:rPr>
+          <w:rFonts w:asciiTheme="minorHAnsi" w:hAnsiTheme="minorHAnsi" w:cs="Courier New"/>
+          <w:sz w:val="24"/>
+          <w:szCs w:val="24"/>
+        </w:rPr>
+        <w:t>thymeleaf</w:t>
+      </w:r>
+      <w:proofErr w:type="spellEnd"/>
+      <w:r>
+        <w:rPr>
+          <w:rFonts w:asciiTheme="minorHAnsi" w:hAnsiTheme="minorHAnsi" w:cs="Courier New"/>
+          <w:sz w:val="24"/>
+          <w:szCs w:val="24"/>
+        </w:rPr>
+        <w:t xml:space="preserve">  |</w:t>
+      </w:r>
+      <w:proofErr w:type="gramEnd"/>
+      <w:r>
+        <w:rPr>
+          <w:rFonts w:asciiTheme="minorHAnsi" w:hAnsiTheme="minorHAnsi" w:cs="Courier New"/>
+          <w:sz w:val="24"/>
+          <w:szCs w:val="24"/>
+        </w:rPr>
+        <w:t xml:space="preserve"> Build web pages using </w:t>
+      </w:r>
+      <w:proofErr w:type="spellStart"/>
+      <w:r>
+        <w:rPr>
+          <w:rFonts w:asciiTheme="minorHAnsi" w:hAnsiTheme="minorHAnsi" w:cs="Courier New"/>
+          <w:sz w:val="24"/>
+          <w:szCs w:val="24"/>
+        </w:rPr>
+        <w:t>Thymeleaf</w:t>
+      </w:r>
+      <w:proofErr w:type="spellEnd"/>
+      <w:r>
+        <w:rPr>
+          <w:rFonts w:asciiTheme="minorHAnsi" w:hAnsiTheme="minorHAnsi" w:cs="Courier New"/>
+          <w:sz w:val="24"/>
+          <w:szCs w:val="24"/>
+        </w:rPr>
+        <w:t xml:space="preserve">         |</w:t>
+      </w:r>
+    </w:p>
+    <w:p>
+      <w:pPr>
+        <w:pStyle w:val="PlainText"/>
+        <w:rPr>
+          <w:rFonts w:asciiTheme="minorHAnsi" w:hAnsiTheme="minorHAnsi" w:cs="Courier New"/>
+          <w:sz w:val="24"/>
+          <w:szCs w:val="24"/>
+        </w:rPr>
+      </w:pPr>
+      <w:r>
+        <w:rPr>
+          <w:rFonts w:asciiTheme="minorHAnsi" w:hAnsiTheme="minorHAnsi" w:cs="Courier New"/>
+          <w:sz w:val="24"/>
+          <w:szCs w:val="24"/>
+        </w:rPr>
+        <w:t>| spring-boot-starter-validation | Bean validation                         |</w:t>
+      </w:r>
+    </w:p>
+    <w:p>
+      <w:pPr>
+        <w:pStyle w:val="PlainText"/>
+        <w:rPr>
+          <w:rFonts w:asciiTheme="minorHAnsi" w:hAnsiTheme="minorHAnsi" w:cs="Courier New"/>
+          <w:sz w:val="24"/>
+          <w:szCs w:val="24"/>
+        </w:rPr>
+      </w:pPr>
+      <w:r>
+        <w:rPr>
+          <w:rFonts w:asciiTheme="minorHAnsi" w:hAnsiTheme="minorHAnsi" w:cs="Courier New"/>
+          <w:sz w:val="24"/>
+          <w:szCs w:val="24"/>
+        </w:rPr>
+        <w:t>| spring-boot-starter-actuator   | Monitoring and health checks            |</w:t>
+      </w:r>
+    </w:p>
+    <w:p>
+      <w:pPr>
+        <w:pStyle w:val="PlainText"/>
+        <w:rPr>
+          <w:rFonts w:asciiTheme="minorHAnsi" w:hAnsiTheme="minorHAnsi" w:cs="Courier New"/>
+          <w:sz w:val="24"/>
+          <w:szCs w:val="24"/>
+        </w:rPr>
+      </w:pPr>
+      <w:r>
+        <w:rPr>
+          <w:rFonts w:asciiTheme="minorHAnsi" w:hAnsiTheme="minorHAnsi" w:cs="Courier New"/>
+          <w:sz w:val="24"/>
+          <w:szCs w:val="24"/>
+        </w:rPr>
+        <w:t>| spring-boot-starter-mail       | Send emails from applications           |</w:t>
+      </w:r>
+    </w:p>
+    <w:p>
+      <w:pPr>
+        <w:pStyle w:val="PlainText"/>
+        <w:rPr>
+          <w:rFonts w:asciiTheme="minorHAnsi" w:hAnsiTheme="minorHAnsi" w:cs="Courier New"/>
+          <w:sz w:val="24"/>
+          <w:szCs w:val="24"/>
+        </w:rPr>
+      </w:pPr>
+    </w:p>
+    <w:p>
+      <w:pPr>
+        <w:pStyle w:val="PlainText"/>
+        <w:rPr>
+          <w:rFonts w:asciiTheme="minorHAnsi" w:hAnsiTheme="minorHAnsi" w:cs="Courier New"/>
+          <w:sz w:val="24"/>
+          <w:szCs w:val="24"/>
+        </w:rPr>
+      </w:pPr>
+    </w:p>
+    <w:p>
+      <w:pPr>
+        <w:pStyle w:val="PlainText"/>
+        <w:rPr>
+          <w:rFonts w:asciiTheme="minorHAnsi" w:hAnsiTheme="minorHAnsi" w:cs="Courier New"/>
+          <w:b/>
+          <w:bCs/>
+          <w:sz w:val="24"/>
+          <w:szCs w:val="24"/>
+        </w:rPr>
+      </w:pPr>
+      <w:r>
+        <w:rPr>
+          <w:rFonts w:asciiTheme="minorHAnsi" w:hAnsiTheme="minorHAnsi" w:cs="Courier New"/>
+          <w:b/>
+          <w:bCs/>
+          <w:sz w:val="24"/>
+          <w:szCs w:val="24"/>
+        </w:rPr>
+        <w:lastRenderedPageBreak/>
+        <w:t>Task 30:</w:t>
+      </w:r>
+    </w:p>
+    <w:p>
+      <w:pPr>
+        <w:pStyle w:val="PlainText"/>
+        <w:rPr>
+          <w:rFonts w:asciiTheme="minorHAnsi" w:hAnsiTheme="minorHAnsi" w:cs="Courier New"/>
+          <w:sz w:val="24"/>
+          <w:szCs w:val="24"/>
+        </w:rPr>
+      </w:pPr>
+      <w:r>
+        <w:rPr>
+          <w:rFonts w:asciiTheme="minorHAnsi" w:hAnsiTheme="minorHAnsi" w:cs="Courier New"/>
+          <w:sz w:val="24"/>
+          <w:szCs w:val="24"/>
+        </w:rPr>
+        <w:t xml:space="preserve">import </w:t>
+      </w:r>
+      <w:proofErr w:type="spellStart"/>
+      <w:proofErr w:type="gramStart"/>
+      <w:r>
+        <w:rPr>
+          <w:rFonts w:asciiTheme="minorHAnsi" w:hAnsiTheme="minorHAnsi" w:cs="Courier New"/>
+          <w:sz w:val="24"/>
+          <w:szCs w:val="24"/>
+        </w:rPr>
+        <w:t>org.springframework</w:t>
+      </w:r>
+      <w:proofErr w:type="gramEnd"/>
+      <w:r>
+        <w:rPr>
+          <w:rFonts w:asciiTheme="minorHAnsi" w:hAnsiTheme="minorHAnsi" w:cs="Courier New"/>
+          <w:sz w:val="24"/>
+          <w:szCs w:val="24"/>
+        </w:rPr>
+        <w:t>.</w:t>
+      </w:r>
+      <w:proofErr w:type="gramStart"/>
+      <w:r>
+        <w:rPr>
+          <w:rFonts w:asciiTheme="minorHAnsi" w:hAnsiTheme="minorHAnsi" w:cs="Courier New"/>
+          <w:sz w:val="24"/>
+          <w:szCs w:val="24"/>
+        </w:rPr>
+        <w:t>boot.SpringApplication</w:t>
+      </w:r>
+      <w:proofErr w:type="spellEnd"/>
+      <w:proofErr w:type="gramEnd"/>
+      <w:r>
+        <w:rPr>
+          <w:rFonts w:asciiTheme="minorHAnsi" w:hAnsiTheme="minorHAnsi" w:cs="Courier New"/>
+          <w:sz w:val="24"/>
+          <w:szCs w:val="24"/>
+        </w:rPr>
+        <w:t xml:space="preserve">; </w:t>
+      </w:r>
+    </w:p>
+    <w:p>
+      <w:pPr>
+        <w:pStyle w:val="PlainText"/>
+        <w:rPr>
+          <w:rFonts w:asciiTheme="minorHAnsi" w:hAnsiTheme="minorHAnsi" w:cs="Courier New"/>
+          <w:sz w:val="24"/>
+          <w:szCs w:val="24"/>
+        </w:rPr>
+      </w:pPr>
+      <w:r>
+        <w:rPr>
+          <w:rFonts w:asciiTheme="minorHAnsi" w:hAnsiTheme="minorHAnsi" w:cs="Courier New"/>
+          <w:sz w:val="24"/>
+          <w:szCs w:val="24"/>
+        </w:rPr>
+        <w:t xml:space="preserve">import </w:t>
+      </w:r>
+      <w:proofErr w:type="spellStart"/>
+      <w:proofErr w:type="gramStart"/>
+      <w:r>
+        <w:rPr>
+          <w:rFonts w:asciiTheme="minorHAnsi" w:hAnsiTheme="minorHAnsi" w:cs="Courier New"/>
+          <w:sz w:val="24"/>
+          <w:szCs w:val="24"/>
+        </w:rPr>
+        <w:t>org.springframework</w:t>
+      </w:r>
+      <w:proofErr w:type="gramEnd"/>
+      <w:r>
+        <w:rPr>
+          <w:rFonts w:asciiTheme="minorHAnsi" w:hAnsiTheme="minorHAnsi" w:cs="Courier New"/>
+          <w:sz w:val="24"/>
+          <w:szCs w:val="24"/>
+        </w:rPr>
+        <w:t>.</w:t>
+      </w:r>
+      <w:proofErr w:type="gramStart"/>
+      <w:r>
+        <w:rPr>
+          <w:rFonts w:asciiTheme="minorHAnsi" w:hAnsiTheme="minorHAnsi" w:cs="Courier New"/>
+          <w:sz w:val="24"/>
+          <w:szCs w:val="24"/>
+        </w:rPr>
+        <w:t>boot.autoconfigure</w:t>
+      </w:r>
+      <w:proofErr w:type="gramEnd"/>
+      <w:r>
+        <w:rPr>
+          <w:rFonts w:asciiTheme="minorHAnsi" w:hAnsiTheme="minorHAnsi" w:cs="Courier New"/>
+          <w:sz w:val="24"/>
+          <w:szCs w:val="24"/>
+        </w:rPr>
+        <w:t>.SpringBootApplication</w:t>
+      </w:r>
+      <w:proofErr w:type="spellEnd"/>
+      <w:r>
+        <w:rPr>
+          <w:rFonts w:asciiTheme="minorHAnsi" w:hAnsiTheme="minorHAnsi" w:cs="Courier New"/>
+          <w:sz w:val="24"/>
+          <w:szCs w:val="24"/>
+        </w:rPr>
+        <w:t>;</w:t>
+      </w:r>
+    </w:p>
+    <w:p>
+      <w:pPr>
+        <w:pStyle w:val="PlainText"/>
+        <w:rPr>
+          <w:rFonts w:asciiTheme="minorHAnsi" w:hAnsiTheme="minorHAnsi" w:cs="Courier New"/>
+          <w:sz w:val="24"/>
+          <w:szCs w:val="24"/>
+        </w:rPr>
+      </w:pPr>
+      <w:r>
+        <w:rPr>
+          <w:rFonts w:asciiTheme="minorHAnsi" w:hAnsiTheme="minorHAnsi" w:cs="Courier New"/>
+          <w:sz w:val="24"/>
+          <w:szCs w:val="24"/>
+        </w:rPr>
+        <w:t>@SpringBootApplication</w:t>
+      </w:r>
+    </w:p>
+    <w:p>
+      <w:pPr>
+        <w:pStyle w:val="PlainText"/>
+        <w:rPr>
+          <w:rFonts w:asciiTheme="minorHAnsi" w:hAnsiTheme="minorHAnsi" w:cs="Courier New"/>
+          <w:sz w:val="24"/>
+          <w:szCs w:val="24"/>
+        </w:rPr>
+      </w:pPr>
+      <w:r>
+        <w:rPr>
+          <w:rFonts w:asciiTheme="minorHAnsi" w:hAnsiTheme="minorHAnsi" w:cs="Courier New"/>
+          <w:sz w:val="24"/>
+          <w:szCs w:val="24"/>
+        </w:rPr>
+        <w:t xml:space="preserve">public class </w:t>
+      </w:r>
+      <w:proofErr w:type="spellStart"/>
+      <w:r>
+        <w:rPr>
+          <w:rFonts w:asciiTheme="minorHAnsi" w:hAnsiTheme="minorHAnsi" w:cs="Courier New"/>
+          <w:sz w:val="24"/>
+          <w:szCs w:val="24"/>
+        </w:rPr>
+        <w:t>MyApplication</w:t>
+      </w:r>
+      <w:proofErr w:type="spellEnd"/>
+      <w:r>
+        <w:rPr>
+          <w:rFonts w:asciiTheme="minorHAnsi" w:hAnsiTheme="minorHAnsi" w:cs="Courier New"/>
+          <w:sz w:val="24"/>
+          <w:szCs w:val="24"/>
+        </w:rPr>
+        <w:t xml:space="preserve"> </w:t>
+      </w:r>
+    </w:p>
+    <w:p>
+      <w:pPr>
+        <w:pStyle w:val="PlainText"/>
+        <w:rPr>
+          <w:rFonts w:asciiTheme="minorHAnsi" w:hAnsiTheme="minorHAnsi" w:cs="Courier New"/>
+          <w:sz w:val="24"/>
+          <w:szCs w:val="24"/>
+        </w:rPr>
+      </w:pPr>
+      <w:r>
+        <w:rPr>
+          <w:rFonts w:asciiTheme="minorHAnsi" w:hAnsiTheme="minorHAnsi" w:cs="Courier New"/>
+          <w:sz w:val="24"/>
+          <w:szCs w:val="24"/>
+        </w:rPr>
+        <w:t xml:space="preserve">{ </w:t>
+      </w:r>
+    </w:p>
+    <w:p>
+      <w:pPr>
+        <w:pStyle w:val="PlainText"/>
+        <w:rPr>
+          <w:rFonts w:asciiTheme="minorHAnsi" w:hAnsiTheme="minorHAnsi" w:cs="Courier New"/>
+          <w:sz w:val="24"/>
+          <w:szCs w:val="24"/>
+        </w:rPr>
+      </w:pPr>
+      <w:r>
+        <w:rPr>
+          <w:rFonts w:asciiTheme="minorHAnsi" w:hAnsiTheme="minorHAnsi" w:cs="Courier New"/>
+          <w:sz w:val="24"/>
+          <w:szCs w:val="24"/>
+        </w:rPr>
+        <w:t xml:space="preserve">  public static void </w:t>
+      </w:r>
+      <w:proofErr w:type="gramStart"/>
+      <w:r>
+        <w:rPr>
+          <w:rFonts w:asciiTheme="minorHAnsi" w:hAnsiTheme="minorHAnsi" w:cs="Courier New"/>
+          <w:sz w:val="24"/>
+          <w:szCs w:val="24"/>
+        </w:rPr>
+        <w:t>main(String[</w:t>
+      </w:r>
+      <w:proofErr w:type="gramEnd"/>
+      <w:r>
+        <w:rPr>
+          <w:rFonts w:asciiTheme="minorHAnsi" w:hAnsiTheme="minorHAnsi" w:cs="Courier New"/>
+          <w:sz w:val="24"/>
+          <w:szCs w:val="24"/>
+        </w:rPr>
+        <w:t xml:space="preserve">] </w:t>
+      </w:r>
+      <w:proofErr w:type="spellStart"/>
+      <w:r>
+        <w:rPr>
+          <w:rFonts w:asciiTheme="minorHAnsi" w:hAnsiTheme="minorHAnsi" w:cs="Courier New"/>
+          <w:sz w:val="24"/>
+          <w:szCs w:val="24"/>
+        </w:rPr>
+        <w:t>args</w:t>
+      </w:r>
+      <w:proofErr w:type="spellEnd"/>
+      <w:r>
+        <w:rPr>
+          <w:rFonts w:asciiTheme="minorHAnsi" w:hAnsiTheme="minorHAnsi" w:cs="Courier New"/>
+          <w:sz w:val="24"/>
+          <w:szCs w:val="24"/>
+        </w:rPr>
+        <w:t>) {</w:t>
+      </w:r>
+    </w:p>
+    <w:p>
+      <w:pPr>
+        <w:pStyle w:val="PlainText"/>
+        <w:rPr>
+          <w:rFonts w:asciiTheme="minorHAnsi" w:hAnsiTheme="minorHAnsi" w:cs="Courier New"/>
+          <w:sz w:val="24"/>
+          <w:szCs w:val="24"/>
+        </w:rPr>
+      </w:pPr>
+      <w:r>
+        <w:rPr>
+          <w:rFonts w:asciiTheme="minorHAnsi" w:hAnsiTheme="minorHAnsi" w:cs="Courier New"/>
+          <w:sz w:val="24"/>
+          <w:szCs w:val="24"/>
+        </w:rPr>
+        <w:t xml:space="preserve">    </w:t>
+      </w:r>
+      <w:proofErr w:type="spellStart"/>
+      <w:proofErr w:type="gramStart"/>
+      <w:r>
+        <w:rPr>
+          <w:rFonts w:asciiTheme="minorHAnsi" w:hAnsiTheme="minorHAnsi" w:cs="Courier New"/>
+          <w:sz w:val="24"/>
+          <w:szCs w:val="24"/>
+        </w:rPr>
+        <w:t>SpringApplication.run</w:t>
+      </w:r>
+      <w:proofErr w:type="spellEnd"/>
+      <w:r>
+        <w:rPr>
+          <w:rFonts w:asciiTheme="minorHAnsi" w:hAnsiTheme="minorHAnsi" w:cs="Courier New"/>
+          <w:sz w:val="24"/>
+          <w:szCs w:val="24"/>
+        </w:rPr>
+        <w:t>(</w:t>
+      </w:r>
+      <w:proofErr w:type="spellStart"/>
+      <w:proofErr w:type="gramEnd"/>
+      <w:r>
+        <w:rPr>
+          <w:rFonts w:asciiTheme="minorHAnsi" w:hAnsiTheme="minorHAnsi" w:cs="Courier New"/>
+          <w:sz w:val="24"/>
+          <w:szCs w:val="24"/>
+        </w:rPr>
+        <w:t>MyApplication.class</w:t>
+      </w:r>
+      <w:proofErr w:type="spellEnd"/>
+      <w:r>
+        <w:rPr>
+          <w:rFonts w:asciiTheme="minorHAnsi" w:hAnsiTheme="minorHAnsi" w:cs="Courier New"/>
+          <w:sz w:val="24"/>
+          <w:szCs w:val="24"/>
+        </w:rPr>
+        <w:t xml:space="preserve">, </w:t>
+      </w:r>
+      <w:proofErr w:type="spellStart"/>
+      <w:r>
+        <w:rPr>
+          <w:rFonts w:asciiTheme="minorHAnsi" w:hAnsiTheme="minorHAnsi" w:cs="Courier New"/>
+          <w:sz w:val="24"/>
+          <w:szCs w:val="24"/>
+        </w:rPr>
+        <w:t>args</w:t>
+      </w:r>
+      <w:proofErr w:type="spellEnd"/>
+      <w:r>
+        <w:rPr>
+          <w:rFonts w:asciiTheme="minorHAnsi" w:hAnsiTheme="minorHAnsi" w:cs="Courier New"/>
+          <w:sz w:val="24"/>
+          <w:szCs w:val="24"/>
+        </w:rPr>
+        <w:t>);</w:t>
+      </w:r>
+    </w:p>
+    <w:p>
+      <w:pPr>
+        <w:pStyle w:val="PlainText"/>
+        <w:rPr>
+          <w:rFonts w:asciiTheme="minorHAnsi" w:hAnsiTheme="minorHAnsi" w:cs="Courier New"/>
+          <w:sz w:val="24"/>
+          <w:szCs w:val="24"/>
+        </w:rPr>
+      </w:pPr>
+      <w:r>
+        <w:rPr>
+          <w:rFonts w:asciiTheme="minorHAnsi" w:hAnsiTheme="minorHAnsi" w:cs="Courier New"/>
+          <w:sz w:val="24"/>
+          <w:szCs w:val="24"/>
+        </w:rPr>
+        <w:t xml:space="preserve">  }</w:t>
+      </w:r>
+    </w:p>
+    <w:p>
+      <w:pPr>
+        <w:pStyle w:val="PlainText"/>
+        <w:rPr>
+          <w:rFonts w:asciiTheme="minorHAnsi" w:hAnsiTheme="minorHAnsi" w:cs="Courier New"/>
+          <w:sz w:val="24"/>
+          <w:szCs w:val="24"/>
+        </w:rPr>
+      </w:pPr>
+      <w:r>
+        <w:rPr>
+          <w:rFonts w:asciiTheme="minorHAnsi" w:hAnsiTheme="minorHAnsi" w:cs="Courier New"/>
+          <w:sz w:val="24"/>
+          <w:szCs w:val="24"/>
+        </w:rPr>
+        <w:t>}</w:t>
+      </w:r>
+    </w:p>
+    <w:p>
+      <w:pPr>
+        <w:pStyle w:val="PlainText"/>
+        <w:rPr>
+          <w:rFonts w:asciiTheme="minorHAnsi" w:hAnsiTheme="minorHAnsi" w:cs="Courier New"/>
+          <w:b/>
+          <w:bCs/>
+          <w:sz w:val="24"/>
+          <w:szCs w:val="24"/>
+        </w:rPr>
+      </w:pPr>
+      <w:r>
+        <w:rPr>
+          <w:rFonts w:asciiTheme="minorHAnsi" w:hAnsiTheme="minorHAnsi" w:cs="Courier New"/>
+          <w:sz w:val="24"/>
+          <w:szCs w:val="24"/>
+        </w:rPr>
+        <w:t xml:space="preserve"> </w:t>
+      </w:r>
+      <w:r>
+        <w:rPr>
+          <w:rFonts w:asciiTheme="minorHAnsi" w:hAnsiTheme="minorHAnsi" w:cs="Courier New"/>
+          <w:b/>
+          <w:bCs/>
+          <w:sz w:val="24"/>
+          <w:szCs w:val="24"/>
+        </w:rPr>
+        <w:t>In this above code</w:t>
+      </w:r>
+      <w:proofErr w:type="gramStart"/>
+      <w:r>
+        <w:rPr>
+          <w:rFonts w:asciiTheme="minorHAnsi" w:hAnsiTheme="minorHAnsi" w:cs="Courier New"/>
+          <w:b/>
+          <w:bCs/>
+          <w:sz w:val="24"/>
+          <w:szCs w:val="24"/>
+        </w:rPr>
+        <w:t xml:space="preserve"> ..</w:t>
+      </w:r>
+      <w:proofErr w:type="gramEnd"/>
+    </w:p>
+    <w:p>
+      <w:pPr>
+        <w:pStyle w:val="PlainText"/>
+        <w:rPr>
+          <w:rFonts w:asciiTheme="minorHAnsi" w:hAnsiTheme="minorHAnsi" w:cs="Courier New"/>
+          <w:b/>
+          <w:bCs/>
+          <w:sz w:val="24"/>
+          <w:szCs w:val="24"/>
+        </w:rPr>
+      </w:pPr>
+      <w:r>
+        <w:rPr>
+          <w:rFonts w:asciiTheme="minorHAnsi" w:hAnsiTheme="minorHAnsi" w:cs="Courier New"/>
+          <w:b/>
+          <w:bCs/>
+          <w:sz w:val="24"/>
+          <w:szCs w:val="24"/>
+        </w:rPr>
+        <w:t>What is the internal working of above code</w:t>
+      </w:r>
+      <w:proofErr w:type="gramStart"/>
+      <w:r>
+        <w:rPr>
+          <w:rFonts w:asciiTheme="minorHAnsi" w:hAnsiTheme="minorHAnsi" w:cs="Courier New"/>
+          <w:b/>
+          <w:bCs/>
+          <w:sz w:val="24"/>
+          <w:szCs w:val="24"/>
+        </w:rPr>
+        <w:t xml:space="preserve"> ..</w:t>
+      </w:r>
+      <w:proofErr w:type="gramEnd"/>
+      <w:r>
+        <w:rPr>
+          <w:rFonts w:asciiTheme="minorHAnsi" w:hAnsiTheme="minorHAnsi" w:cs="Courier New"/>
+          <w:b/>
+          <w:bCs/>
+          <w:sz w:val="24"/>
+          <w:szCs w:val="24"/>
+        </w:rPr>
+        <w:t xml:space="preserve"> </w:t>
+      </w:r>
+    </w:p>
+    <w:p>
+      <w:pPr>
+        <w:pStyle w:val="PlainText"/>
+        <w:rPr>
+          <w:rFonts w:asciiTheme="minorHAnsi" w:hAnsiTheme="minorHAnsi" w:cs="Courier New"/>
+          <w:b/>
+          <w:bCs/>
+          <w:sz w:val="24"/>
+          <w:szCs w:val="24"/>
+        </w:rPr>
+      </w:pPr>
+      <w:r>
+        <w:rPr>
+          <w:rFonts w:asciiTheme="minorHAnsi" w:hAnsiTheme="minorHAnsi" w:cs="Courier New"/>
+          <w:b/>
+          <w:bCs/>
+          <w:sz w:val="24"/>
+          <w:szCs w:val="24"/>
+        </w:rPr>
+        <w:t xml:space="preserve">Give </w:t>
+      </w:r>
+      <w:proofErr w:type="spellStart"/>
+      <w:r>
+        <w:rPr>
+          <w:rFonts w:asciiTheme="minorHAnsi" w:hAnsiTheme="minorHAnsi" w:cs="Courier New"/>
+          <w:b/>
+          <w:bCs/>
+          <w:sz w:val="24"/>
+          <w:szCs w:val="24"/>
+        </w:rPr>
+        <w:t>thhe</w:t>
+      </w:r>
+      <w:proofErr w:type="spellEnd"/>
+      <w:r>
+        <w:rPr>
+          <w:rFonts w:asciiTheme="minorHAnsi" w:hAnsiTheme="minorHAnsi" w:cs="Courier New"/>
+          <w:b/>
+          <w:bCs/>
+          <w:sz w:val="24"/>
+          <w:szCs w:val="24"/>
+        </w:rPr>
+        <w:t xml:space="preserve"> step by step explanation </w:t>
+      </w:r>
+    </w:p>
+    <w:p>
+      <w:pPr>
+        <w:pStyle w:val="PlainText"/>
+        <w:rPr>
+          <w:rFonts w:asciiTheme="minorHAnsi" w:hAnsiTheme="minorHAnsi" w:cs="Courier New"/>
+          <w:sz w:val="24"/>
+          <w:szCs w:val="24"/>
+        </w:rPr>
+      </w:pPr>
+    </w:p>
+    <w:p>
+      <w:pPr>
+        <w:pStyle w:val="PlainText"/>
+        <w:rPr>
+          <w:rFonts w:asciiTheme="minorHAnsi" w:hAnsiTheme="minorHAnsi" w:cs="Courier New"/>
+          <w:sz w:val="24"/>
+          <w:szCs w:val="24"/>
+        </w:rPr>
+      </w:pPr>
+      <w:r>
+        <w:rPr>
+          <w:rFonts w:asciiTheme="minorHAnsi" w:hAnsiTheme="minorHAnsi" w:cs="Courier New"/>
+          <w:sz w:val="24"/>
+          <w:szCs w:val="24"/>
+        </w:rPr>
+        <w:t>Step-by-Step Explanation</w:t>
+      </w:r>
+    </w:p>
+    <w:p>
+      <w:pPr>
+        <w:pStyle w:val="PlainText"/>
+        <w:rPr>
+          <w:rFonts w:asciiTheme="minorHAnsi" w:hAnsiTheme="minorHAnsi" w:cs="Courier New"/>
+          <w:sz w:val="24"/>
+          <w:szCs w:val="24"/>
+        </w:rPr>
+      </w:pPr>
+      <w:r>
+        <w:rPr>
+          <w:rFonts w:asciiTheme="minorHAnsi" w:hAnsiTheme="minorHAnsi" w:cs="Courier New"/>
+          <w:sz w:val="24"/>
+          <w:szCs w:val="24"/>
+        </w:rPr>
+        <w:t>Step 1</w:t>
+      </w:r>
+    </w:p>
+    <w:p>
+      <w:pPr>
+        <w:pStyle w:val="PlainText"/>
+        <w:rPr>
+          <w:rFonts w:asciiTheme="minorHAnsi" w:hAnsiTheme="minorHAnsi" w:cs="Courier New"/>
+          <w:sz w:val="24"/>
+          <w:szCs w:val="24"/>
+        </w:rPr>
+      </w:pPr>
+    </w:p>
+    <w:p>
+      <w:pPr>
+        <w:pStyle w:val="PlainText"/>
+        <w:rPr>
+          <w:rFonts w:asciiTheme="minorHAnsi" w:hAnsiTheme="minorHAnsi" w:cs="Courier New"/>
+          <w:sz w:val="24"/>
+          <w:szCs w:val="24"/>
+        </w:rPr>
+      </w:pPr>
+      <w:r>
+        <w:rPr>
+          <w:rFonts w:asciiTheme="minorHAnsi" w:hAnsiTheme="minorHAnsi" w:cs="Courier New"/>
+          <w:sz w:val="24"/>
+          <w:szCs w:val="24"/>
+        </w:rPr>
+        <w:t xml:space="preserve">The JVM starts the application by calling the </w:t>
+      </w:r>
+      <w:proofErr w:type="gramStart"/>
+      <w:r>
+        <w:rPr>
+          <w:rFonts w:asciiTheme="minorHAnsi" w:hAnsiTheme="minorHAnsi" w:cs="Courier New"/>
+          <w:sz w:val="24"/>
+          <w:szCs w:val="24"/>
+        </w:rPr>
+        <w:t>main(</w:t>
+      </w:r>
+      <w:proofErr w:type="gramEnd"/>
+      <w:r>
+        <w:rPr>
+          <w:rFonts w:asciiTheme="minorHAnsi" w:hAnsiTheme="minorHAnsi" w:cs="Courier New"/>
+          <w:sz w:val="24"/>
+          <w:szCs w:val="24"/>
+        </w:rPr>
+        <w:t>) method.</w:t>
+      </w:r>
+    </w:p>
+    <w:p>
+      <w:pPr>
+        <w:pStyle w:val="PlainText"/>
+        <w:rPr>
+          <w:rFonts w:asciiTheme="minorHAnsi" w:hAnsiTheme="minorHAnsi" w:cs="Courier New"/>
+          <w:sz w:val="24"/>
+          <w:szCs w:val="24"/>
+        </w:rPr>
+      </w:pPr>
+    </w:p>
+    <w:p>
+      <w:pPr>
+        <w:pStyle w:val="PlainText"/>
+        <w:rPr>
+          <w:rFonts w:asciiTheme="minorHAnsi" w:hAnsiTheme="minorHAnsi" w:cs="Courier New"/>
+          <w:sz w:val="24"/>
+          <w:szCs w:val="24"/>
+        </w:rPr>
+      </w:pPr>
+      <w:r>
+        <w:rPr>
+          <w:rFonts w:asciiTheme="minorHAnsi" w:hAnsiTheme="minorHAnsi" w:cs="Courier New"/>
+          <w:sz w:val="24"/>
+          <w:szCs w:val="24"/>
+        </w:rPr>
+        <w:t>↓</w:t>
+      </w:r>
+    </w:p>
+    <w:p>
+      <w:pPr>
+        <w:pStyle w:val="PlainText"/>
+        <w:rPr>
+          <w:rFonts w:asciiTheme="minorHAnsi" w:hAnsiTheme="minorHAnsi" w:cs="Courier New"/>
+          <w:sz w:val="24"/>
+          <w:szCs w:val="24"/>
+        </w:rPr>
+      </w:pPr>
+    </w:p>
+    <w:p>
+      <w:pPr>
+        <w:pStyle w:val="PlainText"/>
+        <w:rPr>
+          <w:rFonts w:asciiTheme="minorHAnsi" w:hAnsiTheme="minorHAnsi" w:cs="Courier New"/>
+          <w:sz w:val="24"/>
+          <w:szCs w:val="24"/>
+        </w:rPr>
+      </w:pPr>
+      <w:r>
+        <w:rPr>
+          <w:rFonts w:asciiTheme="minorHAnsi" w:hAnsiTheme="minorHAnsi" w:cs="Courier New"/>
+          <w:sz w:val="24"/>
+          <w:szCs w:val="24"/>
+        </w:rPr>
+        <w:t>Step 2</w:t>
+      </w:r>
+    </w:p>
+    <w:p>
+      <w:pPr>
+        <w:pStyle w:val="PlainText"/>
+        <w:rPr>
+          <w:rFonts w:asciiTheme="minorHAnsi" w:hAnsiTheme="minorHAnsi" w:cs="Courier New"/>
+          <w:sz w:val="24"/>
+          <w:szCs w:val="24"/>
+        </w:rPr>
+      </w:pPr>
+    </w:p>
+    <w:p>
+      <w:pPr>
+        <w:pStyle w:val="PlainText"/>
+        <w:rPr>
+          <w:rFonts w:asciiTheme="minorHAnsi" w:hAnsiTheme="minorHAnsi" w:cs="Courier New"/>
+          <w:sz w:val="24"/>
+          <w:szCs w:val="24"/>
+        </w:rPr>
+      </w:pPr>
+      <w:proofErr w:type="spellStart"/>
+      <w:proofErr w:type="gramStart"/>
+      <w:r>
+        <w:rPr>
+          <w:rFonts w:asciiTheme="minorHAnsi" w:hAnsiTheme="minorHAnsi" w:cs="Courier New"/>
+          <w:sz w:val="24"/>
+          <w:szCs w:val="24"/>
+        </w:rPr>
+        <w:t>SpringApplication.run</w:t>
+      </w:r>
+      <w:proofErr w:type="spellEnd"/>
+      <w:r>
+        <w:rPr>
+          <w:rFonts w:asciiTheme="minorHAnsi" w:hAnsiTheme="minorHAnsi" w:cs="Courier New"/>
+          <w:sz w:val="24"/>
+          <w:szCs w:val="24"/>
+        </w:rPr>
+        <w:t>(</w:t>
+      </w:r>
+      <w:proofErr w:type="spellStart"/>
+      <w:proofErr w:type="gramEnd"/>
+      <w:r>
+        <w:rPr>
+          <w:rFonts w:asciiTheme="minorHAnsi" w:hAnsiTheme="minorHAnsi" w:cs="Courier New"/>
+          <w:sz w:val="24"/>
+          <w:szCs w:val="24"/>
+        </w:rPr>
+        <w:t>MyApplication.class</w:t>
+      </w:r>
+      <w:proofErr w:type="spellEnd"/>
+      <w:r>
+        <w:rPr>
+          <w:rFonts w:asciiTheme="minorHAnsi" w:hAnsiTheme="minorHAnsi" w:cs="Courier New"/>
+          <w:sz w:val="24"/>
+          <w:szCs w:val="24"/>
+        </w:rPr>
+        <w:t xml:space="preserve">, </w:t>
+      </w:r>
+      <w:proofErr w:type="spellStart"/>
+      <w:r>
+        <w:rPr>
+          <w:rFonts w:asciiTheme="minorHAnsi" w:hAnsiTheme="minorHAnsi" w:cs="Courier New"/>
+          <w:sz w:val="24"/>
+          <w:szCs w:val="24"/>
+        </w:rPr>
+        <w:t>args</w:t>
+      </w:r>
+      <w:proofErr w:type="spellEnd"/>
+      <w:r>
+        <w:rPr>
+          <w:rFonts w:asciiTheme="minorHAnsi" w:hAnsiTheme="minorHAnsi" w:cs="Courier New"/>
+          <w:sz w:val="24"/>
+          <w:szCs w:val="24"/>
+        </w:rPr>
+        <w:t>) is executed.</w:t>
+      </w:r>
+    </w:p>
+    <w:p>
+      <w:pPr>
+        <w:pStyle w:val="PlainText"/>
+        <w:rPr>
+          <w:rFonts w:asciiTheme="minorHAnsi" w:hAnsiTheme="minorHAnsi" w:cs="Courier New"/>
+          <w:sz w:val="24"/>
+          <w:szCs w:val="24"/>
+        </w:rPr>
+      </w:pPr>
+    </w:p>
+    <w:p>
+      <w:pPr>
+        <w:pStyle w:val="PlainText"/>
+        <w:rPr>
+          <w:rFonts w:asciiTheme="minorHAnsi" w:hAnsiTheme="minorHAnsi" w:cs="Courier New"/>
+          <w:sz w:val="24"/>
+          <w:szCs w:val="24"/>
+        </w:rPr>
+      </w:pPr>
+      <w:r>
+        <w:rPr>
+          <w:rFonts w:asciiTheme="minorHAnsi" w:hAnsiTheme="minorHAnsi" w:cs="Courier New"/>
+          <w:sz w:val="24"/>
+          <w:szCs w:val="24"/>
+        </w:rPr>
+        <w:t>↓</w:t>
+      </w:r>
+    </w:p>
+    <w:p>
+      <w:pPr>
+        <w:pStyle w:val="PlainText"/>
+        <w:rPr>
+          <w:rFonts w:asciiTheme="minorHAnsi" w:hAnsiTheme="minorHAnsi" w:cs="Courier New"/>
+          <w:sz w:val="24"/>
+          <w:szCs w:val="24"/>
+        </w:rPr>
+      </w:pPr>
+    </w:p>
+    <w:p>
+      <w:pPr>
+        <w:pStyle w:val="PlainText"/>
+        <w:rPr>
+          <w:rFonts w:asciiTheme="minorHAnsi" w:hAnsiTheme="minorHAnsi" w:cs="Courier New"/>
+          <w:sz w:val="24"/>
+          <w:szCs w:val="24"/>
+        </w:rPr>
+      </w:pPr>
+      <w:r>
+        <w:rPr>
+          <w:rFonts w:asciiTheme="minorHAnsi" w:hAnsiTheme="minorHAnsi" w:cs="Courier New"/>
+          <w:sz w:val="24"/>
+          <w:szCs w:val="24"/>
+        </w:rPr>
+        <w:t>Step 3</w:t>
+      </w:r>
+    </w:p>
+    <w:p>
+      <w:pPr>
+        <w:pStyle w:val="PlainText"/>
+        <w:rPr>
+          <w:rFonts w:asciiTheme="minorHAnsi" w:hAnsiTheme="minorHAnsi" w:cs="Courier New"/>
+          <w:sz w:val="24"/>
+          <w:szCs w:val="24"/>
+        </w:rPr>
+      </w:pPr>
+    </w:p>
+    <w:p>
+      <w:pPr>
+        <w:pStyle w:val="PlainText"/>
+        <w:rPr>
+          <w:rFonts w:asciiTheme="minorHAnsi" w:hAnsiTheme="minorHAnsi" w:cs="Courier New"/>
+          <w:sz w:val="24"/>
+          <w:szCs w:val="24"/>
+        </w:rPr>
+      </w:pPr>
+      <w:r>
+        <w:rPr>
+          <w:rFonts w:asciiTheme="minorHAnsi" w:hAnsiTheme="minorHAnsi" w:cs="Courier New"/>
+          <w:sz w:val="24"/>
+          <w:szCs w:val="24"/>
+        </w:rPr>
+        <w:t xml:space="preserve">Spring Boot creates the </w:t>
+      </w:r>
+      <w:proofErr w:type="spellStart"/>
+      <w:r>
+        <w:rPr>
+          <w:rFonts w:asciiTheme="minorHAnsi" w:hAnsiTheme="minorHAnsi" w:cs="Courier New"/>
+          <w:sz w:val="24"/>
+          <w:szCs w:val="24"/>
+        </w:rPr>
+        <w:t>ApplicationContext</w:t>
+      </w:r>
+      <w:proofErr w:type="spellEnd"/>
+      <w:r>
+        <w:rPr>
+          <w:rFonts w:asciiTheme="minorHAnsi" w:hAnsiTheme="minorHAnsi" w:cs="Courier New"/>
+          <w:sz w:val="24"/>
+          <w:szCs w:val="24"/>
+        </w:rPr>
+        <w:t xml:space="preserve"> (Spring IoC Container).</w:t>
+      </w:r>
+    </w:p>
+    <w:p>
+      <w:pPr>
+        <w:pStyle w:val="PlainText"/>
+        <w:rPr>
+          <w:rFonts w:asciiTheme="minorHAnsi" w:hAnsiTheme="minorHAnsi" w:cs="Courier New"/>
+          <w:sz w:val="24"/>
+          <w:szCs w:val="24"/>
+        </w:rPr>
+      </w:pPr>
+    </w:p>
+    <w:p>
+      <w:pPr>
+        <w:pStyle w:val="PlainText"/>
+        <w:rPr>
+          <w:rFonts w:asciiTheme="minorHAnsi" w:hAnsiTheme="minorHAnsi" w:cs="Courier New"/>
+          <w:sz w:val="24"/>
+          <w:szCs w:val="24"/>
+        </w:rPr>
+      </w:pPr>
+      <w:r>
+        <w:rPr>
+          <w:rFonts w:asciiTheme="minorHAnsi" w:hAnsiTheme="minorHAnsi" w:cs="Courier New"/>
+          <w:sz w:val="24"/>
+          <w:szCs w:val="24"/>
+        </w:rPr>
+        <w:t>↓</w:t>
+      </w:r>
+    </w:p>
+    <w:p>
+      <w:pPr>
+        <w:pStyle w:val="PlainText"/>
+        <w:rPr>
+          <w:rFonts w:asciiTheme="minorHAnsi" w:hAnsiTheme="minorHAnsi" w:cs="Courier New"/>
+          <w:sz w:val="24"/>
+          <w:szCs w:val="24"/>
+        </w:rPr>
+      </w:pPr>
+    </w:p>
+    <w:p>
+      <w:pPr>
+        <w:pStyle w:val="PlainText"/>
+        <w:rPr>
+          <w:rFonts w:asciiTheme="minorHAnsi" w:hAnsiTheme="minorHAnsi" w:cs="Courier New"/>
+          <w:sz w:val="24"/>
+          <w:szCs w:val="24"/>
+        </w:rPr>
+      </w:pPr>
+      <w:r>
+        <w:rPr>
+          <w:rFonts w:asciiTheme="minorHAnsi" w:hAnsiTheme="minorHAnsi" w:cs="Courier New"/>
+          <w:sz w:val="24"/>
+          <w:szCs w:val="24"/>
+        </w:rPr>
+        <w:t>Step 4</w:t>
+      </w:r>
+    </w:p>
+    <w:p>
+      <w:pPr>
+        <w:pStyle w:val="PlainText"/>
+        <w:rPr>
+          <w:rFonts w:asciiTheme="minorHAnsi" w:hAnsiTheme="minorHAnsi" w:cs="Courier New"/>
+          <w:sz w:val="24"/>
+          <w:szCs w:val="24"/>
+        </w:rPr>
+      </w:pPr>
+    </w:p>
+    <w:p>
+      <w:pPr>
+        <w:pStyle w:val="PlainText"/>
+        <w:rPr>
+          <w:rFonts w:asciiTheme="minorHAnsi" w:hAnsiTheme="minorHAnsi" w:cs="Courier New"/>
+          <w:sz w:val="24"/>
+          <w:szCs w:val="24"/>
+        </w:rPr>
+      </w:pPr>
+      <w:r>
+        <w:rPr>
+          <w:rFonts w:asciiTheme="minorHAnsi" w:hAnsiTheme="minorHAnsi" w:cs="Courier New"/>
+          <w:sz w:val="24"/>
+          <w:szCs w:val="24"/>
+        </w:rPr>
+        <w:t>@SpringBootApplication tells Spring Boot to:</w:t>
+      </w:r>
+    </w:p>
+    <w:p>
+      <w:pPr>
+        <w:pStyle w:val="PlainText"/>
+        <w:rPr>
+          <w:rFonts w:asciiTheme="minorHAnsi" w:hAnsiTheme="minorHAnsi" w:cs="Courier New"/>
+          <w:sz w:val="24"/>
+          <w:szCs w:val="24"/>
+        </w:rPr>
+      </w:pPr>
+    </w:p>
+    <w:p>
+      <w:pPr>
+        <w:pStyle w:val="PlainText"/>
+        <w:rPr>
+          <w:rFonts w:asciiTheme="minorHAnsi" w:hAnsiTheme="minorHAnsi" w:cs="Courier New"/>
+          <w:sz w:val="24"/>
+          <w:szCs w:val="24"/>
+        </w:rPr>
+      </w:pPr>
+      <w:r>
+        <w:rPr>
+          <w:rFonts w:asciiTheme="minorHAnsi" w:hAnsiTheme="minorHAnsi" w:cs="Courier New"/>
+          <w:sz w:val="24"/>
+          <w:szCs w:val="24"/>
+        </w:rPr>
+        <w:t xml:space="preserve">Enable </w:t>
+      </w:r>
+      <w:proofErr w:type="gramStart"/>
+      <w:r>
+        <w:rPr>
+          <w:rFonts w:asciiTheme="minorHAnsi" w:hAnsiTheme="minorHAnsi" w:cs="Courier New"/>
+          <w:sz w:val="24"/>
+          <w:szCs w:val="24"/>
+        </w:rPr>
+        <w:t>auto-configuration</w:t>
+      </w:r>
+      <w:proofErr w:type="gramEnd"/>
+      <w:r>
+        <w:rPr>
+          <w:rFonts w:asciiTheme="minorHAnsi" w:hAnsiTheme="minorHAnsi" w:cs="Courier New"/>
+          <w:sz w:val="24"/>
+          <w:szCs w:val="24"/>
+        </w:rPr>
+        <w:t>.</w:t>
+      </w:r>
+    </w:p>
+    <w:p>
+      <w:pPr>
+        <w:pStyle w:val="PlainText"/>
+        <w:rPr>
+          <w:rFonts w:asciiTheme="minorHAnsi" w:hAnsiTheme="minorHAnsi" w:cs="Courier New"/>
+          <w:sz w:val="24"/>
+          <w:szCs w:val="24"/>
+        </w:rPr>
+      </w:pPr>
+      <w:r>
+        <w:rPr>
+          <w:rFonts w:asciiTheme="minorHAnsi" w:hAnsiTheme="minorHAnsi" w:cs="Courier New"/>
+          <w:sz w:val="24"/>
+          <w:szCs w:val="24"/>
+        </w:rPr>
+        <w:t>Scan for Spring components.</w:t>
+      </w:r>
+    </w:p>
+    <w:p>
+      <w:pPr>
+        <w:pStyle w:val="PlainText"/>
+        <w:rPr>
+          <w:rFonts w:asciiTheme="minorHAnsi" w:hAnsiTheme="minorHAnsi" w:cs="Courier New"/>
+          <w:sz w:val="24"/>
+          <w:szCs w:val="24"/>
+        </w:rPr>
+      </w:pPr>
+      <w:r>
+        <w:rPr>
+          <w:rFonts w:asciiTheme="minorHAnsi" w:hAnsiTheme="minorHAnsi" w:cs="Courier New"/>
+          <w:sz w:val="24"/>
+          <w:szCs w:val="24"/>
+        </w:rPr>
+        <w:t>Register configuration classes.</w:t>
+      </w:r>
+    </w:p>
+    <w:p>
+      <w:pPr>
+        <w:pStyle w:val="PlainText"/>
+        <w:rPr>
+          <w:rFonts w:asciiTheme="minorHAnsi" w:hAnsiTheme="minorHAnsi" w:cs="Courier New"/>
+          <w:sz w:val="24"/>
+          <w:szCs w:val="24"/>
+        </w:rPr>
+      </w:pPr>
+    </w:p>
+    <w:p>
+      <w:pPr>
+        <w:pStyle w:val="PlainText"/>
+        <w:rPr>
+          <w:rFonts w:asciiTheme="minorHAnsi" w:hAnsiTheme="minorHAnsi" w:cs="Courier New"/>
+          <w:sz w:val="24"/>
+          <w:szCs w:val="24"/>
+        </w:rPr>
+      </w:pPr>
+      <w:r>
+        <w:rPr>
+          <w:rFonts w:asciiTheme="minorHAnsi" w:hAnsiTheme="minorHAnsi" w:cs="Courier New"/>
+          <w:sz w:val="24"/>
+          <w:szCs w:val="24"/>
+        </w:rPr>
+        <w:t>↓</w:t>
+      </w:r>
+    </w:p>
+    <w:p>
+      <w:pPr>
+        <w:pStyle w:val="PlainText"/>
+        <w:rPr>
+          <w:rFonts w:asciiTheme="minorHAnsi" w:hAnsiTheme="minorHAnsi" w:cs="Courier New"/>
+          <w:sz w:val="24"/>
+          <w:szCs w:val="24"/>
+        </w:rPr>
+      </w:pPr>
+    </w:p>
+    <w:p>
+      <w:pPr>
+        <w:pStyle w:val="PlainText"/>
+        <w:rPr>
+          <w:rFonts w:asciiTheme="minorHAnsi" w:hAnsiTheme="minorHAnsi" w:cs="Courier New"/>
+          <w:sz w:val="24"/>
+          <w:szCs w:val="24"/>
+        </w:rPr>
+      </w:pPr>
+      <w:r>
+        <w:rPr>
+          <w:rFonts w:asciiTheme="minorHAnsi" w:hAnsiTheme="minorHAnsi" w:cs="Courier New"/>
+          <w:sz w:val="24"/>
+          <w:szCs w:val="24"/>
+        </w:rPr>
+        <w:t>Step 5</w:t>
+      </w:r>
+    </w:p>
+    <w:p>
+      <w:pPr>
+        <w:pStyle w:val="PlainText"/>
+        <w:rPr>
+          <w:rFonts w:asciiTheme="minorHAnsi" w:hAnsiTheme="minorHAnsi" w:cs="Courier New"/>
+          <w:sz w:val="24"/>
+          <w:szCs w:val="24"/>
+        </w:rPr>
+      </w:pPr>
+    </w:p>
+    <w:p>
+      <w:pPr>
+        <w:pStyle w:val="PlainText"/>
+        <w:rPr>
+          <w:rFonts w:asciiTheme="minorHAnsi" w:hAnsiTheme="minorHAnsi" w:cs="Courier New"/>
+          <w:sz w:val="24"/>
+          <w:szCs w:val="24"/>
+        </w:rPr>
+      </w:pPr>
+      <w:r>
+        <w:rPr>
+          <w:rFonts w:asciiTheme="minorHAnsi" w:hAnsiTheme="minorHAnsi" w:cs="Courier New"/>
+          <w:sz w:val="24"/>
+          <w:szCs w:val="24"/>
+        </w:rPr>
+        <w:t>Spring scans the package and finds classes annotated with:</w:t>
+      </w:r>
+    </w:p>
+    <w:p>
+      <w:pPr>
+        <w:pStyle w:val="PlainText"/>
+        <w:rPr>
+          <w:rFonts w:asciiTheme="minorHAnsi" w:hAnsiTheme="minorHAnsi" w:cs="Courier New"/>
+          <w:sz w:val="24"/>
+          <w:szCs w:val="24"/>
+        </w:rPr>
+      </w:pPr>
+    </w:p>
+    <w:p>
+      <w:pPr>
+        <w:pStyle w:val="PlainText"/>
+        <w:rPr>
+          <w:rFonts w:asciiTheme="minorHAnsi" w:hAnsiTheme="minorHAnsi" w:cs="Courier New"/>
+          <w:sz w:val="24"/>
+          <w:szCs w:val="24"/>
+        </w:rPr>
+      </w:pPr>
+      <w:r>
+        <w:rPr>
+          <w:rFonts w:asciiTheme="minorHAnsi" w:hAnsiTheme="minorHAnsi" w:cs="Courier New"/>
+          <w:sz w:val="24"/>
+          <w:szCs w:val="24"/>
+        </w:rPr>
+        <w:lastRenderedPageBreak/>
+        <w:t>@Component</w:t>
+      </w:r>
+    </w:p>
+    <w:p>
+      <w:pPr>
+        <w:pStyle w:val="PlainText"/>
+        <w:rPr>
+          <w:rFonts w:asciiTheme="minorHAnsi" w:hAnsiTheme="minorHAnsi" w:cs="Courier New"/>
+          <w:sz w:val="24"/>
+          <w:szCs w:val="24"/>
+        </w:rPr>
+      </w:pPr>
+      <w:r>
+        <w:rPr>
+          <w:rFonts w:asciiTheme="minorHAnsi" w:hAnsiTheme="minorHAnsi" w:cs="Courier New"/>
+          <w:sz w:val="24"/>
+          <w:szCs w:val="24"/>
+        </w:rPr>
+        <w:t>@Controller</w:t>
+      </w:r>
+    </w:p>
+    <w:p>
+      <w:pPr>
+        <w:pStyle w:val="PlainText"/>
+        <w:rPr>
+          <w:rFonts w:asciiTheme="minorHAnsi" w:hAnsiTheme="minorHAnsi" w:cs="Courier New"/>
+          <w:sz w:val="24"/>
+          <w:szCs w:val="24"/>
+        </w:rPr>
+      </w:pPr>
+      <w:r>
+        <w:rPr>
+          <w:rFonts w:asciiTheme="minorHAnsi" w:hAnsiTheme="minorHAnsi" w:cs="Courier New"/>
+          <w:sz w:val="24"/>
+          <w:szCs w:val="24"/>
+        </w:rPr>
+        <w:t>@RestController</w:t>
+      </w:r>
+    </w:p>
+    <w:p>
+      <w:pPr>
+        <w:pStyle w:val="PlainText"/>
+        <w:rPr>
+          <w:rFonts w:asciiTheme="minorHAnsi" w:hAnsiTheme="minorHAnsi" w:cs="Courier New"/>
+          <w:sz w:val="24"/>
+          <w:szCs w:val="24"/>
+        </w:rPr>
+      </w:pPr>
+      <w:r>
+        <w:rPr>
+          <w:rFonts w:asciiTheme="minorHAnsi" w:hAnsiTheme="minorHAnsi" w:cs="Courier New"/>
+          <w:sz w:val="24"/>
+          <w:szCs w:val="24"/>
+        </w:rPr>
+        <w:t>@Service</w:t>
+      </w:r>
+    </w:p>
+    <w:p>
+      <w:pPr>
+        <w:pStyle w:val="PlainText"/>
+        <w:rPr>
+          <w:rFonts w:asciiTheme="minorHAnsi" w:hAnsiTheme="minorHAnsi" w:cs="Courier New"/>
+          <w:sz w:val="24"/>
+          <w:szCs w:val="24"/>
+        </w:rPr>
+      </w:pPr>
+      <w:r>
+        <w:rPr>
+          <w:rFonts w:asciiTheme="minorHAnsi" w:hAnsiTheme="minorHAnsi" w:cs="Courier New"/>
+          <w:sz w:val="24"/>
+          <w:szCs w:val="24"/>
+        </w:rPr>
+        <w:t>@Repository</w:t>
+      </w:r>
+    </w:p>
+    <w:p>
+      <w:pPr>
+        <w:pStyle w:val="PlainText"/>
+        <w:rPr>
+          <w:rFonts w:asciiTheme="minorHAnsi" w:hAnsiTheme="minorHAnsi" w:cs="Courier New"/>
+          <w:sz w:val="24"/>
+          <w:szCs w:val="24"/>
+        </w:rPr>
+      </w:pPr>
+    </w:p>
+    <w:p>
+      <w:pPr>
+        <w:pStyle w:val="PlainText"/>
+        <w:rPr>
+          <w:rFonts w:asciiTheme="minorHAnsi" w:hAnsiTheme="minorHAnsi" w:cs="Courier New"/>
+          <w:sz w:val="24"/>
+          <w:szCs w:val="24"/>
+        </w:rPr>
+      </w:pPr>
+      <w:r>
+        <w:rPr>
+          <w:rFonts w:asciiTheme="minorHAnsi" w:hAnsiTheme="minorHAnsi" w:cs="Courier New"/>
+          <w:sz w:val="24"/>
+          <w:szCs w:val="24"/>
+        </w:rPr>
+        <w:t>↓</w:t>
+      </w:r>
+    </w:p>
+    <w:p>
+      <w:pPr>
+        <w:pStyle w:val="PlainText"/>
+        <w:rPr>
+          <w:rFonts w:asciiTheme="minorHAnsi" w:hAnsiTheme="minorHAnsi" w:cs="Courier New"/>
+          <w:sz w:val="24"/>
+          <w:szCs w:val="24"/>
+        </w:rPr>
+      </w:pPr>
+    </w:p>
+    <w:p>
+      <w:pPr>
+        <w:pStyle w:val="PlainText"/>
+        <w:rPr>
+          <w:rFonts w:asciiTheme="minorHAnsi" w:hAnsiTheme="minorHAnsi" w:cs="Courier New"/>
+          <w:sz w:val="24"/>
+          <w:szCs w:val="24"/>
+        </w:rPr>
+      </w:pPr>
+      <w:r>
+        <w:rPr>
+          <w:rFonts w:asciiTheme="minorHAnsi" w:hAnsiTheme="minorHAnsi" w:cs="Courier New"/>
+          <w:sz w:val="24"/>
+          <w:szCs w:val="24"/>
+        </w:rPr>
+        <w:t>Step 6</w:t>
+      </w:r>
+    </w:p>
+    <w:p>
+      <w:pPr>
+        <w:pStyle w:val="PlainText"/>
+        <w:rPr>
+          <w:rFonts w:asciiTheme="minorHAnsi" w:hAnsiTheme="minorHAnsi" w:cs="Courier New"/>
+          <w:sz w:val="24"/>
+          <w:szCs w:val="24"/>
+        </w:rPr>
+      </w:pPr>
+    </w:p>
+    <w:p>
+      <w:pPr>
+        <w:pStyle w:val="PlainText"/>
+        <w:rPr>
+          <w:rFonts w:asciiTheme="minorHAnsi" w:hAnsiTheme="minorHAnsi" w:cs="Courier New"/>
+          <w:sz w:val="24"/>
+          <w:szCs w:val="24"/>
+        </w:rPr>
+      </w:pPr>
+      <w:r>
+        <w:rPr>
+          <w:rFonts w:asciiTheme="minorHAnsi" w:hAnsiTheme="minorHAnsi" w:cs="Courier New"/>
+          <w:sz w:val="24"/>
+          <w:szCs w:val="24"/>
+        </w:rPr>
+        <w:t>Spring creates and manages all these beans.</w:t>
+      </w:r>
+    </w:p>
+    <w:p>
+      <w:pPr>
+        <w:pStyle w:val="PlainText"/>
+        <w:rPr>
+          <w:rFonts w:asciiTheme="minorHAnsi" w:hAnsiTheme="minorHAnsi" w:cs="Courier New"/>
+          <w:sz w:val="24"/>
+          <w:szCs w:val="24"/>
+        </w:rPr>
+      </w:pPr>
+    </w:p>
+    <w:p>
+      <w:pPr>
+        <w:pStyle w:val="PlainText"/>
+        <w:rPr>
+          <w:rFonts w:asciiTheme="minorHAnsi" w:hAnsiTheme="minorHAnsi" w:cs="Courier New"/>
+          <w:sz w:val="24"/>
+          <w:szCs w:val="24"/>
+        </w:rPr>
+      </w:pPr>
+      <w:r>
+        <w:rPr>
+          <w:rFonts w:asciiTheme="minorHAnsi" w:hAnsiTheme="minorHAnsi" w:cs="Courier New"/>
+          <w:sz w:val="24"/>
+          <w:szCs w:val="24"/>
+        </w:rPr>
+        <w:t>↓</w:t>
+      </w:r>
+    </w:p>
+    <w:p>
+      <w:pPr>
+        <w:pStyle w:val="PlainText"/>
+        <w:rPr>
+          <w:rFonts w:asciiTheme="minorHAnsi" w:hAnsiTheme="minorHAnsi" w:cs="Courier New"/>
+          <w:sz w:val="24"/>
+          <w:szCs w:val="24"/>
+        </w:rPr>
+      </w:pPr>
+    </w:p>
+    <w:p>
+      <w:pPr>
+        <w:pStyle w:val="PlainText"/>
+        <w:rPr>
+          <w:rFonts w:asciiTheme="minorHAnsi" w:hAnsiTheme="minorHAnsi" w:cs="Courier New"/>
+          <w:sz w:val="24"/>
+          <w:szCs w:val="24"/>
+        </w:rPr>
+      </w:pPr>
+      <w:r>
+        <w:rPr>
+          <w:rFonts w:asciiTheme="minorHAnsi" w:hAnsiTheme="minorHAnsi" w:cs="Courier New"/>
+          <w:sz w:val="24"/>
+          <w:szCs w:val="24"/>
+        </w:rPr>
+        <w:t>Step 7</w:t>
+      </w:r>
+    </w:p>
+    <w:p>
+      <w:pPr>
+        <w:pStyle w:val="PlainText"/>
+        <w:rPr>
+          <w:rFonts w:asciiTheme="minorHAnsi" w:hAnsiTheme="minorHAnsi" w:cs="Courier New"/>
+          <w:sz w:val="24"/>
+          <w:szCs w:val="24"/>
+        </w:rPr>
+      </w:pPr>
+    </w:p>
+    <w:p>
+      <w:pPr>
+        <w:pStyle w:val="PlainText"/>
+        <w:rPr>
+          <w:rFonts w:asciiTheme="minorHAnsi" w:hAnsiTheme="minorHAnsi" w:cs="Courier New"/>
+          <w:sz w:val="24"/>
+          <w:szCs w:val="24"/>
+        </w:rPr>
+      </w:pPr>
+      <w:r>
+        <w:rPr>
+          <w:rFonts w:asciiTheme="minorHAnsi" w:hAnsiTheme="minorHAnsi" w:cs="Courier New"/>
+          <w:sz w:val="24"/>
+          <w:szCs w:val="24"/>
+        </w:rPr>
+        <w:t>Auto Configuration checks the project's dependencies and configures the application automatically.</w:t>
+      </w:r>
+    </w:p>
+    <w:p>
+      <w:pPr>
+        <w:pStyle w:val="PlainText"/>
+        <w:rPr>
+          <w:rFonts w:asciiTheme="minorHAnsi" w:hAnsiTheme="minorHAnsi" w:cs="Courier New"/>
+          <w:sz w:val="24"/>
+          <w:szCs w:val="24"/>
+        </w:rPr>
+      </w:pPr>
+    </w:p>
+    <w:p>
+      <w:pPr>
+        <w:pStyle w:val="PlainText"/>
+        <w:rPr>
+          <w:rFonts w:asciiTheme="minorHAnsi" w:hAnsiTheme="minorHAnsi" w:cs="Courier New"/>
+          <w:sz w:val="24"/>
+          <w:szCs w:val="24"/>
+        </w:rPr>
+      </w:pPr>
+      <w:r>
+        <w:rPr>
+          <w:rFonts w:asciiTheme="minorHAnsi" w:hAnsiTheme="minorHAnsi" w:cs="Courier New"/>
+          <w:sz w:val="24"/>
+          <w:szCs w:val="24"/>
+        </w:rPr>
+        <w:t>Example:</w:t>
+      </w:r>
+    </w:p>
+    <w:p>
+      <w:pPr>
+        <w:pStyle w:val="PlainText"/>
+        <w:rPr>
+          <w:rFonts w:asciiTheme="minorHAnsi" w:hAnsiTheme="minorHAnsi" w:cs="Courier New"/>
+          <w:sz w:val="24"/>
+          <w:szCs w:val="24"/>
+        </w:rPr>
+      </w:pPr>
+    </w:p>
+    <w:p>
+      <w:pPr>
+        <w:pStyle w:val="PlainText"/>
+        <w:rPr>
+          <w:rFonts w:asciiTheme="minorHAnsi" w:hAnsiTheme="minorHAnsi" w:cs="Courier New"/>
+          <w:sz w:val="24"/>
+          <w:szCs w:val="24"/>
+        </w:rPr>
+      </w:pPr>
+      <w:r>
+        <w:rPr>
+          <w:rFonts w:asciiTheme="minorHAnsi" w:hAnsiTheme="minorHAnsi" w:cs="Courier New"/>
+          <w:sz w:val="24"/>
+          <w:szCs w:val="24"/>
+        </w:rPr>
+        <w:t>If spring-boot-starter-web is present, Spring Boot configures Spring MVC and an embedded Tomcat server.</w:t>
+      </w:r>
+    </w:p>
+    <w:p>
+      <w:pPr>
+        <w:pStyle w:val="PlainText"/>
+        <w:rPr>
+          <w:rFonts w:asciiTheme="minorHAnsi" w:hAnsiTheme="minorHAnsi" w:cs="Courier New"/>
+          <w:sz w:val="24"/>
+          <w:szCs w:val="24"/>
+        </w:rPr>
+      </w:pPr>
+    </w:p>
+    <w:p>
+      <w:pPr>
+        <w:pStyle w:val="PlainText"/>
+        <w:rPr>
+          <w:rFonts w:asciiTheme="minorHAnsi" w:hAnsiTheme="minorHAnsi" w:cs="Courier New"/>
+          <w:sz w:val="24"/>
+          <w:szCs w:val="24"/>
+        </w:rPr>
+      </w:pPr>
+      <w:r>
+        <w:rPr>
+          <w:rFonts w:asciiTheme="minorHAnsi" w:hAnsiTheme="minorHAnsi" w:cs="Courier New"/>
+          <w:sz w:val="24"/>
+          <w:szCs w:val="24"/>
+        </w:rPr>
+        <w:t>↓</w:t>
+      </w:r>
+    </w:p>
+    <w:p>
+      <w:pPr>
+        <w:pStyle w:val="PlainText"/>
+        <w:rPr>
+          <w:rFonts w:asciiTheme="minorHAnsi" w:hAnsiTheme="minorHAnsi" w:cs="Courier New"/>
+          <w:sz w:val="24"/>
+          <w:szCs w:val="24"/>
+        </w:rPr>
+      </w:pPr>
+    </w:p>
+    <w:p>
+      <w:pPr>
+        <w:pStyle w:val="PlainText"/>
+        <w:rPr>
+          <w:rFonts w:asciiTheme="minorHAnsi" w:hAnsiTheme="minorHAnsi" w:cs="Courier New"/>
+          <w:sz w:val="24"/>
+          <w:szCs w:val="24"/>
+        </w:rPr>
+      </w:pPr>
+      <w:r>
+        <w:rPr>
+          <w:rFonts w:asciiTheme="minorHAnsi" w:hAnsiTheme="minorHAnsi" w:cs="Courier New"/>
+          <w:sz w:val="24"/>
+          <w:szCs w:val="24"/>
+        </w:rPr>
+        <w:t>Step 8</w:t>
+      </w:r>
+    </w:p>
+    <w:p>
+      <w:pPr>
+        <w:pStyle w:val="PlainText"/>
+        <w:rPr>
+          <w:rFonts w:asciiTheme="minorHAnsi" w:hAnsiTheme="minorHAnsi" w:cs="Courier New"/>
+          <w:sz w:val="24"/>
+          <w:szCs w:val="24"/>
+        </w:rPr>
+      </w:pPr>
+    </w:p>
+    <w:p>
+      <w:pPr>
+        <w:pStyle w:val="PlainText"/>
+        <w:rPr>
+          <w:rFonts w:asciiTheme="minorHAnsi" w:hAnsiTheme="minorHAnsi" w:cs="Courier New"/>
+          <w:sz w:val="24"/>
+          <w:szCs w:val="24"/>
+        </w:rPr>
+      </w:pPr>
+      <w:r>
+        <w:rPr>
+          <w:rFonts w:asciiTheme="minorHAnsi" w:hAnsiTheme="minorHAnsi" w:cs="Courier New"/>
+          <w:sz w:val="24"/>
+          <w:szCs w:val="24"/>
+        </w:rPr>
+        <w:t>Embedded Tomcat starts (default port 8080).</w:t>
+      </w:r>
+    </w:p>
+    <w:p>
+      <w:pPr>
+        <w:pStyle w:val="PlainText"/>
+        <w:rPr>
+          <w:rFonts w:asciiTheme="minorHAnsi" w:hAnsiTheme="minorHAnsi" w:cs="Courier New"/>
+          <w:sz w:val="24"/>
+          <w:szCs w:val="24"/>
+        </w:rPr>
+      </w:pPr>
+    </w:p>
+    <w:p>
+      <w:pPr>
+        <w:pStyle w:val="PlainText"/>
+        <w:rPr>
+          <w:rFonts w:asciiTheme="minorHAnsi" w:hAnsiTheme="minorHAnsi" w:cs="Courier New"/>
+          <w:sz w:val="24"/>
+          <w:szCs w:val="24"/>
+        </w:rPr>
+      </w:pPr>
+      <w:r>
+        <w:rPr>
+          <w:rFonts w:asciiTheme="minorHAnsi" w:hAnsiTheme="minorHAnsi" w:cs="Courier New"/>
+          <w:sz w:val="24"/>
+          <w:szCs w:val="24"/>
+        </w:rPr>
+        <w:t>Console output:</w:t>
+      </w:r>
+    </w:p>
+    <w:p>
+      <w:pPr>
+        <w:pStyle w:val="PlainText"/>
+        <w:rPr>
+          <w:rFonts w:asciiTheme="minorHAnsi" w:hAnsiTheme="minorHAnsi" w:cs="Courier New"/>
+          <w:sz w:val="24"/>
+          <w:szCs w:val="24"/>
+        </w:rPr>
+      </w:pPr>
+    </w:p>
+    <w:p>
+      <w:pPr>
+        <w:pStyle w:val="PlainText"/>
+        <w:rPr>
+          <w:rFonts w:asciiTheme="minorHAnsi" w:hAnsiTheme="minorHAnsi" w:cs="Courier New"/>
+          <w:sz w:val="24"/>
+          <w:szCs w:val="24"/>
+        </w:rPr>
+      </w:pPr>
+      <w:r>
+        <w:rPr>
+          <w:rFonts w:asciiTheme="minorHAnsi" w:hAnsiTheme="minorHAnsi" w:cs="Courier New"/>
+          <w:sz w:val="24"/>
+          <w:szCs w:val="24"/>
+        </w:rPr>
+        <w:t>Tomcat started on port(s): 8080 (http)</w:t>
+      </w:r>
+    </w:p>
+    <w:p>
+      <w:pPr>
+        <w:pStyle w:val="PlainText"/>
+        <w:rPr>
+          <w:rFonts w:asciiTheme="minorHAnsi" w:hAnsiTheme="minorHAnsi" w:cs="Courier New"/>
+          <w:sz w:val="24"/>
+          <w:szCs w:val="24"/>
+        </w:rPr>
+      </w:pPr>
+    </w:p>
+    <w:p>
+      <w:pPr>
+        <w:pStyle w:val="PlainText"/>
+        <w:rPr>
+          <w:rFonts w:asciiTheme="minorHAnsi" w:hAnsiTheme="minorHAnsi" w:cs="Courier New"/>
+          <w:sz w:val="24"/>
+          <w:szCs w:val="24"/>
+        </w:rPr>
+      </w:pPr>
+      <w:r>
+        <w:rPr>
+          <w:rFonts w:asciiTheme="minorHAnsi" w:hAnsiTheme="minorHAnsi" w:cs="Courier New"/>
+          <w:sz w:val="24"/>
+          <w:szCs w:val="24"/>
+        </w:rPr>
+        <w:t>↓</w:t>
+      </w:r>
+    </w:p>
+    <w:p>
+      <w:pPr>
+        <w:pStyle w:val="PlainText"/>
+        <w:rPr>
+          <w:rFonts w:asciiTheme="minorHAnsi" w:hAnsiTheme="minorHAnsi" w:cs="Courier New"/>
+          <w:sz w:val="24"/>
+          <w:szCs w:val="24"/>
+        </w:rPr>
+      </w:pPr>
+    </w:p>
+    <w:p>
+      <w:pPr>
+        <w:pStyle w:val="PlainText"/>
+        <w:rPr>
+          <w:rFonts w:asciiTheme="minorHAnsi" w:hAnsiTheme="minorHAnsi" w:cs="Courier New"/>
+          <w:sz w:val="24"/>
+          <w:szCs w:val="24"/>
+        </w:rPr>
+      </w:pPr>
+      <w:r>
+        <w:rPr>
+          <w:rFonts w:asciiTheme="minorHAnsi" w:hAnsiTheme="minorHAnsi" w:cs="Courier New"/>
+          <w:sz w:val="24"/>
+          <w:szCs w:val="24"/>
+        </w:rPr>
+        <w:t>Step 9</w:t>
+      </w:r>
+    </w:p>
+    <w:p>
+      <w:pPr>
+        <w:pStyle w:val="PlainText"/>
+        <w:rPr>
+          <w:rFonts w:asciiTheme="minorHAnsi" w:hAnsiTheme="minorHAnsi" w:cs="Courier New"/>
+          <w:sz w:val="24"/>
+          <w:szCs w:val="24"/>
+        </w:rPr>
+      </w:pPr>
+    </w:p>
+    <w:p>
+      <w:pPr>
+        <w:pStyle w:val="PlainText"/>
+        <w:rPr>
+          <w:rFonts w:asciiTheme="minorHAnsi" w:hAnsiTheme="minorHAnsi" w:cs="Courier New"/>
+          <w:sz w:val="24"/>
+          <w:szCs w:val="24"/>
+        </w:rPr>
+      </w:pPr>
+      <w:r>
+        <w:rPr>
+          <w:rFonts w:asciiTheme="minorHAnsi" w:hAnsiTheme="minorHAnsi" w:cs="Courier New"/>
+          <w:sz w:val="24"/>
+          <w:szCs w:val="24"/>
+        </w:rPr>
+        <w:t>The application is ready to receive HTTP requests.</w:t>
+      </w:r>
+    </w:p>
+    <w:p>
+      <w:pPr>
+        <w:pStyle w:val="PlainText"/>
+        <w:rPr>
+          <w:rFonts w:asciiTheme="minorHAnsi" w:hAnsiTheme="minorHAnsi" w:cs="Courier New"/>
+          <w:sz w:val="24"/>
+          <w:szCs w:val="24"/>
+        </w:rPr>
+      </w:pPr>
+    </w:p>
+    <w:p>
+      <w:pPr>
+        <w:pStyle w:val="PlainText"/>
+        <w:rPr>
+          <w:rFonts w:asciiTheme="minorHAnsi" w:hAnsiTheme="minorHAnsi" w:cs="Courier New"/>
+          <w:sz w:val="24"/>
+          <w:szCs w:val="24"/>
+        </w:rPr>
+      </w:pPr>
+      <w:r>
+        <w:rPr>
+          <w:rFonts w:asciiTheme="minorHAnsi" w:hAnsiTheme="minorHAnsi" w:cs="Courier New"/>
+          <w:sz w:val="24"/>
+          <w:szCs w:val="24"/>
+        </w:rPr>
+        <w:t>Internal Flow Diagram</w:t>
+      </w:r>
+    </w:p>
+    <w:p>
+      <w:pPr>
+        <w:pStyle w:val="PlainText"/>
+        <w:rPr>
+          <w:rFonts w:asciiTheme="minorHAnsi" w:hAnsiTheme="minorHAnsi" w:cs="Courier New"/>
+          <w:sz w:val="24"/>
+          <w:szCs w:val="24"/>
+        </w:rPr>
+      </w:pPr>
+      <w:r>
+        <w:rPr>
+          <w:rFonts w:asciiTheme="minorHAnsi" w:hAnsiTheme="minorHAnsi" w:cs="Courier New"/>
+          <w:sz w:val="24"/>
+          <w:szCs w:val="24"/>
+        </w:rPr>
+        <w:t>JVM</w:t>
+      </w:r>
+    </w:p>
+    <w:p>
+      <w:pPr>
+        <w:pStyle w:val="PlainText"/>
+        <w:rPr>
+          <w:rFonts w:asciiTheme="minorHAnsi" w:hAnsiTheme="minorHAnsi" w:cs="Courier New"/>
+          <w:sz w:val="24"/>
+          <w:szCs w:val="24"/>
+        </w:rPr>
+      </w:pPr>
+      <w:r>
+        <w:rPr>
+          <w:rFonts w:asciiTheme="minorHAnsi" w:hAnsiTheme="minorHAnsi" w:cs="Courier New"/>
+          <w:sz w:val="24"/>
+          <w:szCs w:val="24"/>
+        </w:rPr>
+        <w:t xml:space="preserve"> │</w:t>
+      </w:r>
+    </w:p>
+    <w:p>
+      <w:pPr>
+        <w:pStyle w:val="PlainText"/>
+        <w:rPr>
+          <w:rFonts w:asciiTheme="minorHAnsi" w:hAnsiTheme="minorHAnsi" w:cs="Courier New"/>
+          <w:sz w:val="24"/>
+          <w:szCs w:val="24"/>
+        </w:rPr>
+      </w:pPr>
+      <w:r>
+        <w:rPr>
+          <w:rFonts w:asciiTheme="minorHAnsi" w:hAnsiTheme="minorHAnsi" w:cs="Courier New"/>
+          <w:sz w:val="24"/>
+          <w:szCs w:val="24"/>
+        </w:rPr>
+        <w:t xml:space="preserve"> </w:t>
+      </w:r>
+      <w:r>
+        <w:rPr>
+          <w:rFonts w:ascii="Arial" w:hAnsi="Arial" w:cs="Arial"/>
+          <w:sz w:val="24"/>
+          <w:szCs w:val="24"/>
+        </w:rPr>
+        <w:t>▼</w:t>
+      </w:r>
+    </w:p>
+    <w:p>
+      <w:pPr>
+        <w:pStyle w:val="PlainText"/>
+        <w:rPr>
+          <w:rFonts w:asciiTheme="minorHAnsi" w:hAnsiTheme="minorHAnsi" w:cs="Courier New"/>
+          <w:sz w:val="24"/>
+          <w:szCs w:val="24"/>
+        </w:rPr>
+      </w:pPr>
+      <w:proofErr w:type="gramStart"/>
+      <w:r>
+        <w:rPr>
+          <w:rFonts w:asciiTheme="minorHAnsi" w:hAnsiTheme="minorHAnsi" w:cs="Courier New"/>
+          <w:sz w:val="24"/>
+          <w:szCs w:val="24"/>
+        </w:rPr>
+        <w:t>main(</w:t>
+      </w:r>
+      <w:proofErr w:type="gramEnd"/>
+      <w:r>
+        <w:rPr>
+          <w:rFonts w:asciiTheme="minorHAnsi" w:hAnsiTheme="minorHAnsi" w:cs="Courier New"/>
+          <w:sz w:val="24"/>
+          <w:szCs w:val="24"/>
+        </w:rPr>
+        <w:t>)</w:t>
+      </w:r>
+    </w:p>
+    <w:p>
+      <w:pPr>
+        <w:pStyle w:val="PlainText"/>
+        <w:rPr>
+          <w:rFonts w:asciiTheme="minorHAnsi" w:hAnsiTheme="minorHAnsi" w:cs="Courier New"/>
+          <w:sz w:val="24"/>
+          <w:szCs w:val="24"/>
+        </w:rPr>
+      </w:pPr>
+      <w:r>
+        <w:rPr>
+          <w:rFonts w:asciiTheme="minorHAnsi" w:hAnsiTheme="minorHAnsi" w:cs="Courier New"/>
+          <w:sz w:val="24"/>
+          <w:szCs w:val="24"/>
+        </w:rPr>
+        <w:t xml:space="preserve"> │</w:t>
+      </w:r>
+    </w:p>
+    <w:p>
+      <w:pPr>
+        <w:pStyle w:val="PlainText"/>
+        <w:rPr>
+          <w:rFonts w:asciiTheme="minorHAnsi" w:hAnsiTheme="minorHAnsi" w:cs="Courier New"/>
+          <w:sz w:val="24"/>
+          <w:szCs w:val="24"/>
+        </w:rPr>
+      </w:pPr>
+      <w:r>
+        <w:rPr>
+          <w:rFonts w:asciiTheme="minorHAnsi" w:hAnsiTheme="minorHAnsi" w:cs="Courier New"/>
+          <w:sz w:val="24"/>
+          <w:szCs w:val="24"/>
+        </w:rPr>
+        <w:t xml:space="preserve"> </w:t>
+      </w:r>
+      <w:r>
+        <w:rPr>
+          <w:rFonts w:ascii="Arial" w:hAnsi="Arial" w:cs="Arial"/>
+          <w:sz w:val="24"/>
+          <w:szCs w:val="24"/>
+        </w:rPr>
+        <w:t>▼</w:t>
+      </w:r>
+    </w:p>
+    <w:p>
+      <w:pPr>
+        <w:pStyle w:val="PlainText"/>
+        <w:rPr>
+          <w:rFonts w:asciiTheme="minorHAnsi" w:hAnsiTheme="minorHAnsi" w:cs="Courier New"/>
+          <w:sz w:val="24"/>
+          <w:szCs w:val="24"/>
+        </w:rPr>
+      </w:pPr>
+      <w:proofErr w:type="spellStart"/>
+      <w:proofErr w:type="gramStart"/>
+      <w:r>
+        <w:rPr>
+          <w:rFonts w:asciiTheme="minorHAnsi" w:hAnsiTheme="minorHAnsi" w:cs="Courier New"/>
+          <w:sz w:val="24"/>
+          <w:szCs w:val="24"/>
+        </w:rPr>
+        <w:lastRenderedPageBreak/>
+        <w:t>SpringApplication.run</w:t>
+      </w:r>
+      <w:proofErr w:type="spellEnd"/>
+      <w:r>
+        <w:rPr>
+          <w:rFonts w:asciiTheme="minorHAnsi" w:hAnsiTheme="minorHAnsi" w:cs="Courier New"/>
+          <w:sz w:val="24"/>
+          <w:szCs w:val="24"/>
+        </w:rPr>
+        <w:t>(</w:t>
+      </w:r>
+      <w:proofErr w:type="gramEnd"/>
+      <w:r>
+        <w:rPr>
+          <w:rFonts w:asciiTheme="minorHAnsi" w:hAnsiTheme="minorHAnsi" w:cs="Courier New"/>
+          <w:sz w:val="24"/>
+          <w:szCs w:val="24"/>
+        </w:rPr>
+        <w:t>)</w:t>
+      </w:r>
+    </w:p>
+    <w:p>
+      <w:pPr>
+        <w:pStyle w:val="PlainText"/>
+        <w:rPr>
+          <w:rFonts w:asciiTheme="minorHAnsi" w:hAnsiTheme="minorHAnsi" w:cs="Courier New"/>
+          <w:sz w:val="24"/>
+          <w:szCs w:val="24"/>
+        </w:rPr>
+      </w:pPr>
+      <w:r>
+        <w:rPr>
+          <w:rFonts w:asciiTheme="minorHAnsi" w:hAnsiTheme="minorHAnsi" w:cs="Courier New"/>
+          <w:sz w:val="24"/>
+          <w:szCs w:val="24"/>
+        </w:rPr>
+        <w:t xml:space="preserve"> │</w:t>
+      </w:r>
+    </w:p>
+    <w:p>
+      <w:pPr>
+        <w:pStyle w:val="PlainText"/>
+        <w:rPr>
+          <w:rFonts w:asciiTheme="minorHAnsi" w:hAnsiTheme="minorHAnsi" w:cs="Courier New"/>
+          <w:sz w:val="24"/>
+          <w:szCs w:val="24"/>
+        </w:rPr>
+      </w:pPr>
+      <w:r>
+        <w:rPr>
+          <w:rFonts w:asciiTheme="minorHAnsi" w:hAnsiTheme="minorHAnsi" w:cs="Courier New"/>
+          <w:sz w:val="24"/>
+          <w:szCs w:val="24"/>
+        </w:rPr>
+        <w:t xml:space="preserve"> </w:t>
+      </w:r>
+      <w:r>
+        <w:rPr>
+          <w:rFonts w:ascii="Arial" w:hAnsi="Arial" w:cs="Arial"/>
+          <w:sz w:val="24"/>
+          <w:szCs w:val="24"/>
+        </w:rPr>
+        <w:t>▼</w:t>
+      </w:r>
+    </w:p>
+    <w:p>
+      <w:pPr>
+        <w:pStyle w:val="PlainText"/>
+        <w:rPr>
+          <w:rFonts w:asciiTheme="minorHAnsi" w:hAnsiTheme="minorHAnsi" w:cs="Courier New"/>
+          <w:sz w:val="24"/>
+          <w:szCs w:val="24"/>
+        </w:rPr>
+      </w:pPr>
+      <w:r>
+        <w:rPr>
+          <w:rFonts w:asciiTheme="minorHAnsi" w:hAnsiTheme="minorHAnsi" w:cs="Courier New"/>
+          <w:sz w:val="24"/>
+          <w:szCs w:val="24"/>
+        </w:rPr>
+        <w:t xml:space="preserve">Create </w:t>
+      </w:r>
+      <w:proofErr w:type="spellStart"/>
+      <w:r>
+        <w:rPr>
+          <w:rFonts w:asciiTheme="minorHAnsi" w:hAnsiTheme="minorHAnsi" w:cs="Courier New"/>
+          <w:sz w:val="24"/>
+          <w:szCs w:val="24"/>
+        </w:rPr>
+        <w:t>ApplicationContext</w:t>
+      </w:r>
+      <w:proofErr w:type="spellEnd"/>
+    </w:p>
+    <w:p>
+      <w:pPr>
+        <w:pStyle w:val="PlainText"/>
+        <w:rPr>
+          <w:rFonts w:asciiTheme="minorHAnsi" w:hAnsiTheme="minorHAnsi" w:cs="Courier New"/>
+          <w:sz w:val="24"/>
+          <w:szCs w:val="24"/>
+        </w:rPr>
+      </w:pPr>
+      <w:r>
+        <w:rPr>
+          <w:rFonts w:asciiTheme="minorHAnsi" w:hAnsiTheme="minorHAnsi" w:cs="Courier New"/>
+          <w:sz w:val="24"/>
+          <w:szCs w:val="24"/>
+        </w:rPr>
+        <w:t xml:space="preserve"> │</w:t>
+      </w:r>
+    </w:p>
+    <w:p>
+      <w:pPr>
+        <w:pStyle w:val="PlainText"/>
+        <w:rPr>
+          <w:rFonts w:asciiTheme="minorHAnsi" w:hAnsiTheme="minorHAnsi" w:cs="Courier New"/>
+          <w:sz w:val="24"/>
+          <w:szCs w:val="24"/>
+        </w:rPr>
+      </w:pPr>
+      <w:r>
+        <w:rPr>
+          <w:rFonts w:asciiTheme="minorHAnsi" w:hAnsiTheme="minorHAnsi" w:cs="Courier New"/>
+          <w:sz w:val="24"/>
+          <w:szCs w:val="24"/>
+        </w:rPr>
+        <w:t xml:space="preserve"> </w:t>
+      </w:r>
+      <w:r>
+        <w:rPr>
+          <w:rFonts w:ascii="Arial" w:hAnsi="Arial" w:cs="Arial"/>
+          <w:sz w:val="24"/>
+          <w:szCs w:val="24"/>
+        </w:rPr>
+        <w:t>▼</w:t>
+      </w:r>
+    </w:p>
+    <w:p>
+      <w:pPr>
+        <w:pStyle w:val="PlainText"/>
+        <w:rPr>
+          <w:rFonts w:asciiTheme="minorHAnsi" w:hAnsiTheme="minorHAnsi" w:cs="Courier New"/>
+          <w:sz w:val="24"/>
+          <w:szCs w:val="24"/>
+        </w:rPr>
+      </w:pPr>
+      <w:r>
+        <w:rPr>
+          <w:rFonts w:asciiTheme="minorHAnsi" w:hAnsiTheme="minorHAnsi" w:cs="Courier New"/>
+          <w:sz w:val="24"/>
+          <w:szCs w:val="24"/>
+        </w:rPr>
+        <w:t>Component Scan</w:t>
+      </w:r>
+    </w:p>
+    <w:p>
+      <w:pPr>
+        <w:pStyle w:val="PlainText"/>
+        <w:rPr>
+          <w:rFonts w:asciiTheme="minorHAnsi" w:hAnsiTheme="minorHAnsi" w:cs="Courier New"/>
+          <w:sz w:val="24"/>
+          <w:szCs w:val="24"/>
+        </w:rPr>
+      </w:pPr>
+      <w:r>
+        <w:rPr>
+          <w:rFonts w:asciiTheme="minorHAnsi" w:hAnsiTheme="minorHAnsi" w:cs="Courier New"/>
+          <w:sz w:val="24"/>
+          <w:szCs w:val="24"/>
+        </w:rPr>
+        <w:t xml:space="preserve"> │</w:t>
+      </w:r>
+    </w:p>
+    <w:p>
+      <w:pPr>
+        <w:pStyle w:val="PlainText"/>
+        <w:rPr>
+          <w:rFonts w:asciiTheme="minorHAnsi" w:hAnsiTheme="minorHAnsi" w:cs="Courier New"/>
+          <w:sz w:val="24"/>
+          <w:szCs w:val="24"/>
+        </w:rPr>
+      </w:pPr>
+      <w:r>
+        <w:rPr>
+          <w:rFonts w:asciiTheme="minorHAnsi" w:hAnsiTheme="minorHAnsi" w:cs="Courier New"/>
+          <w:sz w:val="24"/>
+          <w:szCs w:val="24"/>
+        </w:rPr>
+        <w:t xml:space="preserve"> </w:t>
+      </w:r>
+      <w:r>
+        <w:rPr>
+          <w:rFonts w:ascii="Arial" w:hAnsi="Arial" w:cs="Arial"/>
+          <w:sz w:val="24"/>
+          <w:szCs w:val="24"/>
+        </w:rPr>
+        <w:t>▼</w:t>
+      </w:r>
+    </w:p>
+    <w:p>
+      <w:pPr>
+        <w:pStyle w:val="PlainText"/>
+        <w:rPr>
+          <w:rFonts w:asciiTheme="minorHAnsi" w:hAnsiTheme="minorHAnsi" w:cs="Courier New"/>
+          <w:sz w:val="24"/>
+          <w:szCs w:val="24"/>
+        </w:rPr>
+      </w:pPr>
+      <w:r>
+        <w:rPr>
+          <w:rFonts w:asciiTheme="minorHAnsi" w:hAnsiTheme="minorHAnsi" w:cs="Courier New"/>
+          <w:sz w:val="24"/>
+          <w:szCs w:val="24"/>
+        </w:rPr>
+        <w:t>Create Beans</w:t>
+      </w:r>
+    </w:p>
+    <w:p>
+      <w:pPr>
+        <w:pStyle w:val="PlainText"/>
+        <w:rPr>
+          <w:rFonts w:asciiTheme="minorHAnsi" w:hAnsiTheme="minorHAnsi" w:cs="Courier New"/>
+          <w:sz w:val="24"/>
+          <w:szCs w:val="24"/>
+        </w:rPr>
+      </w:pPr>
+      <w:r>
+        <w:rPr>
+          <w:rFonts w:asciiTheme="minorHAnsi" w:hAnsiTheme="minorHAnsi" w:cs="Courier New"/>
+          <w:sz w:val="24"/>
+          <w:szCs w:val="24"/>
+        </w:rPr>
+        <w:t xml:space="preserve"> │</w:t>
+      </w:r>
+    </w:p>
+    <w:p>
+      <w:pPr>
+        <w:pStyle w:val="PlainText"/>
+        <w:rPr>
+          <w:rFonts w:asciiTheme="minorHAnsi" w:hAnsiTheme="minorHAnsi" w:cs="Courier New"/>
+          <w:sz w:val="24"/>
+          <w:szCs w:val="24"/>
+        </w:rPr>
+      </w:pPr>
+      <w:r>
+        <w:rPr>
+          <w:rFonts w:asciiTheme="minorHAnsi" w:hAnsiTheme="minorHAnsi" w:cs="Courier New"/>
+          <w:sz w:val="24"/>
+          <w:szCs w:val="24"/>
+        </w:rPr>
+        <w:t xml:space="preserve"> </w:t>
+      </w:r>
+      <w:r>
+        <w:rPr>
+          <w:rFonts w:ascii="Arial" w:hAnsi="Arial" w:cs="Arial"/>
+          <w:sz w:val="24"/>
+          <w:szCs w:val="24"/>
+        </w:rPr>
+        <w:t>▼</w:t>
+      </w:r>
+    </w:p>
+    <w:p>
+      <w:pPr>
+        <w:pStyle w:val="PlainText"/>
+        <w:rPr>
+          <w:rFonts w:asciiTheme="minorHAnsi" w:hAnsiTheme="minorHAnsi" w:cs="Courier New"/>
+          <w:sz w:val="24"/>
+          <w:szCs w:val="24"/>
+        </w:rPr>
+      </w:pPr>
+      <w:r>
+        <w:rPr>
+          <w:rFonts w:asciiTheme="minorHAnsi" w:hAnsiTheme="minorHAnsi" w:cs="Courier New"/>
+          <w:sz w:val="24"/>
+          <w:szCs w:val="24"/>
+        </w:rPr>
+        <w:t>Auto Configuration</w:t>
+      </w:r>
+    </w:p>
+    <w:p>
+      <w:pPr>
+        <w:pStyle w:val="PlainText"/>
+        <w:rPr>
+          <w:rFonts w:asciiTheme="minorHAnsi" w:hAnsiTheme="minorHAnsi" w:cs="Courier New"/>
+          <w:sz w:val="24"/>
+          <w:szCs w:val="24"/>
+        </w:rPr>
+      </w:pPr>
+      <w:r>
+        <w:rPr>
+          <w:rFonts w:asciiTheme="minorHAnsi" w:hAnsiTheme="minorHAnsi" w:cs="Courier New"/>
+          <w:sz w:val="24"/>
+          <w:szCs w:val="24"/>
+        </w:rPr>
+        <w:t xml:space="preserve"> │</w:t>
+      </w:r>
+    </w:p>
+    <w:p>
+      <w:pPr>
+        <w:pStyle w:val="PlainText"/>
+        <w:rPr>
+          <w:rFonts w:asciiTheme="minorHAnsi" w:hAnsiTheme="minorHAnsi" w:cs="Courier New"/>
+          <w:sz w:val="24"/>
+          <w:szCs w:val="24"/>
+        </w:rPr>
+      </w:pPr>
+      <w:r>
+        <w:rPr>
+          <w:rFonts w:asciiTheme="minorHAnsi" w:hAnsiTheme="minorHAnsi" w:cs="Courier New"/>
+          <w:sz w:val="24"/>
+          <w:szCs w:val="24"/>
+        </w:rPr>
+        <w:t xml:space="preserve"> </w:t>
+      </w:r>
+      <w:r>
+        <w:rPr>
+          <w:rFonts w:ascii="Arial" w:hAnsi="Arial" w:cs="Arial"/>
+          <w:sz w:val="24"/>
+          <w:szCs w:val="24"/>
+        </w:rPr>
+        <w:t>▼</w:t>
+      </w:r>
+    </w:p>
+    <w:p>
+      <w:pPr>
+        <w:pStyle w:val="PlainText"/>
+        <w:rPr>
+          <w:rFonts w:asciiTheme="minorHAnsi" w:hAnsiTheme="minorHAnsi" w:cs="Courier New"/>
+          <w:sz w:val="24"/>
+          <w:szCs w:val="24"/>
+        </w:rPr>
+      </w:pPr>
+      <w:r>
+        <w:rPr>
+          <w:rFonts w:asciiTheme="minorHAnsi" w:hAnsiTheme="minorHAnsi" w:cs="Courier New"/>
+          <w:sz w:val="24"/>
+          <w:szCs w:val="24"/>
+        </w:rPr>
+        <w:t>Start Embedded Tomcat</w:t>
+      </w:r>
+    </w:p>
+    <w:p>
+      <w:pPr>
+        <w:pStyle w:val="PlainText"/>
+        <w:rPr>
+          <w:rFonts w:asciiTheme="minorHAnsi" w:hAnsiTheme="minorHAnsi" w:cs="Courier New"/>
+          <w:sz w:val="24"/>
+          <w:szCs w:val="24"/>
+        </w:rPr>
+      </w:pPr>
+      <w:r>
+        <w:rPr>
+          <w:rFonts w:asciiTheme="minorHAnsi" w:hAnsiTheme="minorHAnsi" w:cs="Courier New"/>
+          <w:sz w:val="24"/>
+          <w:szCs w:val="24"/>
+        </w:rPr>
+        <w:t xml:space="preserve"> │</w:t>
+      </w:r>
+    </w:p>
+    <w:p>
+      <w:pPr>
+        <w:pStyle w:val="PlainText"/>
+        <w:rPr>
+          <w:rFonts w:asciiTheme="minorHAnsi" w:hAnsiTheme="minorHAnsi" w:cs="Courier New"/>
+          <w:sz w:val="24"/>
+          <w:szCs w:val="24"/>
+        </w:rPr>
+      </w:pPr>
+      <w:r>
+        <w:rPr>
+          <w:rFonts w:asciiTheme="minorHAnsi" w:hAnsiTheme="minorHAnsi" w:cs="Courier New"/>
+          <w:sz w:val="24"/>
+          <w:szCs w:val="24"/>
+        </w:rPr>
+        <w:t xml:space="preserve"> </w:t>
+      </w:r>
+      <w:r>
+        <w:rPr>
+          <w:rFonts w:ascii="Arial" w:hAnsi="Arial" w:cs="Arial"/>
+          <w:sz w:val="24"/>
+          <w:szCs w:val="24"/>
+        </w:rPr>
+        <w:t>▼</w:t>
+      </w:r>
+    </w:p>
+    <w:p>
+      <w:pPr>
+        <w:pStyle w:val="PlainText"/>
+        <w:rPr>
+          <w:rFonts w:asciiTheme="minorHAnsi" w:hAnsiTheme="minorHAnsi" w:cs="Courier New"/>
+          <w:sz w:val="24"/>
+          <w:szCs w:val="24"/>
+        </w:rPr>
+      </w:pPr>
+      <w:r>
+        <w:rPr>
+          <w:rFonts w:asciiTheme="minorHAnsi" w:hAnsiTheme="minorHAnsi" w:cs="Courier New"/>
+          <w:sz w:val="24"/>
+          <w:szCs w:val="24"/>
+        </w:rPr>
+        <w:t>Application Ready</w:t>
+      </w:r>
+    </w:p>
+    <w:p>
+      <w:pPr>
+        <w:pStyle w:val="PlainText"/>
+        <w:rPr>
+          <w:rFonts w:asciiTheme="minorHAnsi" w:hAnsiTheme="minorHAnsi" w:cs="Courier New"/>
+          <w:sz w:val="24"/>
+          <w:szCs w:val="24"/>
+        </w:rPr>
+      </w:pPr>
+    </w:p>
+    <w:p>
+      <w:pPr>
+        <w:pStyle w:val="PlainText"/>
+        <w:rPr>
+          <w:rFonts w:asciiTheme="minorHAnsi" w:hAnsiTheme="minorHAnsi" w:cs="Courier New"/>
+          <w:sz w:val="24"/>
+          <w:szCs w:val="24"/>
+        </w:rPr>
+      </w:pPr>
+    </w:p>
+    <w:p>
+      <w:pPr>
+        <w:pStyle w:val="PlainText"/>
+        <w:rPr>
+          <w:rFonts w:asciiTheme="minorHAnsi" w:hAnsiTheme="minorHAnsi" w:cs="Courier New"/>
+          <w:b/>
+          <w:bCs/>
+          <w:sz w:val="24"/>
+          <w:szCs w:val="24"/>
+        </w:rPr>
+      </w:pPr>
+      <w:r>
+        <w:rPr>
+          <w:rFonts w:asciiTheme="minorHAnsi" w:hAnsiTheme="minorHAnsi" w:cs="Courier New"/>
+          <w:b/>
+          <w:bCs/>
+          <w:sz w:val="24"/>
+          <w:szCs w:val="24"/>
+        </w:rPr>
+        <w:t>Task 31:</w:t>
+      </w:r>
+    </w:p>
+    <w:p>
+      <w:pPr>
+        <w:pStyle w:val="PlainText"/>
+        <w:rPr>
+          <w:rFonts w:asciiTheme="minorHAnsi" w:hAnsiTheme="minorHAnsi" w:cs="Courier New"/>
+          <w:b/>
+          <w:bCs/>
+          <w:sz w:val="24"/>
+          <w:szCs w:val="24"/>
+        </w:rPr>
+      </w:pPr>
+      <w:r>
+        <w:rPr>
+          <w:rFonts w:asciiTheme="minorHAnsi" w:hAnsiTheme="minorHAnsi" w:cs="Courier New"/>
+          <w:b/>
+          <w:bCs/>
+          <w:sz w:val="24"/>
+          <w:szCs w:val="24"/>
+        </w:rPr>
+        <w:t>What is the syntax to change the port of the embedded Tomcat server in Spring Boot?</w:t>
+      </w:r>
+    </w:p>
+    <w:p>
+      <w:pPr>
+        <w:pStyle w:val="PlainText"/>
+        <w:rPr>
+          <w:rFonts w:asciiTheme="minorHAnsi" w:hAnsiTheme="minorHAnsi" w:cs="Courier New"/>
+          <w:sz w:val="24"/>
+          <w:szCs w:val="24"/>
+        </w:rPr>
+      </w:pPr>
+      <w:r>
+        <w:rPr>
+          <w:rFonts w:asciiTheme="minorHAnsi" w:hAnsiTheme="minorHAnsi" w:cs="Courier New"/>
+          <w:sz w:val="24"/>
+          <w:szCs w:val="24"/>
+        </w:rPr>
+        <w:t xml:space="preserve">Method 1: </w:t>
+      </w:r>
+      <w:proofErr w:type="spellStart"/>
+      <w:proofErr w:type="gramStart"/>
+      <w:r>
+        <w:rPr>
+          <w:rFonts w:asciiTheme="minorHAnsi" w:hAnsiTheme="minorHAnsi" w:cs="Courier New"/>
+          <w:sz w:val="24"/>
+          <w:szCs w:val="24"/>
+        </w:rPr>
+        <w:t>application.properties</w:t>
+      </w:r>
+      <w:proofErr w:type="spellEnd"/>
+      <w:proofErr w:type="gramEnd"/>
+    </w:p>
+    <w:p>
+      <w:pPr>
+        <w:pStyle w:val="PlainText"/>
+        <w:rPr>
+          <w:rFonts w:asciiTheme="minorHAnsi" w:hAnsiTheme="minorHAnsi" w:cs="Courier New"/>
+          <w:sz w:val="24"/>
+          <w:szCs w:val="24"/>
+        </w:rPr>
+      </w:pPr>
+      <w:proofErr w:type="spellStart"/>
+      <w:proofErr w:type="gramStart"/>
+      <w:r>
+        <w:rPr>
+          <w:rFonts w:asciiTheme="minorHAnsi" w:hAnsiTheme="minorHAnsi" w:cs="Courier New"/>
+          <w:sz w:val="24"/>
+          <w:szCs w:val="24"/>
+        </w:rPr>
+        <w:t>server.port</w:t>
+      </w:r>
+      <w:proofErr w:type="spellEnd"/>
+      <w:proofErr w:type="gramEnd"/>
+      <w:r>
+        <w:rPr>
+          <w:rFonts w:asciiTheme="minorHAnsi" w:hAnsiTheme="minorHAnsi" w:cs="Courier New"/>
+          <w:sz w:val="24"/>
+          <w:szCs w:val="24"/>
+        </w:rPr>
+        <w:t>=9090</w:t>
+      </w:r>
+    </w:p>
+    <w:p>
+      <w:pPr>
+        <w:pStyle w:val="PlainText"/>
+        <w:rPr>
+          <w:rFonts w:asciiTheme="minorHAnsi" w:hAnsiTheme="minorHAnsi" w:cs="Courier New"/>
+          <w:sz w:val="24"/>
+          <w:szCs w:val="24"/>
+        </w:rPr>
+      </w:pPr>
+      <w:r>
+        <w:rPr>
+          <w:rFonts w:asciiTheme="minorHAnsi" w:hAnsiTheme="minorHAnsi" w:cs="Courier New"/>
+          <w:sz w:val="24"/>
+          <w:szCs w:val="24"/>
+        </w:rPr>
+        <w:t xml:space="preserve">Method 2: </w:t>
+      </w:r>
+      <w:proofErr w:type="spellStart"/>
+      <w:r>
+        <w:rPr>
+          <w:rFonts w:asciiTheme="minorHAnsi" w:hAnsiTheme="minorHAnsi" w:cs="Courier New"/>
+          <w:sz w:val="24"/>
+          <w:szCs w:val="24"/>
+        </w:rPr>
+        <w:t>application.yml</w:t>
+      </w:r>
+      <w:proofErr w:type="spellEnd"/>
+    </w:p>
+    <w:p>
+      <w:pPr>
+        <w:pStyle w:val="PlainText"/>
+        <w:rPr>
+          <w:rFonts w:asciiTheme="minorHAnsi" w:hAnsiTheme="minorHAnsi" w:cs="Courier New"/>
+          <w:sz w:val="24"/>
+          <w:szCs w:val="24"/>
+        </w:rPr>
+      </w:pPr>
+      <w:r>
+        <w:rPr>
+          <w:rFonts w:asciiTheme="minorHAnsi" w:hAnsiTheme="minorHAnsi" w:cs="Courier New"/>
+          <w:sz w:val="24"/>
+          <w:szCs w:val="24"/>
+        </w:rPr>
+        <w:t>server:</w:t>
+      </w:r>
+    </w:p>
+    <w:p>
+      <w:pPr>
+        <w:pStyle w:val="PlainText"/>
+        <w:rPr>
+          <w:rFonts w:asciiTheme="minorHAnsi" w:hAnsiTheme="minorHAnsi" w:cs="Courier New"/>
+          <w:sz w:val="24"/>
+          <w:szCs w:val="24"/>
+        </w:rPr>
+      </w:pPr>
+      <w:r>
+        <w:rPr>
+          <w:rFonts w:asciiTheme="minorHAnsi" w:hAnsiTheme="minorHAnsi" w:cs="Courier New"/>
+          <w:sz w:val="24"/>
+          <w:szCs w:val="24"/>
+        </w:rPr>
+        <w:t xml:space="preserve">  port: 9090</w:t>
+      </w:r>
+    </w:p>
+    <w:p>
+      <w:pPr>
+        <w:pStyle w:val="PlainText"/>
+        <w:rPr>
+          <w:rFonts w:asciiTheme="minorHAnsi" w:hAnsiTheme="minorHAnsi" w:cs="Courier New"/>
+          <w:sz w:val="24"/>
+          <w:szCs w:val="24"/>
+        </w:rPr>
+      </w:pPr>
+      <w:r>
+        <w:rPr>
+          <w:rFonts w:asciiTheme="minorHAnsi" w:hAnsiTheme="minorHAnsi" w:cs="Courier New"/>
+          <w:sz w:val="24"/>
+          <w:szCs w:val="24"/>
+        </w:rPr>
+        <w:t>Method 3: Command Line</w:t>
+      </w:r>
+    </w:p>
+    <w:p>
+      <w:pPr>
+        <w:pStyle w:val="PlainText"/>
+        <w:rPr>
+          <w:rFonts w:asciiTheme="minorHAnsi" w:hAnsiTheme="minorHAnsi" w:cs="Courier New"/>
+          <w:sz w:val="24"/>
+          <w:szCs w:val="24"/>
+        </w:rPr>
+      </w:pPr>
+      <w:r>
+        <w:rPr>
+          <w:rFonts w:asciiTheme="minorHAnsi" w:hAnsiTheme="minorHAnsi" w:cs="Courier New"/>
+          <w:sz w:val="24"/>
+          <w:szCs w:val="24"/>
+        </w:rPr>
+        <w:t>java -jar myapp.jar --</w:t>
+      </w:r>
+      <w:proofErr w:type="spellStart"/>
+      <w:proofErr w:type="gramStart"/>
+      <w:r>
+        <w:rPr>
+          <w:rFonts w:asciiTheme="minorHAnsi" w:hAnsiTheme="minorHAnsi" w:cs="Courier New"/>
+          <w:sz w:val="24"/>
+          <w:szCs w:val="24"/>
+        </w:rPr>
+        <w:t>server.port</w:t>
+      </w:r>
+      <w:proofErr w:type="spellEnd"/>
+      <w:proofErr w:type="gramEnd"/>
+      <w:r>
+        <w:rPr>
+          <w:rFonts w:asciiTheme="minorHAnsi" w:hAnsiTheme="minorHAnsi" w:cs="Courier New"/>
+          <w:sz w:val="24"/>
+          <w:szCs w:val="24"/>
+        </w:rPr>
+        <w:t>=9090</w:t>
+      </w:r>
+    </w:p>
+    <w:p>
+      <w:pPr>
+        <w:pStyle w:val="PlainText"/>
+        <w:rPr>
+          <w:rFonts w:asciiTheme="minorHAnsi" w:hAnsiTheme="minorHAnsi" w:cs="Courier New"/>
+          <w:sz w:val="24"/>
+          <w:szCs w:val="24"/>
+        </w:rPr>
+      </w:pPr>
+    </w:p>
+    <w:p>
+      <w:pPr>
+        <w:pStyle w:val="PlainText"/>
+        <w:rPr>
+          <w:rFonts w:asciiTheme="minorHAnsi" w:hAnsiTheme="minorHAnsi" w:cs="Courier New"/>
+          <w:sz w:val="24"/>
+          <w:szCs w:val="24"/>
+        </w:rPr>
+      </w:pPr>
+      <w:r>
+        <w:rPr>
+          <w:rFonts w:asciiTheme="minorHAnsi" w:hAnsiTheme="minorHAnsi" w:cs="Courier New"/>
+          <w:sz w:val="24"/>
+          <w:szCs w:val="24"/>
+        </w:rPr>
+        <w:t>Or with Maven:</w:t>
+      </w:r>
+    </w:p>
+    <w:p>
+      <w:pPr>
+        <w:pStyle w:val="PlainText"/>
+        <w:rPr>
+          <w:rFonts w:asciiTheme="minorHAnsi" w:hAnsiTheme="minorHAnsi" w:cs="Courier New"/>
+          <w:sz w:val="24"/>
+          <w:szCs w:val="24"/>
+        </w:rPr>
+      </w:pPr>
+    </w:p>
+    <w:p>
+      <w:pPr>
+        <w:pStyle w:val="PlainText"/>
+        <w:rPr>
+          <w:rFonts w:asciiTheme="minorHAnsi" w:hAnsiTheme="minorHAnsi" w:cs="Courier New"/>
+          <w:sz w:val="24"/>
+          <w:szCs w:val="24"/>
+        </w:rPr>
+      </w:pPr>
+      <w:proofErr w:type="spellStart"/>
+      <w:r>
+        <w:rPr>
+          <w:rFonts w:asciiTheme="minorHAnsi" w:hAnsiTheme="minorHAnsi" w:cs="Courier New"/>
+          <w:sz w:val="24"/>
+          <w:szCs w:val="24"/>
+        </w:rPr>
+        <w:t>mvn</w:t>
+      </w:r>
+      <w:proofErr w:type="spellEnd"/>
+      <w:r>
+        <w:rPr>
+          <w:rFonts w:asciiTheme="minorHAnsi" w:hAnsiTheme="minorHAnsi" w:cs="Courier New"/>
+          <w:sz w:val="24"/>
+          <w:szCs w:val="24"/>
+        </w:rPr>
+        <w:t xml:space="preserve"> </w:t>
+      </w:r>
+      <w:proofErr w:type="spellStart"/>
+      <w:r>
+        <w:rPr>
+          <w:rFonts w:asciiTheme="minorHAnsi" w:hAnsiTheme="minorHAnsi" w:cs="Courier New"/>
+          <w:sz w:val="24"/>
+          <w:szCs w:val="24"/>
+        </w:rPr>
+        <w:t>spring-</w:t>
+      </w:r>
+      <w:proofErr w:type="gramStart"/>
+      <w:r>
+        <w:rPr>
+          <w:rFonts w:asciiTheme="minorHAnsi" w:hAnsiTheme="minorHAnsi" w:cs="Courier New"/>
+          <w:sz w:val="24"/>
+          <w:szCs w:val="24"/>
+        </w:rPr>
+        <w:t>boot:run</w:t>
+      </w:r>
+      <w:proofErr w:type="spellEnd"/>
+      <w:proofErr w:type="gramEnd"/>
+      <w:r>
+        <w:rPr>
+          <w:rFonts w:asciiTheme="minorHAnsi" w:hAnsiTheme="minorHAnsi" w:cs="Courier New"/>
+          <w:sz w:val="24"/>
+          <w:szCs w:val="24"/>
+        </w:rPr>
+        <w:t xml:space="preserve"> -</w:t>
+      </w:r>
+      <w:proofErr w:type="spellStart"/>
+      <w:r>
+        <w:rPr>
+          <w:rFonts w:asciiTheme="minorHAnsi" w:hAnsiTheme="minorHAnsi" w:cs="Courier New"/>
+          <w:sz w:val="24"/>
+          <w:szCs w:val="24"/>
+        </w:rPr>
+        <w:t>Dspring-boot.run.arguments</w:t>
+      </w:r>
+      <w:proofErr w:type="spellEnd"/>
+      <w:r>
+        <w:rPr>
+          <w:rFonts w:asciiTheme="minorHAnsi" w:hAnsiTheme="minorHAnsi" w:cs="Courier New"/>
+          <w:sz w:val="24"/>
+          <w:szCs w:val="24"/>
+        </w:rPr>
+        <w:t>="--</w:t>
+      </w:r>
+      <w:proofErr w:type="spellStart"/>
+      <w:proofErr w:type="gramStart"/>
+      <w:r>
+        <w:rPr>
+          <w:rFonts w:asciiTheme="minorHAnsi" w:hAnsiTheme="minorHAnsi" w:cs="Courier New"/>
+          <w:sz w:val="24"/>
+          <w:szCs w:val="24"/>
+        </w:rPr>
+        <w:t>server.port</w:t>
+      </w:r>
+      <w:proofErr w:type="spellEnd"/>
+      <w:proofErr w:type="gramEnd"/>
+      <w:r>
+        <w:rPr>
+          <w:rFonts w:asciiTheme="minorHAnsi" w:hAnsiTheme="minorHAnsi" w:cs="Courier New"/>
+          <w:sz w:val="24"/>
+          <w:szCs w:val="24"/>
+        </w:rPr>
+        <w:t>=9090"</w:t>
+      </w:r>
+    </w:p>
+    <w:p>
+      <w:pPr>
+        <w:pStyle w:val="PlainText"/>
+        <w:rPr>
+          <w:rFonts w:asciiTheme="minorHAnsi" w:hAnsiTheme="minorHAnsi" w:cs="Courier New"/>
+          <w:sz w:val="24"/>
+          <w:szCs w:val="24"/>
+        </w:rPr>
+      </w:pPr>
+      <w:r>
+        <w:rPr>
+          <w:rFonts w:asciiTheme="minorHAnsi" w:hAnsiTheme="minorHAnsi" w:cs="Courier New"/>
+          <w:sz w:val="24"/>
+          <w:szCs w:val="24"/>
+        </w:rPr>
+        <w:t>Method 4: IntelliJ IDEA</w:t>
+      </w:r>
+    </w:p>
+    <w:p>
+      <w:pPr>
+        <w:pStyle w:val="PlainText"/>
+        <w:rPr>
+          <w:rFonts w:asciiTheme="minorHAnsi" w:hAnsiTheme="minorHAnsi" w:cs="Courier New"/>
+          <w:sz w:val="24"/>
+          <w:szCs w:val="24"/>
+        </w:rPr>
+      </w:pPr>
+    </w:p>
+    <w:p>
+      <w:pPr>
+        <w:pStyle w:val="PlainText"/>
+        <w:rPr>
+          <w:rFonts w:asciiTheme="minorHAnsi" w:hAnsiTheme="minorHAnsi" w:cs="Courier New"/>
+          <w:sz w:val="24"/>
+          <w:szCs w:val="24"/>
+        </w:rPr>
+      </w:pPr>
+      <w:r>
+        <w:rPr>
+          <w:rFonts w:asciiTheme="minorHAnsi" w:hAnsiTheme="minorHAnsi" w:cs="Courier New"/>
+          <w:sz w:val="24"/>
+          <w:szCs w:val="24"/>
+        </w:rPr>
+        <w:t>Go to:</w:t>
+      </w:r>
+    </w:p>
+    <w:p>
+      <w:pPr>
+        <w:pStyle w:val="PlainText"/>
+        <w:rPr>
+          <w:rFonts w:asciiTheme="minorHAnsi" w:hAnsiTheme="minorHAnsi" w:cs="Courier New"/>
+          <w:sz w:val="24"/>
+          <w:szCs w:val="24"/>
+        </w:rPr>
+      </w:pPr>
+    </w:p>
+    <w:p>
+      <w:pPr>
+        <w:pStyle w:val="PlainText"/>
+        <w:rPr>
+          <w:rFonts w:asciiTheme="minorHAnsi" w:hAnsiTheme="minorHAnsi" w:cs="Courier New"/>
+          <w:sz w:val="24"/>
+          <w:szCs w:val="24"/>
+        </w:rPr>
+      </w:pPr>
+      <w:r>
+        <w:rPr>
+          <w:rFonts w:asciiTheme="minorHAnsi" w:hAnsiTheme="minorHAnsi" w:cs="Courier New"/>
+          <w:sz w:val="24"/>
+          <w:szCs w:val="24"/>
+        </w:rPr>
+        <w:t>Run → Edit Configurations → Program Arguments</w:t>
+      </w:r>
+    </w:p>
+    <w:p>
+      <w:pPr>
+        <w:pStyle w:val="PlainText"/>
+        <w:rPr>
+          <w:rFonts w:asciiTheme="minorHAnsi" w:hAnsiTheme="minorHAnsi" w:cs="Courier New"/>
+          <w:sz w:val="24"/>
+          <w:szCs w:val="24"/>
+        </w:rPr>
+      </w:pPr>
+    </w:p>
+    <w:p>
+      <w:pPr>
+        <w:pStyle w:val="PlainText"/>
+        <w:rPr>
+          <w:rFonts w:asciiTheme="minorHAnsi" w:hAnsiTheme="minorHAnsi" w:cs="Courier New"/>
+          <w:sz w:val="24"/>
+          <w:szCs w:val="24"/>
+        </w:rPr>
+      </w:pPr>
+      <w:r>
+        <w:rPr>
+          <w:rFonts w:asciiTheme="minorHAnsi" w:hAnsiTheme="minorHAnsi" w:cs="Courier New"/>
+          <w:sz w:val="24"/>
+          <w:szCs w:val="24"/>
+        </w:rPr>
+        <w:t>Enter:</w:t>
+      </w:r>
+    </w:p>
+    <w:p>
+      <w:pPr>
+        <w:pStyle w:val="PlainText"/>
+        <w:rPr>
+          <w:rFonts w:asciiTheme="minorHAnsi" w:hAnsiTheme="minorHAnsi" w:cs="Courier New"/>
+          <w:sz w:val="24"/>
+          <w:szCs w:val="24"/>
+        </w:rPr>
+      </w:pPr>
+    </w:p>
+    <w:p>
+      <w:pPr>
+        <w:pStyle w:val="PlainText"/>
+        <w:rPr>
+          <w:rFonts w:asciiTheme="minorHAnsi" w:hAnsiTheme="minorHAnsi" w:cs="Courier New"/>
+          <w:sz w:val="24"/>
+          <w:szCs w:val="24"/>
+        </w:rPr>
+      </w:pPr>
+      <w:r>
+        <w:rPr>
+          <w:rFonts w:asciiTheme="minorHAnsi" w:hAnsiTheme="minorHAnsi" w:cs="Courier New"/>
+          <w:sz w:val="24"/>
+          <w:szCs w:val="24"/>
+        </w:rPr>
+        <w:t>--</w:t>
+      </w:r>
+      <w:proofErr w:type="spellStart"/>
+      <w:proofErr w:type="gramStart"/>
+      <w:r>
+        <w:rPr>
+          <w:rFonts w:asciiTheme="minorHAnsi" w:hAnsiTheme="minorHAnsi" w:cs="Courier New"/>
+          <w:sz w:val="24"/>
+          <w:szCs w:val="24"/>
+        </w:rPr>
+        <w:t>server.port</w:t>
+      </w:r>
+      <w:proofErr w:type="spellEnd"/>
+      <w:proofErr w:type="gramEnd"/>
+      <w:r>
+        <w:rPr>
+          <w:rFonts w:asciiTheme="minorHAnsi" w:hAnsiTheme="minorHAnsi" w:cs="Courier New"/>
+          <w:sz w:val="24"/>
+          <w:szCs w:val="24"/>
+        </w:rPr>
+        <w:t>=9090</w:t>
+      </w:r>
+    </w:p>
+    <w:p>
+      <w:pPr>
+        <w:pStyle w:val="PlainText"/>
+        <w:rPr>
+          <w:rFonts w:ascii="Courier New" w:hAnsi="Courier New" w:cs="Courier New"/>
+        </w:rPr>
+      </w:pPr>
+    </w:p>
+    <w:p>
+      <w:pPr>
+        <w:pStyle w:val="PlainText"/>
+        <w:rPr>
+          <w:rFonts w:ascii="Courier New" w:hAnsi="Courier New" w:cs="Courier New"/>
+        </w:rPr>
+      </w:pPr>
+    </w:p>
+    <w:p>
+      <w:pPr>
+        <w:pStyle w:val="PlainText"/>
+        <w:rPr>
+          <w:rFonts w:ascii="Courier New" w:hAnsi="Courier New" w:cs="Courier New"/>
+        </w:rPr>
+      </w:pPr>
+    </w:p>
+    <w:p>
+      <w:pPr>
+        <w:rPr>
+          <w:b/>
+          <w:bCs/>
+        </w:rPr>
+      </w:pPr>
+    </w:p>
+    <w:p/>
+    <w:p/>
+    <w:p/>
     <w:p/>
     <w:p/>
     <w:sectPr>
@@ -6278,7 +12551,6 @@
     <w:next w:val="Normal"/>
     <w:link w:val="Heading4Char"/>
     <w:uiPriority w:val="9"/>
-    <w:semiHidden/>
     <w:unhideWhenUsed/>
     <w:qFormat/>
     <w:rsid w:val="00497299"/>
@@ -6476,7 +12748,6 @@
     <w:basedOn w:val="DefaultParagraphFont"/>
     <w:link w:val="Heading4"/>
     <w:uiPriority w:val="9"/>
-    <w:semiHidden/>
     <w:rsid w:val="00497299"/>
     <w:rPr>
       <w:rFonts w:eastAsiaTheme="majorEastAsia" w:cstheme="majorBidi"/>
@@ -6729,6 +13000,34 @@
     <w:rsid w:val="00434555"/>
     <w:rPr>
       <w:rFonts w:ascii="Times New Roman" w:hAnsi="Times New Roman" w:cs="Times New Roman"/>
+    </w:rPr>
+  </w:style>
+  <w:style w:type="paragraph" w:styleId="PlainText">
+    <w:name w:val="Plain Text"/>
+    <w:basedOn w:val="Normal"/>
+    <w:link w:val="PlainTextChar"/>
+    <w:uiPriority w:val="99"/>
+    <w:unhideWhenUsed/>
+    <w:rsid w:val="006D212E"/>
+    <w:pPr>
+      <w:spacing w:after="0" w:line="240" w:lineRule="auto"/>
+    </w:pPr>
+    <w:rPr>
+      <w:rFonts w:ascii="Consolas" w:hAnsi="Consolas"/>
+      <w:sz w:val="21"/>
+      <w:szCs w:val="21"/>
+    </w:rPr>
+  </w:style>
+  <w:style w:type="character" w:customStyle="1" w:styleId="PlainTextChar">
+    <w:name w:val="Plain Text Char"/>
+    <w:basedOn w:val="DefaultParagraphFont"/>
+    <w:link w:val="PlainText"/>
+    <w:uiPriority w:val="99"/>
+    <w:rsid w:val="006D212E"/>
+    <w:rPr>
+      <w:rFonts w:ascii="Consolas" w:hAnsi="Consolas"/>
+      <w:sz w:val="21"/>
+      <w:szCs w:val="21"/>
     </w:rPr>
   </w:style>
 </w:styles>
